--- a/技术文档.docx
+++ b/技术文档.docx
@@ -50,9 +50,6 @@
     <w:p>
       <w:pPr>
         <w:ind w:firstLineChars="200" w:firstLine="480"/>
-        <w:rPr>
-          <w:rFonts w:hint="eastAsia"/>
-        </w:rPr>
       </w:pPr>
       <w:r>
         <w:rPr>
@@ -64,8 +61,16 @@
         <w:rPr>
           <w:rFonts w:hint="eastAsia"/>
         </w:rPr>
-        <w:t>提出了一种基于预训练</w:t>
-      </w:r>
+        <w:t>提出了一种基于</w:t>
+      </w:r>
+      <w:proofErr w:type="gramStart"/>
+      <w:r>
+        <w:rPr>
+          <w:rFonts w:hint="eastAsia"/>
+        </w:rPr>
+        <w:t>预训练</w:t>
+      </w:r>
+      <w:proofErr w:type="gramEnd"/>
       <w:r>
         <w:rPr>
           <w:rFonts w:hint="eastAsia"/>
@@ -108,6 +113,7 @@
         </w:rPr>
         <w:t>，逐步解冻</w:t>
       </w:r>
+      <w:proofErr w:type="gramStart"/>
       <w:r>
         <w:rPr>
           <w:rFonts w:hint="eastAsia"/>
@@ -118,7 +124,14 @@
         <w:rPr>
           <w:rFonts w:hint="eastAsia"/>
         </w:rPr>
-        <w:t>并采用分层</w:t>
+        <w:t>并采用</w:t>
+      </w:r>
+      <w:proofErr w:type="gramEnd"/>
+      <w:r>
+        <w:rPr>
+          <w:rFonts w:hint="eastAsia"/>
+        </w:rPr>
+        <w:t>分层</w:t>
       </w:r>
       <w:r>
         <w:rPr>
@@ -148,7 +161,21 @@
         <w:rPr>
           <w:rFonts w:hint="eastAsia"/>
         </w:rPr>
-        <w:t>交叉熵损失，</w:t>
+        <w:t>交叉</w:t>
+      </w:r>
+      <w:proofErr w:type="gramStart"/>
+      <w:r>
+        <w:rPr>
+          <w:rFonts w:hint="eastAsia"/>
+        </w:rPr>
+        <w:t>熵</w:t>
+      </w:r>
+      <w:proofErr w:type="gramEnd"/>
+      <w:r>
+        <w:rPr>
+          <w:rFonts w:hint="eastAsia"/>
+        </w:rPr>
+        <w:t>损失，</w:t>
       </w:r>
       <w:r>
         <w:rPr>
@@ -221,13 +248,24 @@
         <w:t>自动化评估文本内容的</w:t>
       </w:r>
       <w:r>
-        <w:t>多维度</w:t>
-      </w:r>
-      <w:r>
-        <w:rPr>
-          <w:rFonts w:hint="eastAsia"/>
-        </w:rPr>
-        <w:t>特征在</w:t>
+        <w:t>多维</w:t>
+      </w:r>
+      <w:proofErr w:type="gramStart"/>
+      <w:r>
+        <w:t>度</w:t>
+      </w:r>
+      <w:r>
+        <w:rPr>
+          <w:rFonts w:hint="eastAsia"/>
+        </w:rPr>
+        <w:t>特征</w:t>
+      </w:r>
+      <w:proofErr w:type="gramEnd"/>
+      <w:r>
+        <w:rPr>
+          <w:rFonts w:hint="eastAsia"/>
+        </w:rPr>
+        <w:t>在</w:t>
       </w:r>
       <w:r>
         <w:t>政策分析和风险管理等领域</w:t>
@@ -311,9 +349,6 @@
     <w:p>
       <w:pPr>
         <w:ind w:firstLineChars="200" w:firstLine="480"/>
-        <w:rPr>
-          <w:rFonts w:hint="eastAsia"/>
-        </w:rPr>
       </w:pPr>
       <w:r>
         <w:rPr>
@@ -337,7 +372,21 @@
         <w:rPr>
           <w:rFonts w:hint="eastAsia"/>
         </w:rPr>
-        <w:t>多输出：多任务学习为每个任务分配头，而多输出模型共享主干、使用独立头预测各目标。</w:t>
+        <w:t>多输出：多任务学习为每个任务分配头，而多输出模型共享主干、使用</w:t>
+      </w:r>
+      <w:proofErr w:type="gramStart"/>
+      <w:r>
+        <w:rPr>
+          <w:rFonts w:hint="eastAsia"/>
+        </w:rPr>
+        <w:t>独立头预测</w:t>
+      </w:r>
+      <w:proofErr w:type="gramEnd"/>
+      <w:r>
+        <w:rPr>
+          <w:rFonts w:hint="eastAsia"/>
+        </w:rPr>
+        <w:t>各目标。</w:t>
       </w:r>
     </w:p>
     <w:p>
@@ -400,7 +449,21 @@
         <w:rPr>
           <w:rFonts w:hint="eastAsia"/>
         </w:rPr>
-        <w:t>微调预训练语言模型利用大规模语料库中学习到的上下文相关表示</w:t>
+        <w:t>微调</w:t>
+      </w:r>
+      <w:proofErr w:type="gramStart"/>
+      <w:r>
+        <w:rPr>
+          <w:rFonts w:hint="eastAsia"/>
+        </w:rPr>
+        <w:t>预训练</w:t>
+      </w:r>
+      <w:proofErr w:type="gramEnd"/>
+      <w:r>
+        <w:rPr>
+          <w:rFonts w:hint="eastAsia"/>
+        </w:rPr>
+        <w:t>语言模型利用大规模语料库中学习到的上下文相关表示</w:t>
       </w:r>
       <w:r>
         <w:rPr>
@@ -652,7 +715,21 @@
         <w:rPr>
           <w:rFonts w:hint="eastAsia"/>
         </w:rPr>
-        <w:t>共享参数，但需平衡各头之间的相互影响。</w:t>
+        <w:t>共享参数，但</w:t>
+      </w:r>
+      <w:proofErr w:type="gramStart"/>
+      <w:r>
+        <w:rPr>
+          <w:rFonts w:hint="eastAsia"/>
+        </w:rPr>
+        <w:t>需平衡各头</w:t>
+      </w:r>
+      <w:proofErr w:type="gramEnd"/>
+      <w:r>
+        <w:rPr>
+          <w:rFonts w:hint="eastAsia"/>
+        </w:rPr>
+        <w:t>之间的相互影响。</w:t>
       </w:r>
     </w:p>
     <w:p>
@@ -675,9 +752,6 @@
     <w:p>
       <w:pPr>
         <w:ind w:firstLineChars="200" w:firstLine="480"/>
-        <w:rPr>
-          <w:rFonts w:hint="eastAsia"/>
-        </w:rPr>
       </w:pPr>
       <w:r>
         <w:rPr>
@@ -710,7 +784,21 @@
         <w:rPr>
           <w:rFonts w:hint="eastAsia"/>
         </w:rPr>
-        <w:t>对二元交叉熵加权，减轻多数类偏差。</w:t>
+        <w:t>对二元交叉</w:t>
+      </w:r>
+      <w:proofErr w:type="gramStart"/>
+      <w:r>
+        <w:rPr>
+          <w:rFonts w:hint="eastAsia"/>
+        </w:rPr>
+        <w:t>熵</w:t>
+      </w:r>
+      <w:proofErr w:type="gramEnd"/>
+      <w:r>
+        <w:rPr>
+          <w:rFonts w:hint="eastAsia"/>
+        </w:rPr>
+        <w:t>加权，减轻多数类偏差。</w:t>
       </w:r>
     </w:p>
     <w:p>
@@ -820,9 +908,6 @@
     <w:p>
       <w:pPr>
         <w:ind w:firstLineChars="200" w:firstLine="480"/>
-        <w:rPr>
-          <w:rFonts w:hint="eastAsia"/>
-        </w:rPr>
       </w:pPr>
       <w:r>
         <w:rPr>
@@ -988,9 +1073,6 @@
     <w:p>
       <w:pPr>
         <w:ind w:firstLineChars="200" w:firstLine="480"/>
-        <w:rPr>
-          <w:rFonts w:hint="eastAsia"/>
-        </w:rPr>
       </w:pPr>
       <w:r>
         <w:rPr>
@@ -1619,39 +1701,10 @@
             <v:path o:extrusionok="f" gradientshapeok="t" o:connecttype="rect"/>
             <o:lock v:ext="edit" aspectratio="t"/>
           </v:shapetype>
-          <v:shape id="_x0000_i1227" type="#_x0000_t75" style="width:9pt;height:10pt" o:ole="">
-            <v:imagedata r:id="rId5" o:title=""/>
-          </v:shape>
-          <o:OLEObject Type="Embed" ProgID="Equation.DSMT4" ShapeID="_x0000_i1227" DrawAspect="Content" ObjectID="_1815748643" r:id="rId6"/>
-        </w:object>
-      </w:r>
-      <w:r>
-        <w:rPr>
-          <w:rFonts w:hint="eastAsia"/>
-        </w:rPr>
-        <w:t xml:space="preserve"> </w:t>
-      </w:r>
-      <w:r>
-        <w:rPr>
-          <w:rFonts w:hint="eastAsia"/>
-        </w:rPr>
-        <w:t>个句子，每句被分词为</w:t>
-      </w:r>
-      <w:r>
-        <w:rPr>
-          <w:rFonts w:hint="eastAsia"/>
-        </w:rPr>
-        <w:t xml:space="preserve"> </w:t>
-      </w:r>
-      <w:r>
-        <w:rPr>
-          <w:position w:val="-4"/>
-        </w:rPr>
-        <w:object w:dxaOrig="200" w:dyaOrig="240" w14:anchorId="1BEECEAF">
-          <v:shape id="_x0000_i1155" type="#_x0000_t75" style="width:10pt;height:12pt" o:ole="">
+          <v:shape id="_x0000_i1025" type="#_x0000_t75" style="width:9pt;height:10.2pt" o:ole="">
             <v:imagedata r:id="rId7" o:title=""/>
           </v:shape>
-          <o:OLEObject Type="Embed" ProgID="Equation.DSMT4" ShapeID="_x0000_i1155" DrawAspect="Content" ObjectID="_1815748644" r:id="rId8"/>
+          <o:OLEObject Type="Embed" ProgID="Equation.DSMT4" ShapeID="_x0000_i1025" DrawAspect="Content" ObjectID="_1815758343" r:id="rId8"/>
         </w:object>
       </w:r>
       <w:r>
@@ -1660,23 +1713,19 @@
         </w:rPr>
         <w:t xml:space="preserve"> </w:t>
       </w:r>
-      <w:r>
-        <w:rPr>
-          <w:rFonts w:hint="eastAsia"/>
-        </w:rPr>
-        <w:t>个词</w:t>
-      </w:r>
-      <w:r>
-        <w:rPr>
-          <w:rFonts w:hint="eastAsia"/>
-        </w:rPr>
-        <w:t>，</w:t>
-      </w:r>
-      <w:r>
-        <w:rPr>
-          <w:rFonts w:hint="eastAsia"/>
-        </w:rPr>
-        <w:t>句子</w:t>
+      <w:proofErr w:type="gramStart"/>
+      <w:r>
+        <w:rPr>
+          <w:rFonts w:hint="eastAsia"/>
+        </w:rPr>
+        <w:t>个</w:t>
+      </w:r>
+      <w:proofErr w:type="gramEnd"/>
+      <w:r>
+        <w:rPr>
+          <w:rFonts w:hint="eastAsia"/>
+        </w:rPr>
+        <w:t>句子，每句被分词为</w:t>
       </w:r>
       <w:r>
         <w:rPr>
@@ -1686,13 +1735,13 @@
       </w:r>
       <w:r>
         <w:rPr>
-          <w:position w:val="-6"/>
-        </w:rPr>
-        <w:object w:dxaOrig="139" w:dyaOrig="240" w14:anchorId="5F9F2B7A">
-          <v:shape id="_x0000_i1157" type="#_x0000_t75" style="width:7pt;height:12pt" o:ole="">
+          <w:position w:val="-4"/>
+        </w:rPr>
+        <w:object w:dxaOrig="200" w:dyaOrig="240" w14:anchorId="1BEECEAF">
+          <v:shape id="_x0000_i1026" type="#_x0000_t75" style="width:10.2pt;height:12pt" o:ole="">
             <v:imagedata r:id="rId9" o:title=""/>
           </v:shape>
-          <o:OLEObject Type="Embed" ProgID="Equation.DSMT4" ShapeID="_x0000_i1157" DrawAspect="Content" ObjectID="_1815748645" r:id="rId10"/>
+          <o:OLEObject Type="Embed" ProgID="Equation.DSMT4" ShapeID="_x0000_i1026" DrawAspect="Content" ObjectID="_1815758344" r:id="rId10"/>
         </w:object>
       </w:r>
       <w:r>
@@ -1701,11 +1750,31 @@
         </w:rPr>
         <w:t xml:space="preserve"> </w:t>
       </w:r>
-      <w:r>
-        <w:rPr>
-          <w:rFonts w:hint="eastAsia"/>
-        </w:rPr>
-        <w:t>中词</w:t>
+      <w:proofErr w:type="gramStart"/>
+      <w:r>
+        <w:rPr>
+          <w:rFonts w:hint="eastAsia"/>
+        </w:rPr>
+        <w:t>个</w:t>
+      </w:r>
+      <w:proofErr w:type="gramEnd"/>
+      <w:r>
+        <w:rPr>
+          <w:rFonts w:hint="eastAsia"/>
+        </w:rPr>
+        <w:t>词</w:t>
+      </w:r>
+      <w:r>
+        <w:rPr>
+          <w:rFonts w:hint="eastAsia"/>
+        </w:rPr>
+        <w:t>，</w:t>
+      </w:r>
+      <w:r>
+        <w:rPr>
+          <w:rFonts w:hint="eastAsia"/>
+        </w:rPr>
+        <w:t>句子</w:t>
       </w:r>
       <w:r>
         <w:rPr>
@@ -1717,11 +1786,11 @@
         <w:rPr>
           <w:position w:val="-6"/>
         </w:rPr>
-        <w:object w:dxaOrig="139" w:dyaOrig="220" w14:anchorId="5CFC316E">
-          <v:shape id="_x0000_i1158" type="#_x0000_t75" style="width:7pt;height:11pt" o:ole="">
+        <w:object w:dxaOrig="139" w:dyaOrig="240" w14:anchorId="5F9F2B7A">
+          <v:shape id="_x0000_i1027" type="#_x0000_t75" style="width:7.2pt;height:12pt" o:ole="">
             <v:imagedata r:id="rId11" o:title=""/>
           </v:shape>
-          <o:OLEObject Type="Embed" ProgID="Equation.DSMT4" ShapeID="_x0000_i1158" DrawAspect="Content" ObjectID="_1815748646" r:id="rId12"/>
+          <o:OLEObject Type="Embed" ProgID="Equation.DSMT4" ShapeID="_x0000_i1027" DrawAspect="Content" ObjectID="_1815758345" r:id="rId12"/>
         </w:object>
       </w:r>
       <w:r>
@@ -1734,7 +1803,7 @@
         <w:rPr>
           <w:rFonts w:hint="eastAsia"/>
         </w:rPr>
-        <w:t>对应</w:t>
+        <w:t>中词</w:t>
       </w:r>
       <w:r>
         <w:rPr>
@@ -1744,459 +1813,472 @@
       </w:r>
       <w:r>
         <w:rPr>
-          <w:rFonts w:hint="eastAsia"/>
-        </w:rPr>
-        <w:t xml:space="preserve">token </w:t>
-      </w:r>
-      <w:r>
-        <w:rPr>
-          <w:rFonts w:hint="eastAsia"/>
-        </w:rPr>
-        <w:t>嵌入</w:t>
-      </w:r>
-      <w:r>
-        <w:rPr>
-          <w:position w:val="-12"/>
-        </w:rPr>
-        <w:object w:dxaOrig="780" w:dyaOrig="360" w14:anchorId="2AAC37FB">
-          <v:shape id="_x0000_i1214" type="#_x0000_t75" style="width:39pt;height:18pt" o:ole="">
+          <w:position w:val="-6"/>
+        </w:rPr>
+        <w:object w:dxaOrig="139" w:dyaOrig="220" w14:anchorId="5CFC316E">
+          <v:shape id="_x0000_i1028" type="#_x0000_t75" style="width:7.2pt;height:10.8pt" o:ole="">
             <v:imagedata r:id="rId13" o:title=""/>
           </v:shape>
-          <o:OLEObject Type="Embed" ProgID="Equation.DSMT4" ShapeID="_x0000_i1214" DrawAspect="Content" ObjectID="_1815748647" r:id="rId14"/>
+          <o:OLEObject Type="Embed" ProgID="Equation.DSMT4" ShapeID="_x0000_i1028" DrawAspect="Content" ObjectID="_1815758346" r:id="rId14"/>
         </w:object>
       </w:r>
       <w:r>
         <w:rPr>
           <w:rFonts w:hint="eastAsia"/>
         </w:rPr>
-        <w:t>，位置掩码</w:t>
+        <w:t xml:space="preserve"> </w:t>
+      </w:r>
+      <w:r>
+        <w:rPr>
+          <w:rFonts w:hint="eastAsia"/>
+        </w:rPr>
+        <w:t>对应</w:t>
+      </w:r>
+      <w:r>
+        <w:rPr>
+          <w:rFonts w:hint="eastAsia"/>
+        </w:rPr>
+        <w:t xml:space="preserve"> </w:t>
+      </w:r>
+      <w:r>
+        <w:rPr>
+          <w:rFonts w:hint="eastAsia"/>
+        </w:rPr>
+        <w:t xml:space="preserve">token </w:t>
+      </w:r>
+      <w:r>
+        <w:rPr>
+          <w:rFonts w:hint="eastAsia"/>
+        </w:rPr>
+        <w:t>嵌入</w:t>
       </w:r>
       <w:r>
         <w:rPr>
           <w:position w:val="-12"/>
         </w:rPr>
-        <w:object w:dxaOrig="960" w:dyaOrig="340" w14:anchorId="4DFC4FFE">
-          <v:shape id="_x0000_i1217" type="#_x0000_t75" style="width:48pt;height:17pt" o:ole="">
+        <w:object w:dxaOrig="780" w:dyaOrig="360" w14:anchorId="2AAC37FB">
+          <v:shape id="_x0000_i1029" type="#_x0000_t75" style="width:39pt;height:18pt" o:ole="">
             <v:imagedata r:id="rId15" o:title=""/>
           </v:shape>
-          <o:OLEObject Type="Embed" ProgID="Equation.DSMT4" ShapeID="_x0000_i1217" DrawAspect="Content" ObjectID="_1815748648" r:id="rId16"/>
+          <o:OLEObject Type="Embed" ProgID="Equation.DSMT4" ShapeID="_x0000_i1029" DrawAspect="Content" ObjectID="_1815758347" r:id="rId16"/>
         </w:object>
       </w:r>
       <w:r>
         <w:rPr>
           <w:rFonts w:hint="eastAsia"/>
         </w:rPr>
-        <w:t>。</w:t>
-      </w:r>
-    </w:p>
-    <w:p>
-      <w:pPr>
-        <w:ind w:firstLineChars="200" w:firstLine="480"/>
-      </w:pPr>
-      <w:r>
-        <w:rPr>
-          <w:rFonts w:hint="eastAsia"/>
-        </w:rPr>
-        <w:t xml:space="preserve">(1) </w:t>
-      </w:r>
-      <w:r>
-        <w:rPr>
-          <w:rFonts w:hint="eastAsia"/>
-        </w:rPr>
-        <w:t>掩码平均池化</w:t>
-      </w:r>
-    </w:p>
-    <w:p>
-      <w:pPr>
-        <w:ind w:firstLineChars="200" w:firstLine="480"/>
-      </w:pPr>
-      <w:r>
-        <w:rPr>
-          <w:rFonts w:hint="eastAsia"/>
-        </w:rPr>
-        <w:t>对每个句子</w:t>
-      </w:r>
-      <w:r>
-        <w:rPr>
-          <w:position w:val="-6"/>
-        </w:rPr>
-        <w:object w:dxaOrig="139" w:dyaOrig="240" w14:anchorId="1FFDBEB0">
-          <v:shape id="_x0000_i1220" type="#_x0000_t75" style="width:7pt;height:12pt" o:ole="">
+        <w:t>，位置掩码</w:t>
+      </w:r>
+      <w:r>
+        <w:rPr>
+          <w:position w:val="-12"/>
+        </w:rPr>
+        <w:object w:dxaOrig="960" w:dyaOrig="340" w14:anchorId="4DFC4FFE">
+          <v:shape id="_x0000_i1030" type="#_x0000_t75" style="width:48pt;height:16.8pt" o:ole="">
             <v:imagedata r:id="rId17" o:title=""/>
           </v:shape>
-          <o:OLEObject Type="Embed" ProgID="Equation.DSMT4" ShapeID="_x0000_i1220" DrawAspect="Content" ObjectID="_1815748649" r:id="rId18"/>
+          <o:OLEObject Type="Embed" ProgID="Equation.DSMT4" ShapeID="_x0000_i1030" DrawAspect="Content" ObjectID="_1815758348" r:id="rId18"/>
         </w:object>
       </w:r>
       <w:r>
         <w:rPr>
           <w:rFonts w:hint="eastAsia"/>
         </w:rPr>
-        <w:t>，</w:t>
-      </w:r>
-      <w:r>
-        <w:rPr>
-          <w:rFonts w:hint="eastAsia"/>
-        </w:rPr>
-        <w:t>计算：</w:t>
-      </w:r>
-    </w:p>
-    <w:p>
-      <w:pPr>
-        <w:pStyle w:val="MTDisplayEquation"/>
-      </w:pPr>
-      <w:r>
-        <w:tab/>
-      </w:r>
-      <w:r>
-        <w:rPr>
-          <w:position w:val="-54"/>
-        </w:rPr>
-        <w:object w:dxaOrig="1920" w:dyaOrig="1180" w14:anchorId="3B98A878">
-          <v:shape id="_x0000_i1268" type="#_x0000_t75" style="width:96pt;height:59pt" o:ole="">
+        <w:t>。</w:t>
+      </w:r>
+    </w:p>
+    <w:p>
+      <w:pPr>
+        <w:ind w:firstLineChars="200" w:firstLine="480"/>
+      </w:pPr>
+      <w:r>
+        <w:rPr>
+          <w:rFonts w:hint="eastAsia"/>
+        </w:rPr>
+        <w:t xml:space="preserve">(1) </w:t>
+      </w:r>
+      <w:r>
+        <w:rPr>
+          <w:rFonts w:hint="eastAsia"/>
+        </w:rPr>
+        <w:t>掩码平均池化</w:t>
+      </w:r>
+    </w:p>
+    <w:p>
+      <w:pPr>
+        <w:ind w:firstLineChars="200" w:firstLine="480"/>
+      </w:pPr>
+      <w:r>
+        <w:rPr>
+          <w:rFonts w:hint="eastAsia"/>
+        </w:rPr>
+        <w:t>对每个句子</w:t>
+      </w:r>
+      <w:r>
+        <w:rPr>
+          <w:position w:val="-6"/>
+        </w:rPr>
+        <w:object w:dxaOrig="139" w:dyaOrig="240" w14:anchorId="1FFDBEB0">
+          <v:shape id="_x0000_i1031" type="#_x0000_t75" style="width:7.2pt;height:12pt" o:ole="">
             <v:imagedata r:id="rId19" o:title=""/>
           </v:shape>
-          <o:OLEObject Type="Embed" ProgID="Equation.DSMT4" ShapeID="_x0000_i1268" DrawAspect="Content" ObjectID="_1815748650" r:id="rId20"/>
+          <o:OLEObject Type="Embed" ProgID="Equation.DSMT4" ShapeID="_x0000_i1031" DrawAspect="Content" ObjectID="_1815758349" r:id="rId20"/>
         </w:object>
       </w:r>
-    </w:p>
-    <w:p>
-      <w:r>
-        <w:rPr>
-          <w:rFonts w:hint="eastAsia"/>
-        </w:rPr>
-        <w:t>其中</w:t>
-      </w:r>
-      <w:r>
-        <w:rPr>
-          <w:position w:val="-6"/>
-        </w:rPr>
-        <w:object w:dxaOrig="240" w:dyaOrig="240" w14:anchorId="08515780">
-          <v:shape id="_x0000_i1274" type="#_x0000_t75" style="width:12pt;height:12pt" o:ole="">
+      <w:r>
+        <w:rPr>
+          <w:rFonts w:hint="eastAsia"/>
+        </w:rPr>
+        <w:t>，</w:t>
+      </w:r>
+      <w:r>
+        <w:rPr>
+          <w:rFonts w:hint="eastAsia"/>
+        </w:rPr>
+        <w:t>计算：</w:t>
+      </w:r>
+    </w:p>
+    <w:p>
+      <w:pPr>
+        <w:pStyle w:val="MTDisplayEquation"/>
+      </w:pPr>
+      <w:r>
+        <w:tab/>
+      </w:r>
+      <w:r>
+        <w:rPr>
+          <w:position w:val="-54"/>
+        </w:rPr>
+        <w:object w:dxaOrig="1920" w:dyaOrig="1180" w14:anchorId="3B98A878">
+          <v:shape id="_x0000_i1032" type="#_x0000_t75" style="width:96pt;height:58.8pt" o:ole="">
             <v:imagedata r:id="rId21" o:title=""/>
           </v:shape>
-          <o:OLEObject Type="Embed" ProgID="Equation.DSMT4" ShapeID="_x0000_i1274" DrawAspect="Content" ObjectID="_1815748651" r:id="rId22"/>
+          <o:OLEObject Type="Embed" ProgID="Equation.DSMT4" ShapeID="_x0000_i1032" DrawAspect="Content" ObjectID="_1815758350" r:id="rId22"/>
         </w:object>
       </w:r>
-      <w:r>
-        <w:rPr>
-          <w:rFonts w:hint="eastAsia"/>
-        </w:rPr>
-        <w:t>为逐元素</w:t>
-      </w:r>
-      <w:r>
-        <w:rPr>
-          <w:rFonts w:hint="eastAsia"/>
-        </w:rPr>
-        <w:t>乘法</w:t>
-      </w:r>
-      <w:r>
-        <w:rPr>
-          <w:rFonts w:hint="eastAsia"/>
-        </w:rPr>
-        <w:t>。</w:t>
-      </w:r>
-    </w:p>
-    <w:p>
-      <w:pPr>
-        <w:ind w:firstLineChars="200" w:firstLine="480"/>
-      </w:pPr>
-      <w:r>
-        <w:rPr>
-          <w:rFonts w:hint="eastAsia"/>
-        </w:rPr>
-        <w:t>(</w:t>
-      </w:r>
-      <w:r>
-        <w:rPr>
-          <w:rFonts w:hint="eastAsia"/>
-        </w:rPr>
-        <w:t>2</w:t>
-      </w:r>
-      <w:r>
-        <w:rPr>
-          <w:rFonts w:hint="eastAsia"/>
-        </w:rPr>
-        <w:t xml:space="preserve">) </w:t>
-      </w:r>
-      <w:r>
-        <w:rPr>
-          <w:rFonts w:hint="eastAsia"/>
-        </w:rPr>
-        <w:t>Filter</w:t>
-      </w:r>
-      <w:r>
-        <w:rPr>
-          <w:rFonts w:hint="eastAsia"/>
-        </w:rPr>
-        <w:t>（</w:t>
-      </w:r>
-      <w:r>
-        <w:rPr>
-          <w:rFonts w:hint="eastAsia"/>
-        </w:rPr>
-        <w:t>sigmoid</w:t>
-      </w:r>
-      <w:r>
-        <w:rPr>
-          <w:rFonts w:hint="eastAsia"/>
-        </w:rPr>
-        <w:t xml:space="preserve"> </w:t>
-      </w:r>
-      <w:r>
-        <w:rPr>
-          <w:rFonts w:hint="eastAsia"/>
-        </w:rPr>
-        <w:t>注意力</w:t>
-      </w:r>
-      <w:r>
-        <w:rPr>
-          <w:rFonts w:hint="eastAsia"/>
-        </w:rPr>
-        <w:t>权重</w:t>
-      </w:r>
-      <w:r>
-        <w:rPr>
-          <w:rFonts w:hint="eastAsia"/>
-        </w:rPr>
-        <w:t>）</w:t>
-      </w:r>
-    </w:p>
-    <w:p>
-      <w:pPr>
-        <w:ind w:firstLineChars="200" w:firstLine="480"/>
-      </w:pPr>
-      <w:r>
-        <w:rPr>
-          <w:rFonts w:hint="eastAsia"/>
-        </w:rPr>
-        <w:t>所有句子的嵌入为</w:t>
-      </w:r>
-      <w:r>
-        <w:rPr>
-          <w:position w:val="-10"/>
-        </w:rPr>
-        <w:object w:dxaOrig="1840" w:dyaOrig="340" w14:anchorId="008AD1E5">
-          <v:shape id="_x0000_i1276" type="#_x0000_t75" style="width:92pt;height:17pt" o:ole="">
+    </w:p>
+    <w:p>
+      <w:r>
+        <w:rPr>
+          <w:rFonts w:hint="eastAsia"/>
+        </w:rPr>
+        <w:t>其中</w:t>
+      </w:r>
+      <w:r>
+        <w:rPr>
+          <w:position w:val="-6"/>
+        </w:rPr>
+        <w:object w:dxaOrig="240" w:dyaOrig="240" w14:anchorId="08515780">
+          <v:shape id="_x0000_i1033" type="#_x0000_t75" style="width:12pt;height:12pt" o:ole="">
             <v:imagedata r:id="rId23" o:title=""/>
           </v:shape>
-          <o:OLEObject Type="Embed" ProgID="Equation.DSMT4" ShapeID="_x0000_i1276" DrawAspect="Content" ObjectID="_1815748652" r:id="rId24"/>
+          <o:OLEObject Type="Embed" ProgID="Equation.DSMT4" ShapeID="_x0000_i1033" DrawAspect="Content" ObjectID="_1815758351" r:id="rId24"/>
         </w:object>
       </w:r>
       <w:r>
         <w:rPr>
           <w:rFonts w:hint="eastAsia"/>
         </w:rPr>
-        <w:t>，</w:t>
+        <w:t>为逐元素</w:t>
+      </w:r>
+      <w:r>
+        <w:rPr>
+          <w:rFonts w:hint="eastAsia"/>
+        </w:rPr>
+        <w:t>乘法</w:t>
+      </w:r>
+      <w:r>
+        <w:rPr>
+          <w:rFonts w:hint="eastAsia"/>
+        </w:rPr>
+        <w:t>。</w:t>
+      </w:r>
+    </w:p>
+    <w:p>
+      <w:pPr>
+        <w:ind w:firstLineChars="200" w:firstLine="480"/>
+      </w:pPr>
+      <w:r>
+        <w:rPr>
+          <w:rFonts w:hint="eastAsia"/>
+        </w:rPr>
+        <w:t>(</w:t>
+      </w:r>
+      <w:r>
+        <w:rPr>
+          <w:rFonts w:hint="eastAsia"/>
+        </w:rPr>
+        <w:t>2</w:t>
+      </w:r>
+      <w:r>
+        <w:rPr>
+          <w:rFonts w:hint="eastAsia"/>
+        </w:rPr>
+        <w:t xml:space="preserve">) </w:t>
+      </w:r>
+      <w:r>
+        <w:rPr>
+          <w:rFonts w:hint="eastAsia"/>
+        </w:rPr>
+        <w:t>Filter</w:t>
+      </w:r>
+      <w:r>
+        <w:rPr>
+          <w:rFonts w:hint="eastAsia"/>
+        </w:rPr>
+        <w:t>（</w:t>
+      </w:r>
+      <w:r>
+        <w:rPr>
+          <w:rFonts w:hint="eastAsia"/>
+        </w:rPr>
+        <w:t>sigmoid</w:t>
+      </w:r>
+      <w:r>
+        <w:rPr>
+          <w:rFonts w:hint="eastAsia"/>
+        </w:rPr>
+        <w:t xml:space="preserve"> </w:t>
+      </w:r>
+      <w:r>
+        <w:rPr>
+          <w:rFonts w:hint="eastAsia"/>
+        </w:rPr>
+        <w:t>注意力</w:t>
+      </w:r>
+      <w:r>
+        <w:rPr>
+          <w:rFonts w:hint="eastAsia"/>
+        </w:rPr>
+        <w:t>权重</w:t>
+      </w:r>
+      <w:r>
+        <w:rPr>
+          <w:rFonts w:hint="eastAsia"/>
+        </w:rPr>
+        <w:t>）</w:t>
+      </w:r>
+    </w:p>
+    <w:p>
+      <w:pPr>
+        <w:ind w:firstLineChars="200" w:firstLine="480"/>
+      </w:pPr>
+      <w:r>
+        <w:rPr>
+          <w:rFonts w:hint="eastAsia"/>
+        </w:rPr>
+        <w:t>所有句子的嵌入为</w:t>
       </w:r>
       <w:r>
         <w:rPr>
           <w:position w:val="-10"/>
         </w:rPr>
-        <w:object w:dxaOrig="200" w:dyaOrig="320" w14:anchorId="6F4B6729">
-          <v:shape id="_x0000_i1413" type="#_x0000_t75" style="width:10pt;height:16pt" o:ole="">
+        <w:object w:dxaOrig="1840" w:dyaOrig="340" w14:anchorId="008AD1E5">
+          <v:shape id="_x0000_i1034" type="#_x0000_t75" style="width:91.8pt;height:16.8pt" o:ole="">
             <v:imagedata r:id="rId25" o:title=""/>
           </v:shape>
-          <o:OLEObject Type="Embed" ProgID="Equation.DSMT4" ShapeID="_x0000_i1413" DrawAspect="Content" ObjectID="_1815748653" r:id="rId26"/>
+          <o:OLEObject Type="Embed" ProgID="Equation.DSMT4" ShapeID="_x0000_i1034" DrawAspect="Content" ObjectID="_1815758352" r:id="rId26"/>
         </w:object>
       </w:r>
       <w:r>
         <w:rPr>
           <w:rFonts w:hint="eastAsia"/>
         </w:rPr>
-        <w:t>为掩码平均池化得到的句子嵌入</w:t>
-      </w:r>
-      <w:r>
-        <w:rPr>
-          <w:rFonts w:hint="eastAsia"/>
-        </w:rPr>
         <w:t>，</w:t>
       </w:r>
       <w:r>
         <w:rPr>
-          <w:rFonts w:hint="eastAsia"/>
-        </w:rPr>
-        <w:t>计算：</w:t>
-      </w:r>
-    </w:p>
-    <w:p>
-      <w:pPr>
-        <w:pStyle w:val="MTDisplayEquation"/>
-      </w:pPr>
-      <w:r>
-        <w:tab/>
-      </w:r>
-      <w:r>
-        <w:rPr>
-          <w:position w:val="-16"/>
-        </w:rPr>
-        <w:object w:dxaOrig="3440" w:dyaOrig="420" w14:anchorId="2B077927">
-          <v:shape id="_x0000_i1332" type="#_x0000_t75" style="width:172pt;height:21pt" o:ole="">
+          <w:position w:val="-10"/>
+        </w:rPr>
+        <w:object w:dxaOrig="200" w:dyaOrig="320" w14:anchorId="6F4B6729">
+          <v:shape id="_x0000_i1035" type="#_x0000_t75" style="width:10.2pt;height:16.2pt" o:ole="">
             <v:imagedata r:id="rId27" o:title=""/>
           </v:shape>
-          <o:OLEObject Type="Embed" ProgID="Equation.DSMT4" ShapeID="_x0000_i1332" DrawAspect="Content" ObjectID="_1815748654" r:id="rId28"/>
+          <o:OLEObject Type="Embed" ProgID="Equation.DSMT4" ShapeID="_x0000_i1035" DrawAspect="Content" ObjectID="_1815758353" r:id="rId28"/>
         </w:object>
       </w:r>
-    </w:p>
-    <w:p>
-      <w:pPr>
-        <w:rPr>
-          <w:rFonts w:hint="eastAsia"/>
-        </w:rPr>
-      </w:pPr>
-      <w:r>
-        <w:rPr>
-          <w:rFonts w:hint="eastAsia"/>
-        </w:rPr>
-        <w:t>其中</w:t>
-      </w:r>
-      <w:r>
-        <w:rPr>
-          <w:position w:val="-14"/>
-        </w:rPr>
-        <w:object w:dxaOrig="3120" w:dyaOrig="380" w14:anchorId="566E51BC">
-          <v:shape id="_x0000_i1334" type="#_x0000_t75" style="width:156pt;height:19pt" o:ole="">
+      <w:r>
+        <w:rPr>
+          <w:rFonts w:hint="eastAsia"/>
+        </w:rPr>
+        <w:t>为掩码</w:t>
+      </w:r>
+      <w:proofErr w:type="gramStart"/>
+      <w:r>
+        <w:rPr>
+          <w:rFonts w:hint="eastAsia"/>
+        </w:rPr>
+        <w:t>平均池化得到</w:t>
+      </w:r>
+      <w:proofErr w:type="gramEnd"/>
+      <w:r>
+        <w:rPr>
+          <w:rFonts w:hint="eastAsia"/>
+        </w:rPr>
+        <w:t>的句子嵌入</w:t>
+      </w:r>
+      <w:r>
+        <w:rPr>
+          <w:rFonts w:hint="eastAsia"/>
+        </w:rPr>
+        <w:t>，</w:t>
+      </w:r>
+      <w:r>
+        <w:rPr>
+          <w:rFonts w:hint="eastAsia"/>
+        </w:rPr>
+        <w:t>计算：</w:t>
+      </w:r>
+    </w:p>
+    <w:p>
+      <w:pPr>
+        <w:pStyle w:val="MTDisplayEquation"/>
+      </w:pPr>
+      <w:r>
+        <w:tab/>
+      </w:r>
+      <w:r>
+        <w:rPr>
+          <w:position w:val="-16"/>
+        </w:rPr>
+        <w:object w:dxaOrig="3440" w:dyaOrig="420" w14:anchorId="2B077927">
+          <v:shape id="_x0000_i1036" type="#_x0000_t75" style="width:172.2pt;height:21pt" o:ole="">
             <v:imagedata r:id="rId29" o:title=""/>
           </v:shape>
-          <o:OLEObject Type="Embed" ProgID="Equation.DSMT4" ShapeID="_x0000_i1334" DrawAspect="Content" ObjectID="_1815748655" r:id="rId30"/>
+          <o:OLEObject Type="Embed" ProgID="Equation.DSMT4" ShapeID="_x0000_i1036" DrawAspect="Content" ObjectID="_1815758354" r:id="rId30"/>
         </w:object>
       </w:r>
-      <w:r>
-        <w:rPr>
-          <w:rFonts w:hint="eastAsia"/>
-        </w:rPr>
-        <w:t>。</w:t>
-      </w:r>
-    </w:p>
-    <w:p>
-      <w:pPr>
-        <w:ind w:firstLineChars="200" w:firstLine="480"/>
-      </w:pPr>
-      <w:r>
-        <w:rPr>
-          <w:rFonts w:hint="eastAsia"/>
-        </w:rPr>
-        <w:t>(</w:t>
-      </w:r>
-      <w:r>
-        <w:rPr>
-          <w:rFonts w:hint="eastAsia"/>
-        </w:rPr>
-        <w:t>3</w:t>
-      </w:r>
-      <w:r>
-        <w:rPr>
-          <w:rFonts w:hint="eastAsia"/>
-        </w:rPr>
-        <w:t xml:space="preserve">) </w:t>
-      </w:r>
-      <w:r>
-        <w:rPr>
-          <w:rFonts w:hint="eastAsia"/>
-        </w:rPr>
-        <w:t>加权平均</w:t>
-      </w:r>
-      <w:r>
-        <w:rPr>
-          <w:rFonts w:hint="eastAsia"/>
-        </w:rPr>
-        <w:t>池化</w:t>
-      </w:r>
-    </w:p>
-    <w:p>
-      <w:pPr>
-        <w:ind w:firstLineChars="200" w:firstLine="480"/>
-      </w:pPr>
-      <w:r>
-        <w:rPr>
-          <w:rFonts w:hint="eastAsia"/>
-        </w:rPr>
-        <w:t>根据</w:t>
-      </w:r>
-      <w:r>
-        <w:rPr>
-          <w:rFonts w:hint="eastAsia"/>
-        </w:rPr>
-        <w:t>filter</w:t>
-      </w:r>
-      <w:r>
-        <w:rPr>
-          <w:rFonts w:hint="eastAsia"/>
-        </w:rPr>
-        <w:t>注意力</w:t>
-      </w:r>
-      <w:r>
-        <w:rPr>
-          <w:position w:val="-10"/>
-        </w:rPr>
-        <w:object w:dxaOrig="1180" w:dyaOrig="340" w14:anchorId="4E442CF3">
-          <v:shape id="_x0000_i1264" type="#_x0000_t75" style="width:59pt;height:17pt" o:ole="">
+    </w:p>
+    <w:p>
+      <w:r>
+        <w:rPr>
+          <w:rFonts w:hint="eastAsia"/>
+        </w:rPr>
+        <w:t>其中</w:t>
+      </w:r>
+      <w:r>
+        <w:rPr>
+          <w:position w:val="-14"/>
+        </w:rPr>
+        <w:object w:dxaOrig="3120" w:dyaOrig="380" w14:anchorId="566E51BC">
+          <v:shape id="_x0000_i1037" type="#_x0000_t75" style="width:156pt;height:19.2pt" o:ole="">
             <v:imagedata r:id="rId31" o:title=""/>
           </v:shape>
-          <o:OLEObject Type="Embed" ProgID="Equation.DSMT4" ShapeID="_x0000_i1264" DrawAspect="Content" ObjectID="_1815748656" r:id="rId32"/>
+          <o:OLEObject Type="Embed" ProgID="Equation.DSMT4" ShapeID="_x0000_i1037" DrawAspect="Content" ObjectID="_1815758355" r:id="rId32"/>
         </w:object>
       </w:r>
       <w:r>
         <w:rPr>
           <w:rFonts w:hint="eastAsia"/>
         </w:rPr>
-        <w:t>，</w:t>
-      </w:r>
-      <w:r>
-        <w:rPr>
-          <w:rFonts w:hint="eastAsia"/>
-        </w:rPr>
-        <w:t>计算</w:t>
-      </w:r>
-      <w:r>
-        <w:rPr>
-          <w:rFonts w:hint="eastAsia"/>
-        </w:rPr>
-        <w:t>：</w:t>
-      </w:r>
-    </w:p>
-    <w:p>
-      <w:pPr>
-        <w:pStyle w:val="MTDisplayEquation"/>
-      </w:pPr>
-      <w:r>
-        <w:tab/>
-      </w:r>
-      <w:r>
-        <w:rPr>
-          <w:position w:val="-54"/>
-        </w:rPr>
-        <w:object w:dxaOrig="1740" w:dyaOrig="1180" w14:anchorId="6B3E4E0E">
-          <v:shape id="_x0000_i1270" type="#_x0000_t75" style="width:87pt;height:59pt" o:ole="">
+        <w:t>。</w:t>
+      </w:r>
+    </w:p>
+    <w:p>
+      <w:pPr>
+        <w:ind w:firstLineChars="200" w:firstLine="480"/>
+      </w:pPr>
+      <w:r>
+        <w:rPr>
+          <w:rFonts w:hint="eastAsia"/>
+        </w:rPr>
+        <w:t>(</w:t>
+      </w:r>
+      <w:r>
+        <w:rPr>
+          <w:rFonts w:hint="eastAsia"/>
+        </w:rPr>
+        <w:t>3</w:t>
+      </w:r>
+      <w:r>
+        <w:rPr>
+          <w:rFonts w:hint="eastAsia"/>
+        </w:rPr>
+        <w:t xml:space="preserve">) </w:t>
+      </w:r>
+      <w:r>
+        <w:rPr>
+          <w:rFonts w:hint="eastAsia"/>
+        </w:rPr>
+        <w:t>加权平均</w:t>
+      </w:r>
+      <w:r>
+        <w:rPr>
+          <w:rFonts w:hint="eastAsia"/>
+        </w:rPr>
+        <w:t>池化</w:t>
+      </w:r>
+    </w:p>
+    <w:p>
+      <w:pPr>
+        <w:ind w:firstLineChars="200" w:firstLine="480"/>
+      </w:pPr>
+      <w:r>
+        <w:rPr>
+          <w:rFonts w:hint="eastAsia"/>
+        </w:rPr>
+        <w:t>根据</w:t>
+      </w:r>
+      <w:r>
+        <w:rPr>
+          <w:rFonts w:hint="eastAsia"/>
+        </w:rPr>
+        <w:t>filter</w:t>
+      </w:r>
+      <w:r>
+        <w:rPr>
+          <w:rFonts w:hint="eastAsia"/>
+        </w:rPr>
+        <w:t>注意力</w:t>
+      </w:r>
+      <w:r>
+        <w:rPr>
+          <w:position w:val="-10"/>
+        </w:rPr>
+        <w:object w:dxaOrig="1180" w:dyaOrig="340" w14:anchorId="4E442CF3">
+          <v:shape id="_x0000_i1038" type="#_x0000_t75" style="width:58.8pt;height:16.8pt" o:ole="">
             <v:imagedata r:id="rId33" o:title=""/>
           </v:shape>
-          <o:OLEObject Type="Embed" ProgID="Equation.DSMT4" ShapeID="_x0000_i1270" DrawAspect="Content" ObjectID="_1815748657" r:id="rId34"/>
+          <o:OLEObject Type="Embed" ProgID="Equation.DSMT4" ShapeID="_x0000_i1038" DrawAspect="Content" ObjectID="_1815758356" r:id="rId34"/>
         </w:object>
       </w:r>
-    </w:p>
-    <w:p>
-      <w:pPr>
-        <w:ind w:firstLineChars="200" w:firstLine="480"/>
-        <w:rPr>
-          <w:rFonts w:hint="eastAsia"/>
-        </w:rPr>
-      </w:pPr>
-      <w:r>
-        <w:rPr>
-          <w:position w:val="-6"/>
-        </w:rPr>
-        <w:object w:dxaOrig="200" w:dyaOrig="260" w14:anchorId="0BEA0F90">
-          <v:shape id="_x0000_i1416" type="#_x0000_t75" style="width:10pt;height:13pt" o:ole="">
+      <w:r>
+        <w:rPr>
+          <w:rFonts w:hint="eastAsia"/>
+        </w:rPr>
+        <w:t>，</w:t>
+      </w:r>
+      <w:r>
+        <w:rPr>
+          <w:rFonts w:hint="eastAsia"/>
+        </w:rPr>
+        <w:t>计算</w:t>
+      </w:r>
+      <w:r>
+        <w:rPr>
+          <w:rFonts w:hint="eastAsia"/>
+        </w:rPr>
+        <w:t>：</w:t>
+      </w:r>
+    </w:p>
+    <w:p>
+      <w:pPr>
+        <w:pStyle w:val="MTDisplayEquation"/>
+      </w:pPr>
+      <w:r>
+        <w:tab/>
+      </w:r>
+      <w:r>
+        <w:rPr>
+          <w:position w:val="-54"/>
+        </w:rPr>
+        <w:object w:dxaOrig="1740" w:dyaOrig="1180" w14:anchorId="6B3E4E0E">
+          <v:shape id="_x0000_i1039" type="#_x0000_t75" style="width:87pt;height:58.8pt" o:ole="">
             <v:imagedata r:id="rId35" o:title=""/>
           </v:shape>
-          <o:OLEObject Type="Embed" ProgID="Equation.DSMT4" ShapeID="_x0000_i1416" DrawAspect="Content" ObjectID="_1815748658" r:id="rId36"/>
+          <o:OLEObject Type="Embed" ProgID="Equation.DSMT4" ShapeID="_x0000_i1039" DrawAspect="Content" ObjectID="_1815758357" r:id="rId36"/>
         </w:object>
       </w:r>
-      <w:r>
-        <w:rPr>
-          <w:rFonts w:hint="eastAsia"/>
-        </w:rPr>
-        <w:t>为摘要嵌入。</w:t>
-      </w:r>
     </w:p>
     <w:p>
       <w:pPr>
@@ -2204,67 +2286,49 @@
       </w:pPr>
       <w:r>
         <w:rPr>
-          <w:rFonts w:hint="eastAsia"/>
-        </w:rPr>
-        <w:t>(</w:t>
-      </w:r>
-      <w:r>
-        <w:rPr>
-          <w:rFonts w:hint="eastAsia"/>
-        </w:rPr>
-        <w:t>4</w:t>
-      </w:r>
-      <w:r>
-        <w:rPr>
-          <w:rFonts w:hint="eastAsia"/>
-        </w:rPr>
-        <w:t xml:space="preserve">) </w:t>
-      </w:r>
-      <w:r>
-        <w:rPr>
-          <w:rFonts w:hint="eastAsia"/>
-        </w:rPr>
-        <w:t>评估器（</w:t>
-      </w:r>
-      <w:r>
-        <w:rPr>
-          <w:rFonts w:hint="eastAsia"/>
-        </w:rPr>
-        <w:t>MLP</w:t>
-      </w:r>
-      <w:r>
-        <w:rPr>
-          <w:rFonts w:hint="eastAsia"/>
-        </w:rPr>
-        <w:t>头部）</w:t>
-      </w:r>
-    </w:p>
-    <w:p>
-      <w:pPr>
-        <w:ind w:firstLineChars="200" w:firstLine="480"/>
-      </w:pPr>
-      <w:r>
-        <w:rPr>
-          <w:rFonts w:hint="eastAsia"/>
-        </w:rPr>
-        <w:t>对于每个目标头部</w:t>
-      </w:r>
-      <w:r>
-        <w:rPr>
-          <w:position w:val="-10"/>
-        </w:rPr>
-        <w:object w:dxaOrig="180" w:dyaOrig="279" w14:anchorId="40B3C760">
-          <v:shape id="_x0000_i1059" type="#_x0000_t75" style="width:9pt;height:14pt" o:ole="">
+          <w:position w:val="-6"/>
+        </w:rPr>
+        <w:object w:dxaOrig="200" w:dyaOrig="260" w14:anchorId="0BEA0F90">
+          <v:shape id="_x0000_i1040" type="#_x0000_t75" style="width:10.2pt;height:13.2pt" o:ole="">
             <v:imagedata r:id="rId37" o:title=""/>
           </v:shape>
-          <o:OLEObject Type="Embed" ProgID="Equation.DSMT4" ShapeID="_x0000_i1059" DrawAspect="Content" ObjectID="_1815748659" r:id="rId38"/>
+          <o:OLEObject Type="Embed" ProgID="Equation.DSMT4" ShapeID="_x0000_i1040" DrawAspect="Content" ObjectID="_1815758358" r:id="rId38"/>
         </w:object>
       </w:r>
       <w:r>
         <w:rPr>
           <w:rFonts w:hint="eastAsia"/>
         </w:rPr>
-        <w:t>，应用两层</w:t>
+        <w:t>为摘要嵌入。</w:t>
+      </w:r>
+    </w:p>
+    <w:p>
+      <w:pPr>
+        <w:ind w:firstLineChars="200" w:firstLine="480"/>
+      </w:pPr>
+      <w:r>
+        <w:rPr>
+          <w:rFonts w:hint="eastAsia"/>
+        </w:rPr>
+        <w:t>(</w:t>
+      </w:r>
+      <w:r>
+        <w:rPr>
+          <w:rFonts w:hint="eastAsia"/>
+        </w:rPr>
+        <w:t>4</w:t>
+      </w:r>
+      <w:r>
+        <w:rPr>
+          <w:rFonts w:hint="eastAsia"/>
+        </w:rPr>
+        <w:t xml:space="preserve">) </w:t>
+      </w:r>
+      <w:r>
+        <w:rPr>
+          <w:rFonts w:hint="eastAsia"/>
+        </w:rPr>
+        <w:t>评估器（</w:t>
       </w:r>
       <w:r>
         <w:rPr>
@@ -2276,176 +2340,213 @@
         <w:rPr>
           <w:rFonts w:hint="eastAsia"/>
         </w:rPr>
-        <w:t>：</w:t>
-      </w:r>
-    </w:p>
-    <w:p>
-      <w:pPr>
-        <w:pStyle w:val="MTDisplayEquation"/>
-        <w:rPr>
-          <w:rFonts w:hint="eastAsia"/>
-        </w:rPr>
-      </w:pPr>
-      <w:r>
-        <w:tab/>
-      </w:r>
-      <w:r>
-        <w:rPr>
-          <w:position w:val="-34"/>
-        </w:rPr>
-        <w:object w:dxaOrig="2560" w:dyaOrig="780" w14:anchorId="00917856">
-          <v:shape id="_x0000_i1282" type="#_x0000_t75" style="width:128pt;height:39pt" o:ole="">
+        <w:t>头部）</w:t>
+      </w:r>
+    </w:p>
+    <w:p>
+      <w:pPr>
+        <w:ind w:firstLineChars="200" w:firstLine="480"/>
+      </w:pPr>
+      <w:r>
+        <w:rPr>
+          <w:rFonts w:hint="eastAsia"/>
+        </w:rPr>
+        <w:t>对于每个目标头部</w:t>
+      </w:r>
+      <w:r>
+        <w:rPr>
+          <w:position w:val="-10"/>
+        </w:rPr>
+        <w:object w:dxaOrig="180" w:dyaOrig="279" w14:anchorId="40B3C760">
+          <v:shape id="_x0000_i1041" type="#_x0000_t75" style="width:9pt;height:13.8pt" o:ole="">
             <v:imagedata r:id="rId39" o:title=""/>
           </v:shape>
-          <o:OLEObject Type="Embed" ProgID="Equation.DSMT4" ShapeID="_x0000_i1282" DrawAspect="Content" ObjectID="_1815748660" r:id="rId40"/>
+          <o:OLEObject Type="Embed" ProgID="Equation.DSMT4" ShapeID="_x0000_i1041" DrawAspect="Content" ObjectID="_1815758359" r:id="rId40"/>
         </w:object>
       </w:r>
-    </w:p>
-    <w:p>
-      <w:r>
-        <w:rPr>
-          <w:rFonts w:hint="eastAsia"/>
-        </w:rPr>
-        <w:t>其中</w:t>
-      </w:r>
-      <w:r>
-        <w:rPr>
-          <w:position w:val="-14"/>
-        </w:rPr>
-        <w:object w:dxaOrig="279" w:dyaOrig="360" w14:anchorId="33A2CFAA">
-          <v:shape id="_x0000_i1070" type="#_x0000_t75" style="width:14pt;height:18pt" o:ole="">
+      <w:r>
+        <w:rPr>
+          <w:rFonts w:hint="eastAsia"/>
+        </w:rPr>
+        <w:t>，应用两层</w:t>
+      </w:r>
+      <w:r>
+        <w:rPr>
+          <w:rFonts w:hint="eastAsia"/>
+        </w:rPr>
+        <w:t>MLP</w:t>
+      </w:r>
+      <w:r>
+        <w:rPr>
+          <w:rFonts w:hint="eastAsia"/>
+        </w:rPr>
+        <w:t>：</w:t>
+      </w:r>
+    </w:p>
+    <w:p>
+      <w:pPr>
+        <w:pStyle w:val="MTDisplayEquation"/>
+      </w:pPr>
+      <w:r>
+        <w:tab/>
+      </w:r>
+      <w:r>
+        <w:rPr>
+          <w:position w:val="-34"/>
+        </w:rPr>
+        <w:object w:dxaOrig="2560" w:dyaOrig="780" w14:anchorId="00917856">
+          <v:shape id="_x0000_i1042" type="#_x0000_t75" style="width:127.8pt;height:39pt" o:ole="">
             <v:imagedata r:id="rId41" o:title=""/>
           </v:shape>
-          <o:OLEObject Type="Embed" ProgID="Equation.DSMT4" ShapeID="_x0000_i1070" DrawAspect="Content" ObjectID="_1815748661" r:id="rId42"/>
+          <o:OLEObject Type="Embed" ProgID="Equation.DSMT4" ShapeID="_x0000_i1042" DrawAspect="Content" ObjectID="_1815758360" r:id="rId42"/>
         </w:object>
       </w:r>
-      <w:r>
-        <w:rPr>
-          <w:rFonts w:hint="eastAsia"/>
-        </w:rPr>
-        <w:t>是目标</w:t>
-      </w:r>
-      <w:r>
-        <w:rPr>
-          <w:position w:val="-10"/>
-        </w:rPr>
-        <w:object w:dxaOrig="180" w:dyaOrig="279" w14:anchorId="14A6DCE2">
-          <v:shape id="_x0000_i1073" type="#_x0000_t75" style="width:9pt;height:14pt" o:ole="">
+    </w:p>
+    <w:p>
+      <w:r>
+        <w:rPr>
+          <w:rFonts w:hint="eastAsia"/>
+        </w:rPr>
+        <w:t>其中</w:t>
+      </w:r>
+      <w:r>
+        <w:rPr>
+          <w:position w:val="-14"/>
+        </w:rPr>
+        <w:object w:dxaOrig="279" w:dyaOrig="360" w14:anchorId="33A2CFAA">
+          <v:shape id="_x0000_i1043" type="#_x0000_t75" style="width:13.8pt;height:18pt" o:ole="">
             <v:imagedata r:id="rId43" o:title=""/>
           </v:shape>
-          <o:OLEObject Type="Embed" ProgID="Equation.DSMT4" ShapeID="_x0000_i1073" DrawAspect="Content" ObjectID="_1815748662" r:id="rId44"/>
+          <o:OLEObject Type="Embed" ProgID="Equation.DSMT4" ShapeID="_x0000_i1043" DrawAspect="Content" ObjectID="_1815758361" r:id="rId44"/>
         </w:object>
       </w:r>
       <w:r>
         <w:rPr>
           <w:rFonts w:hint="eastAsia"/>
         </w:rPr>
-        <w:t>的类别数</w:t>
-      </w:r>
-      <w:r>
-        <w:rPr>
-          <w:rFonts w:hint="eastAsia"/>
-        </w:rPr>
-        <w:t>，</w:t>
-      </w:r>
-      <w:r>
-        <w:rPr>
-          <w:position w:val="-14"/>
-        </w:rPr>
-        <w:object w:dxaOrig="260" w:dyaOrig="360" w14:anchorId="24870738">
-          <v:shape id="_x0000_i1419" type="#_x0000_t75" style="width:13pt;height:18pt" o:ole="">
+        <w:t>是目标</w:t>
+      </w:r>
+      <w:r>
+        <w:rPr>
+          <w:position w:val="-10"/>
+        </w:rPr>
+        <w:object w:dxaOrig="180" w:dyaOrig="279" w14:anchorId="14A6DCE2">
+          <v:shape id="_x0000_i1044" type="#_x0000_t75" style="width:9pt;height:13.8pt" o:ole="">
             <v:imagedata r:id="rId45" o:title=""/>
           </v:shape>
-          <o:OLEObject Type="Embed" ProgID="Equation.DSMT4" ShapeID="_x0000_i1419" DrawAspect="Content" ObjectID="_1815748663" r:id="rId46"/>
+          <o:OLEObject Type="Embed" ProgID="Equation.DSMT4" ShapeID="_x0000_i1044" DrawAspect="Content" ObjectID="_1815758362" r:id="rId46"/>
         </w:object>
       </w:r>
       <w:r>
         <w:rPr>
           <w:rFonts w:hint="eastAsia"/>
         </w:rPr>
-        <w:t>为部分评估目标</w:t>
-      </w:r>
-      <w:r>
-        <w:rPr>
-          <w:rFonts w:hint="eastAsia"/>
-        </w:rPr>
-        <w:t>。</w:t>
-      </w:r>
-    </w:p>
-    <w:p>
-      <w:pPr>
-        <w:ind w:firstLineChars="200" w:firstLine="480"/>
-      </w:pPr>
-      <w:r>
-        <w:rPr>
-          <w:rFonts w:hint="eastAsia"/>
-        </w:rPr>
-        <w:t>(</w:t>
-      </w:r>
-      <w:r>
-        <w:rPr>
-          <w:rFonts w:hint="eastAsia"/>
-        </w:rPr>
-        <w:t>5</w:t>
-      </w:r>
-      <w:r>
-        <w:rPr>
-          <w:rFonts w:hint="eastAsia"/>
-        </w:rPr>
-        <w:t>)</w:t>
-      </w:r>
-      <w:r>
-        <w:rPr>
-          <w:rFonts w:hint="eastAsia"/>
-        </w:rPr>
-        <w:t xml:space="preserve"> </w:t>
-      </w:r>
-      <w:r>
-        <w:rPr>
-          <w:rFonts w:hint="eastAsia"/>
-        </w:rPr>
-        <w:t>最终输出</w:t>
-      </w:r>
-    </w:p>
-    <w:p>
-      <w:pPr>
-        <w:ind w:firstLineChars="200" w:firstLine="480"/>
-      </w:pPr>
-      <w:r>
-        <w:rPr>
-          <w:rFonts w:hint="eastAsia"/>
-        </w:rPr>
-        <w:t>所有</w:t>
-      </w:r>
-      <w:r>
-        <w:rPr>
-          <w:rFonts w:hint="eastAsia"/>
-        </w:rPr>
-        <w:t>评估</w:t>
-      </w:r>
-      <w:r>
-        <w:rPr>
-          <w:rFonts w:hint="eastAsia"/>
-        </w:rPr>
-        <w:t>输出拼接：</w:t>
-      </w:r>
-    </w:p>
-    <w:p>
-      <w:pPr>
-        <w:pStyle w:val="MTDisplayEquation"/>
-      </w:pPr>
-      <w:r>
-        <w:tab/>
-      </w:r>
-      <w:r>
-        <w:rPr>
-          <w:position w:val="-20"/>
-        </w:rPr>
-        <w:object w:dxaOrig="1980" w:dyaOrig="600" w14:anchorId="44216B7C">
-          <v:shape id="_x0000_i1308" type="#_x0000_t75" style="width:99pt;height:30pt" o:ole="">
+        <w:t>的类别数</w:t>
+      </w:r>
+      <w:r>
+        <w:rPr>
+          <w:rFonts w:hint="eastAsia"/>
+        </w:rPr>
+        <w:t>，</w:t>
+      </w:r>
+      <w:r>
+        <w:rPr>
+          <w:position w:val="-14"/>
+        </w:rPr>
+        <w:object w:dxaOrig="260" w:dyaOrig="360" w14:anchorId="24870738">
+          <v:shape id="_x0000_i1045" type="#_x0000_t75" style="width:13.2pt;height:18pt" o:ole="">
             <v:imagedata r:id="rId47" o:title=""/>
           </v:shape>
-          <o:OLEObject Type="Embed" ProgID="Equation.DSMT4" ShapeID="_x0000_i1308" DrawAspect="Content" ObjectID="_1815748664" r:id="rId48"/>
+          <o:OLEObject Type="Embed" ProgID="Equation.DSMT4" ShapeID="_x0000_i1045" DrawAspect="Content" ObjectID="_1815758363" r:id="rId48"/>
+        </w:object>
+      </w:r>
+      <w:r>
+        <w:rPr>
+          <w:rFonts w:hint="eastAsia"/>
+        </w:rPr>
+        <w:t>为部分评估目标</w:t>
+      </w:r>
+      <w:r>
+        <w:rPr>
+          <w:rFonts w:hint="eastAsia"/>
+        </w:rPr>
+        <w:t>。</w:t>
+      </w:r>
+    </w:p>
+    <w:p>
+      <w:pPr>
+        <w:ind w:firstLineChars="200" w:firstLine="480"/>
+      </w:pPr>
+      <w:r>
+        <w:rPr>
+          <w:rFonts w:hint="eastAsia"/>
+        </w:rPr>
+        <w:t>(</w:t>
+      </w:r>
+      <w:r>
+        <w:rPr>
+          <w:rFonts w:hint="eastAsia"/>
+        </w:rPr>
+        <w:t>5</w:t>
+      </w:r>
+      <w:r>
+        <w:rPr>
+          <w:rFonts w:hint="eastAsia"/>
+        </w:rPr>
+        <w:t>)</w:t>
+      </w:r>
+      <w:r>
+        <w:rPr>
+          <w:rFonts w:hint="eastAsia"/>
+        </w:rPr>
+        <w:t xml:space="preserve"> </w:t>
+      </w:r>
+      <w:r>
+        <w:rPr>
+          <w:rFonts w:hint="eastAsia"/>
+        </w:rPr>
+        <w:t>最终输出</w:t>
+      </w:r>
+    </w:p>
+    <w:p>
+      <w:pPr>
+        <w:ind w:firstLineChars="200" w:firstLine="480"/>
+      </w:pPr>
+      <w:r>
+        <w:rPr>
+          <w:rFonts w:hint="eastAsia"/>
+        </w:rPr>
+        <w:t>所有</w:t>
+      </w:r>
+      <w:r>
+        <w:rPr>
+          <w:rFonts w:hint="eastAsia"/>
+        </w:rPr>
+        <w:t>评估</w:t>
+      </w:r>
+      <w:r>
+        <w:rPr>
+          <w:rFonts w:hint="eastAsia"/>
+        </w:rPr>
+        <w:t>输出拼接：</w:t>
+      </w:r>
+    </w:p>
+    <w:p>
+      <w:pPr>
+        <w:pStyle w:val="MTDisplayEquation"/>
+      </w:pPr>
+      <w:r>
+        <w:tab/>
+      </w:r>
+      <w:r>
+        <w:rPr>
+          <w:position w:val="-20"/>
+        </w:rPr>
+        <w:object w:dxaOrig="1980" w:dyaOrig="600" w14:anchorId="44216B7C">
+          <v:shape id="_x0000_i1046" type="#_x0000_t75" style="width:99pt;height:30pt" o:ole="">
+            <v:imagedata r:id="rId49" o:title=""/>
+          </v:shape>
+          <o:OLEObject Type="Embed" ProgID="Equation.DSMT4" ShapeID="_x0000_i1046" DrawAspect="Content" ObjectID="_1815758364" r:id="rId50"/>
         </w:object>
       </w:r>
     </w:p>
@@ -2462,101 +2563,146 @@
           <w:position w:val="-6"/>
         </w:rPr>
         <w:object w:dxaOrig="240" w:dyaOrig="260" w14:anchorId="1EB3590C">
-          <v:shape id="_x0000_i1311" type="#_x0000_t75" style="width:12pt;height:13pt" o:ole="">
-            <v:imagedata r:id="rId49" o:title=""/>
-          </v:shape>
-          <o:OLEObject Type="Embed" ProgID="Equation.DSMT4" ShapeID="_x0000_i1311" DrawAspect="Content" ObjectID="_1815748665" r:id="rId50"/>
-        </w:object>
-      </w:r>
-      <w:r>
-        <w:rPr>
-          <w:rFonts w:hint="eastAsia"/>
-        </w:rPr>
-        <w:t>表示向量拼接。</w:t>
-      </w:r>
-    </w:p>
-    <w:p>
-      <w:pPr>
-        <w:ind w:firstLineChars="200" w:firstLine="480"/>
-      </w:pPr>
-      <w:r>
-        <w:rPr>
-          <w:rFonts w:hint="eastAsia"/>
-        </w:rPr>
-        <w:t xml:space="preserve">(6) </w:t>
-      </w:r>
-      <w:r>
-        <w:rPr>
-          <w:rFonts w:hint="eastAsia"/>
-        </w:rPr>
-        <w:t>数学表达式总结</w:t>
-      </w:r>
-    </w:p>
-    <w:p>
-      <w:pPr>
-        <w:ind w:firstLineChars="200" w:firstLine="480"/>
-      </w:pPr>
-      <w:r>
-        <w:rPr>
-          <w:rFonts w:hint="eastAsia"/>
-        </w:rPr>
-        <w:t>模型的前向传播可表示为</w:t>
-      </w:r>
-      <w:r>
-        <w:rPr>
-          <w:rFonts w:hint="eastAsia"/>
-        </w:rPr>
-        <w:t>复合</w:t>
-      </w:r>
-      <w:r>
-        <w:rPr>
-          <w:rFonts w:hint="eastAsia"/>
-        </w:rPr>
-        <w:t>函数：</w:t>
-      </w:r>
-    </w:p>
-    <w:p>
-      <w:pPr>
-        <w:pStyle w:val="MTDisplayEquation"/>
-      </w:pPr>
-      <w:r>
-        <w:tab/>
-      </w:r>
-      <w:r>
-        <w:rPr>
-          <w:position w:val="-118"/>
-        </w:rPr>
-        <w:object w:dxaOrig="9340" w:dyaOrig="2480" w14:anchorId="24AC2531">
-          <v:shape id="_x0000_i1340" type="#_x0000_t75" style="width:467pt;height:124pt" o:ole="">
+          <v:shape id="_x0000_i1047" type="#_x0000_t75" style="width:12pt;height:13.2pt" o:ole="">
             <v:imagedata r:id="rId51" o:title=""/>
           </v:shape>
-          <o:OLEObject Type="Embed" ProgID="Equation.DSMT4" ShapeID="_x0000_i1340" DrawAspect="Content" ObjectID="_1815748666" r:id="rId52"/>
+          <o:OLEObject Type="Embed" ProgID="Equation.DSMT4" ShapeID="_x0000_i1047" DrawAspect="Content" ObjectID="_1815758365" r:id="rId52"/>
         </w:object>
       </w:r>
-    </w:p>
-    <w:p>
-      <w:pPr>
-        <w:rPr>
-          <w:rFonts w:hint="eastAsia"/>
-        </w:rPr>
-      </w:pPr>
-      <w:r>
-        <w:rPr>
-          <w:rFonts w:hint="eastAsia"/>
-        </w:rPr>
-        <w:t>其中</w:t>
-      </w:r>
-      <w:r>
-        <w:rPr>
-          <w:position w:val="-6"/>
-        </w:rPr>
-        <w:object w:dxaOrig="240" w:dyaOrig="240" w14:anchorId="30BD3A68">
-          <v:shape id="_x0000_i1325" type="#_x0000_t75" style="width:12pt;height:12pt" o:ole="">
+      <w:r>
+        <w:rPr>
+          <w:rFonts w:hint="eastAsia"/>
+        </w:rPr>
+        <w:t>表示向量拼接</w:t>
+      </w:r>
+      <w:r>
+        <w:rPr>
+          <w:rFonts w:hint="eastAsia"/>
+        </w:rPr>
+        <w:t>，拼接结果经</w:t>
+      </w:r>
+      <w:r>
+        <w:rPr>
+          <w:rFonts w:hint="eastAsia"/>
+        </w:rPr>
+        <w:t>sigmoid</w:t>
+      </w:r>
+      <w:r>
+        <w:rPr>
+          <w:rFonts w:hint="eastAsia"/>
+        </w:rPr>
+        <w:t>映射到</w:t>
+      </w:r>
+      <w:r>
+        <w:rPr>
+          <w:rFonts w:hint="eastAsia"/>
+        </w:rPr>
+        <w:t>[0, 1]</w:t>
+      </w:r>
+      <w:r>
+        <w:rPr>
+          <w:rFonts w:hint="eastAsia"/>
+        </w:rPr>
+        <w:t>，</w:t>
+      </w:r>
+      <w:proofErr w:type="gramStart"/>
+      <w:r>
+        <w:rPr>
+          <w:rFonts w:hint="eastAsia"/>
+        </w:rPr>
+        <w:t>得到该顺位分</w:t>
+      </w:r>
+      <w:proofErr w:type="gramEnd"/>
+      <w:r>
+        <w:rPr>
+          <w:rFonts w:hint="eastAsia"/>
+        </w:rPr>
+        <w:t>类上的评估</w:t>
+      </w:r>
+      <w:r>
+        <w:rPr>
+          <w:rFonts w:hint="eastAsia"/>
+        </w:rPr>
+        <w:t>。</w:t>
+      </w:r>
+    </w:p>
+    <w:p>
+      <w:pPr>
+        <w:ind w:firstLineChars="200" w:firstLine="480"/>
+      </w:pPr>
+      <w:r>
+        <w:rPr>
+          <w:rFonts w:hint="eastAsia"/>
+        </w:rPr>
+        <w:t xml:space="preserve">(6) </w:t>
+      </w:r>
+      <w:r>
+        <w:rPr>
+          <w:rFonts w:hint="eastAsia"/>
+        </w:rPr>
+        <w:t>数学表达式总结</w:t>
+      </w:r>
+    </w:p>
+    <w:p>
+      <w:pPr>
+        <w:ind w:firstLineChars="200" w:firstLine="480"/>
+      </w:pPr>
+      <w:r>
+        <w:rPr>
+          <w:rFonts w:hint="eastAsia"/>
+        </w:rPr>
+        <w:t>模型的前向传播可表示为</w:t>
+      </w:r>
+      <w:r>
+        <w:rPr>
+          <w:rFonts w:hint="eastAsia"/>
+        </w:rPr>
+        <w:t>复合</w:t>
+      </w:r>
+      <w:r>
+        <w:rPr>
+          <w:rFonts w:hint="eastAsia"/>
+        </w:rPr>
+        <w:t>函数：</w:t>
+      </w:r>
+    </w:p>
+    <w:p>
+      <w:pPr>
+        <w:pStyle w:val="MTDisplayEquation"/>
+      </w:pPr>
+      <w:r>
+        <w:tab/>
+      </w:r>
+      <w:r>
+        <w:rPr>
+          <w:position w:val="-118"/>
+        </w:rPr>
+        <w:object w:dxaOrig="9340" w:dyaOrig="2480" w14:anchorId="24AC2531">
+          <v:shape id="_x0000_i1048" type="#_x0000_t75" style="width:466.8pt;height:124.2pt" o:ole="">
             <v:imagedata r:id="rId53" o:title=""/>
           </v:shape>
-          <o:OLEObject Type="Embed" ProgID="Equation.DSMT4" ShapeID="_x0000_i1325" DrawAspect="Content" ObjectID="_1815748667" r:id="rId54"/>
+          <o:OLEObject Type="Embed" ProgID="Equation.DSMT4" ShapeID="_x0000_i1048" DrawAspect="Content" ObjectID="_1815758366" r:id="rId54"/>
         </w:object>
       </w:r>
+    </w:p>
+    <w:p>
+      <w:r>
+        <w:rPr>
+          <w:rFonts w:hint="eastAsia"/>
+        </w:rPr>
+        <w:t>其中</w:t>
+      </w:r>
+      <w:r>
+        <w:rPr>
+          <w:position w:val="-6"/>
+        </w:rPr>
+        <w:object w:dxaOrig="240" w:dyaOrig="240" w14:anchorId="30BD3A68">
+          <v:shape id="_x0000_i1049" type="#_x0000_t75" style="width:12pt;height:12pt" o:ole="">
+            <v:imagedata r:id="rId55" o:title=""/>
+          </v:shape>
+          <o:OLEObject Type="Embed" ProgID="Equation.DSMT4" ShapeID="_x0000_i1049" DrawAspect="Content" ObjectID="_1815758367" r:id="rId56"/>
+        </w:object>
+      </w:r>
       <w:r>
         <w:rPr>
           <w:rFonts w:hint="eastAsia"/>
@@ -2568,10 +2714,10 @@
           <w:position w:val="-14"/>
         </w:rPr>
         <w:object w:dxaOrig="3120" w:dyaOrig="380" w14:anchorId="3B72F205">
-          <v:shape id="_x0000_i1336" type="#_x0000_t75" style="width:156pt;height:19pt" o:ole="">
-            <v:imagedata r:id="rId29" o:title=""/>
+          <v:shape id="_x0000_i1050" type="#_x0000_t75" style="width:156pt;height:19.2pt" o:ole="">
+            <v:imagedata r:id="rId31" o:title=""/>
           </v:shape>
-          <o:OLEObject Type="Embed" ProgID="Equation.DSMT4" ShapeID="_x0000_i1336" DrawAspect="Content" ObjectID="_1815748668" r:id="rId55"/>
+          <o:OLEObject Type="Embed" ProgID="Equation.DSMT4" ShapeID="_x0000_i1050" DrawAspect="Content" ObjectID="_1815758368" r:id="rId57"/>
         </w:object>
       </w:r>
       <w:r>
@@ -2585,248 +2731,206 @@
           <w:position w:val="-6"/>
         </w:rPr>
         <w:object w:dxaOrig="240" w:dyaOrig="260" w14:anchorId="2AB26D88">
-          <v:shape id="_x0000_i1343" type="#_x0000_t75" style="width:12pt;height:13pt" o:ole="">
-            <v:imagedata r:id="rId56" o:title=""/>
-          </v:shape>
-          <o:OLEObject Type="Embed" ProgID="Equation.DSMT4" ShapeID="_x0000_i1343" DrawAspect="Content" ObjectID="_1815748669" r:id="rId57"/>
-        </w:object>
-      </w:r>
-      <w:r>
-        <w:rPr>
-          <w:rFonts w:hint="eastAsia"/>
-        </w:rPr>
-        <w:t>表示向量拼接。</w:t>
-      </w:r>
-    </w:p>
-    <w:p>
-      <w:pPr>
-        <w:pStyle w:val="3"/>
-      </w:pPr>
-      <w:r>
-        <w:rPr>
-          <w:rFonts w:hint="eastAsia"/>
-        </w:rPr>
-        <w:t>BERT</w:t>
-      </w:r>
-      <w:r>
-        <w:rPr>
-          <w:rFonts w:hint="eastAsia"/>
-        </w:rPr>
-        <w:t>编码器</w:t>
-      </w:r>
-      <w:r>
-        <w:rPr>
-          <w:rFonts w:hint="eastAsia"/>
-        </w:rPr>
-        <w:t>数学表达</w:t>
-      </w:r>
-    </w:p>
-    <w:p>
-      <w:pPr>
-        <w:ind w:firstLineChars="200" w:firstLine="480"/>
-      </w:pPr>
-      <w:r>
-        <w:rPr>
-          <w:rFonts w:hint="eastAsia"/>
-        </w:rPr>
-        <w:t>设输入序列为</w:t>
-      </w:r>
-      <w:r>
-        <w:rPr>
-          <w:rFonts w:hint="eastAsia"/>
-        </w:rPr>
-        <w:t xml:space="preserve"> </w:t>
-      </w:r>
-      <w:r>
-        <w:rPr>
-          <w:position w:val="-10"/>
-        </w:rPr>
-        <w:object w:dxaOrig="1300" w:dyaOrig="320" w14:anchorId="7509E1C1">
-          <v:shape id="_x0000_i1350" type="#_x0000_t75" style="width:65pt;height:16pt" o:ole="">
+          <v:shape id="_x0000_i1051" type="#_x0000_t75" style="width:12pt;height:13.2pt" o:ole="">
             <v:imagedata r:id="rId58" o:title=""/>
           </v:shape>
-          <o:OLEObject Type="Embed" ProgID="Equation.DSMT4" ShapeID="_x0000_i1350" DrawAspect="Content" ObjectID="_1815748670" r:id="rId59"/>
+          <o:OLEObject Type="Embed" ProgID="Equation.DSMT4" ShapeID="_x0000_i1051" DrawAspect="Content" ObjectID="_1815758369" r:id="rId59"/>
         </w:object>
       </w:r>
       <w:r>
         <w:rPr>
           <w:rFonts w:hint="eastAsia"/>
         </w:rPr>
-        <w:t>，</w:t>
-      </w:r>
-      <w:r>
-        <w:rPr>
-          <w:position w:val="-14"/>
-        </w:rPr>
-        <w:object w:dxaOrig="2340" w:dyaOrig="380" w14:anchorId="33242A9F">
-          <v:shape id="_x0000_i1353" type="#_x0000_t75" style="width:117pt;height:19pt" o:ole="">
+        <w:t>表示向量拼接。</w:t>
+      </w:r>
+    </w:p>
+    <w:p>
+      <w:pPr>
+        <w:pStyle w:val="3"/>
+      </w:pPr>
+      <w:r>
+        <w:rPr>
+          <w:rFonts w:hint="eastAsia"/>
+        </w:rPr>
+        <w:t>BERT</w:t>
+      </w:r>
+      <w:r>
+        <w:rPr>
+          <w:rFonts w:hint="eastAsia"/>
+        </w:rPr>
+        <w:t>编码器</w:t>
+      </w:r>
+      <w:r>
+        <w:rPr>
+          <w:rFonts w:hint="eastAsia"/>
+        </w:rPr>
+        <w:t>数学表达</w:t>
+      </w:r>
+    </w:p>
+    <w:p>
+      <w:pPr>
+        <w:ind w:firstLineChars="200" w:firstLine="480"/>
+      </w:pPr>
+      <w:r>
+        <w:rPr>
+          <w:rFonts w:hint="eastAsia"/>
+        </w:rPr>
+        <w:t>设输入序列为</w:t>
+      </w:r>
+      <w:r>
+        <w:rPr>
+          <w:rFonts w:hint="eastAsia"/>
+        </w:rPr>
+        <w:t xml:space="preserve"> </w:t>
+      </w:r>
+      <w:r>
+        <w:rPr>
+          <w:position w:val="-10"/>
+        </w:rPr>
+        <w:object w:dxaOrig="1300" w:dyaOrig="320" w14:anchorId="7509E1C1">
+          <v:shape id="_x0000_i1052" type="#_x0000_t75" style="width:64.8pt;height:16.2pt" o:ole="">
             <v:imagedata r:id="rId60" o:title=""/>
           </v:shape>
-          <o:OLEObject Type="Embed" ProgID="Equation.DSMT4" ShapeID="_x0000_i1353" DrawAspect="Content" ObjectID="_1815748671" r:id="rId61"/>
+          <o:OLEObject Type="Embed" ProgID="Equation.DSMT4" ShapeID="_x0000_i1052" DrawAspect="Content" ObjectID="_1815758370" r:id="rId61"/>
         </w:object>
       </w:r>
       <w:r>
         <w:rPr>
           <w:rFonts w:hint="eastAsia"/>
         </w:rPr>
-        <w:t>。第</w:t>
-      </w:r>
-      <w:r>
-        <w:rPr>
-          <w:position w:val="-4"/>
-        </w:rPr>
-        <w:object w:dxaOrig="160" w:dyaOrig="240" w14:anchorId="11ED8A26">
-          <v:shape id="_x0000_i1097" type="#_x0000_t75" style="width:8pt;height:12pt" o:ole="">
+        <w:t>，</w:t>
+      </w:r>
+      <w:r>
+        <w:rPr>
+          <w:position w:val="-14"/>
+        </w:rPr>
+        <w:object w:dxaOrig="2340" w:dyaOrig="380" w14:anchorId="33242A9F">
+          <v:shape id="_x0000_i1053" type="#_x0000_t75" style="width:117pt;height:19.2pt" o:ole="">
             <v:imagedata r:id="rId62" o:title=""/>
           </v:shape>
-          <o:OLEObject Type="Embed" ProgID="Equation.DSMT4" ShapeID="_x0000_i1097" DrawAspect="Content" ObjectID="_1815748672" r:id="rId63"/>
+          <o:OLEObject Type="Embed" ProgID="Equation.DSMT4" ShapeID="_x0000_i1053" DrawAspect="Content" ObjectID="_1815758371" r:id="rId63"/>
         </w:object>
       </w:r>
       <w:r>
         <w:rPr>
           <w:rFonts w:hint="eastAsia"/>
         </w:rPr>
-        <w:t>层</w:t>
-      </w:r>
-      <w:r>
-        <w:rPr>
-          <w:rFonts w:hint="eastAsia"/>
-        </w:rPr>
-        <w:t>Transformer</w:t>
-      </w:r>
-      <w:r>
-        <w:rPr>
-          <w:rFonts w:hint="eastAsia"/>
-        </w:rPr>
-        <w:t>块：</w:t>
-      </w:r>
-    </w:p>
-    <w:p>
-      <w:pPr>
-        <w:ind w:firstLineChars="200" w:firstLine="480"/>
-        <w:rPr>
-          <w:rFonts w:hint="eastAsia"/>
-        </w:rPr>
-      </w:pPr>
-      <w:r>
-        <w:rPr>
-          <w:rFonts w:hint="eastAsia"/>
-        </w:rPr>
-        <w:t xml:space="preserve">(1) </w:t>
-      </w:r>
-      <w:r>
-        <w:rPr>
-          <w:rFonts w:hint="eastAsia"/>
-        </w:rPr>
-        <w:t>多头自注意力</w:t>
-      </w:r>
-      <w:r>
-        <w:rPr>
-          <w:rFonts w:hint="eastAsia"/>
-        </w:rPr>
-        <w:t>（</w:t>
+        <w:t>。第</w:t>
       </w:r>
       <w:r>
         <w:rPr>
           <w:position w:val="-4"/>
         </w:rPr>
-        <w:object w:dxaOrig="260" w:dyaOrig="240" w14:anchorId="6679B716">
-          <v:shape id="_x0000_i1373" type="#_x0000_t75" style="width:13pt;height:12pt" o:ole="">
+        <w:object w:dxaOrig="160" w:dyaOrig="240" w14:anchorId="11ED8A26">
+          <v:shape id="_x0000_i1054" type="#_x0000_t75" style="width:7.8pt;height:12pt" o:ole="">
             <v:imagedata r:id="rId64" o:title=""/>
           </v:shape>
-          <o:OLEObject Type="Embed" ProgID="Equation.DSMT4" ShapeID="_x0000_i1373" DrawAspect="Content" ObjectID="_1815748673" r:id="rId65"/>
+          <o:OLEObject Type="Embed" ProgID="Equation.DSMT4" ShapeID="_x0000_i1054" DrawAspect="Content" ObjectID="_1815758372" r:id="rId65"/>
         </w:object>
       </w:r>
       <w:r>
         <w:rPr>
           <w:rFonts w:hint="eastAsia"/>
         </w:rPr>
-        <w:t>个头）</w:t>
+        <w:t>层</w:t>
+      </w:r>
+      <w:r>
+        <w:rPr>
+          <w:rFonts w:hint="eastAsia"/>
+        </w:rPr>
+        <w:t>Transformer</w:t>
+      </w:r>
+      <w:r>
+        <w:rPr>
+          <w:rFonts w:hint="eastAsia"/>
+        </w:rPr>
+        <w:t>块：</w:t>
       </w:r>
     </w:p>
     <w:p>
       <w:pPr>
         <w:ind w:firstLineChars="200" w:firstLine="480"/>
-        <w:rPr>
-          <w:rFonts w:hint="eastAsia"/>
-        </w:rPr>
-      </w:pPr>
-      <w:r>
-        <w:rPr>
-          <w:rFonts w:hint="eastAsia"/>
-        </w:rPr>
-        <w:t>对于头部</w:t>
-      </w:r>
-      <w:r>
-        <w:rPr>
-          <w:position w:val="-8"/>
-        </w:rPr>
-        <w:object w:dxaOrig="999" w:dyaOrig="279" w14:anchorId="116E6DAA">
-          <v:shape id="_x0000_i1375" type="#_x0000_t75" style="width:50pt;height:14pt" o:ole="">
+      </w:pPr>
+      <w:r>
+        <w:rPr>
+          <w:rFonts w:hint="eastAsia"/>
+        </w:rPr>
+        <w:t xml:space="preserve">(1) </w:t>
+      </w:r>
+      <w:r>
+        <w:rPr>
+          <w:rFonts w:hint="eastAsia"/>
+        </w:rPr>
+        <w:t>多头自注意力</w:t>
+      </w:r>
+      <w:r>
+        <w:rPr>
+          <w:rFonts w:hint="eastAsia"/>
+        </w:rPr>
+        <w:t>（</w:t>
+      </w:r>
+      <w:r>
+        <w:rPr>
+          <w:position w:val="-4"/>
+        </w:rPr>
+        <w:object w:dxaOrig="260" w:dyaOrig="240" w14:anchorId="6679B716">
+          <v:shape id="_x0000_i1055" type="#_x0000_t75" style="width:13.2pt;height:12pt" o:ole="">
             <v:imagedata r:id="rId66" o:title=""/>
           </v:shape>
-          <o:OLEObject Type="Embed" ProgID="Equation.DSMT4" ShapeID="_x0000_i1375" DrawAspect="Content" ObjectID="_1815748674" r:id="rId67"/>
+          <o:OLEObject Type="Embed" ProgID="Equation.DSMT4" ShapeID="_x0000_i1055" DrawAspect="Content" ObjectID="_1815758373" r:id="rId67"/>
         </w:object>
       </w:r>
       <w:r>
         <w:rPr>
           <w:rFonts w:hint="eastAsia"/>
         </w:rPr>
-        <w:t>：</w:t>
-      </w:r>
-    </w:p>
-    <w:p>
-      <w:pPr>
-        <w:pStyle w:val="MTDisplayEquation"/>
-        <w:rPr>
-          <w:rFonts w:hint="eastAsia"/>
-        </w:rPr>
-      </w:pPr>
-      <w:r>
-        <w:tab/>
-      </w:r>
-      <w:r>
-        <w:rPr>
-          <w:position w:val="-38"/>
-        </w:rPr>
-        <w:object w:dxaOrig="4459" w:dyaOrig="859" w14:anchorId="77B60625">
-          <v:shape id="_x0000_i1382" type="#_x0000_t75" style="width:223pt;height:43pt" o:ole="">
+        <w:t>个头）</w:t>
+      </w:r>
+    </w:p>
+    <w:p>
+      <w:pPr>
+        <w:ind w:firstLineChars="200" w:firstLine="480"/>
+      </w:pPr>
+      <w:r>
+        <w:rPr>
+          <w:rFonts w:hint="eastAsia"/>
+        </w:rPr>
+        <w:t>对于头部</w:t>
+      </w:r>
+      <w:r>
+        <w:rPr>
+          <w:position w:val="-8"/>
+        </w:rPr>
+        <w:object w:dxaOrig="999" w:dyaOrig="279" w14:anchorId="116E6DAA">
+          <v:shape id="_x0000_i1056" type="#_x0000_t75" style="width:49.8pt;height:13.8pt" o:ole="">
             <v:imagedata r:id="rId68" o:title=""/>
           </v:shape>
-          <o:OLEObject Type="Embed" ProgID="Equation.DSMT4" ShapeID="_x0000_i1382" DrawAspect="Content" ObjectID="_1815748675" r:id="rId69"/>
+          <o:OLEObject Type="Embed" ProgID="Equation.DSMT4" ShapeID="_x0000_i1056" DrawAspect="Content" ObjectID="_1815758374" r:id="rId69"/>
         </w:object>
       </w:r>
-    </w:p>
-    <w:p>
-      <w:pPr>
-        <w:ind w:firstLineChars="200" w:firstLine="480"/>
-      </w:pPr>
-      <w:r>
-        <w:rPr>
-          <w:rFonts w:hint="eastAsia"/>
-        </w:rPr>
-        <w:t>然后将头部拼接：</w:t>
+      <w:r>
+        <w:rPr>
+          <w:rFonts w:hint="eastAsia"/>
+        </w:rPr>
+        <w:t>：</w:t>
       </w:r>
     </w:p>
     <w:p>
       <w:pPr>
         <w:pStyle w:val="MTDisplayEquation"/>
-        <w:rPr>
-          <w:rFonts w:hint="eastAsia"/>
-        </w:rPr>
       </w:pPr>
       <w:r>
         <w:tab/>
       </w:r>
       <w:r>
         <w:rPr>
-          <w:position w:val="-14"/>
-        </w:rPr>
-        <w:object w:dxaOrig="3220" w:dyaOrig="380" w14:anchorId="323F7D83">
-          <v:shape id="_x0000_i1108" type="#_x0000_t75" style="width:161pt;height:19pt" o:ole="">
+          <w:position w:val="-38"/>
+        </w:rPr>
+        <w:object w:dxaOrig="4459" w:dyaOrig="859" w14:anchorId="77B60625">
+          <v:shape id="_x0000_i1057" type="#_x0000_t75" style="width:223.2pt;height:43.2pt" o:ole="">
             <v:imagedata r:id="rId70" o:title=""/>
           </v:shape>
-          <o:OLEObject Type="Embed" ProgID="Equation.DSMT4" ShapeID="_x0000_i1108" DrawAspect="Content" ObjectID="_1815748676" r:id="rId71"/>
+          <o:OLEObject Type="Embed" ProgID="Equation.DSMT4" ShapeID="_x0000_i1057" DrawAspect="Content" ObjectID="_1815758375" r:id="rId71"/>
         </w:object>
       </w:r>
     </w:p>
@@ -2838,46 +2942,25 @@
         <w:rPr>
           <w:rFonts w:hint="eastAsia"/>
         </w:rPr>
-        <w:t xml:space="preserve">(2) </w:t>
-      </w:r>
-      <w:r>
-        <w:rPr>
-          <w:rFonts w:hint="eastAsia"/>
-        </w:rPr>
-        <w:t>残差</w:t>
-      </w:r>
-      <w:r>
-        <w:rPr>
-          <w:rFonts w:hint="eastAsia"/>
-        </w:rPr>
-        <w:t>+</w:t>
-      </w:r>
-      <w:r>
-        <w:rPr>
-          <w:rFonts w:hint="eastAsia"/>
-        </w:rPr>
-        <w:t>归一化</w:t>
+        <w:t>然后将头部拼接：</w:t>
       </w:r>
     </w:p>
     <w:p>
       <w:pPr>
         <w:pStyle w:val="MTDisplayEquation"/>
-        <w:rPr>
-          <w:rFonts w:hint="eastAsia"/>
-        </w:rPr>
       </w:pPr>
       <w:r>
         <w:tab/>
       </w:r>
       <w:r>
         <w:rPr>
-          <w:position w:val="-10"/>
-        </w:rPr>
-        <w:object w:dxaOrig="2900" w:dyaOrig="340" w14:anchorId="64EA2713">
-          <v:shape id="_x0000_i1386" type="#_x0000_t75" style="width:145pt;height:17pt" o:ole="">
+          <w:position w:val="-14"/>
+        </w:rPr>
+        <w:object w:dxaOrig="3600" w:dyaOrig="380" w14:anchorId="323F7D83">
+          <v:shape id="_x0000_i1058" type="#_x0000_t75" style="width:180pt;height:19.2pt" o:ole="">
             <v:imagedata r:id="rId72" o:title=""/>
           </v:shape>
-          <o:OLEObject Type="Embed" ProgID="Equation.DSMT4" ShapeID="_x0000_i1386" DrawAspect="Content" ObjectID="_1815748677" r:id="rId73"/>
+          <o:OLEObject Type="Embed" ProgID="Equation.DSMT4" ShapeID="_x0000_i1058" DrawAspect="Content" ObjectID="_1815758376" r:id="rId73"/>
         </w:object>
       </w:r>
     </w:p>
@@ -2889,21 +2972,30 @@
         <w:rPr>
           <w:rFonts w:hint="eastAsia"/>
         </w:rPr>
-        <w:t xml:space="preserve">(3) </w:t>
-      </w:r>
-      <w:r>
-        <w:rPr>
-          <w:rFonts w:hint="eastAsia"/>
-        </w:rPr>
-        <w:t>前馈网络</w:t>
+        <w:t xml:space="preserve">(2) </w:t>
+      </w:r>
+      <w:r>
+        <w:rPr>
+          <w:rFonts w:hint="eastAsia"/>
+        </w:rPr>
+        <w:t>残差</w:t>
+      </w:r>
+      <w:r>
+        <w:rPr>
+          <w:rFonts w:hint="eastAsia"/>
+        </w:rPr>
+        <w:t>+</w:t>
+      </w:r>
+      <w:r>
+        <w:rPr>
+          <w:rFonts w:hint="eastAsia"/>
+        </w:rPr>
+        <w:t>归一化</w:t>
       </w:r>
     </w:p>
     <w:p>
       <w:pPr>
         <w:pStyle w:val="MTDisplayEquation"/>
-        <w:rPr>
-          <w:rFonts w:hint="eastAsia"/>
-        </w:rPr>
       </w:pPr>
       <w:r>
         <w:tab/>
@@ -2912,11 +3004,11 @@
         <w:rPr>
           <w:position w:val="-10"/>
         </w:rPr>
-        <w:object w:dxaOrig="2980" w:dyaOrig="340" w14:anchorId="2384F179">
-          <v:shape id="_x0000_i1402" type="#_x0000_t75" style="width:149pt;height:17pt" o:ole="">
+        <w:object w:dxaOrig="2900" w:dyaOrig="340" w14:anchorId="64EA2713">
+          <v:shape id="_x0000_i1059" type="#_x0000_t75" style="width:145.2pt;height:16.8pt" o:ole="">
             <v:imagedata r:id="rId74" o:title=""/>
           </v:shape>
-          <o:OLEObject Type="Embed" ProgID="Equation.DSMT4" ShapeID="_x0000_i1402" DrawAspect="Content" ObjectID="_1815748678" r:id="rId75"/>
+          <o:OLEObject Type="Embed" ProgID="Equation.DSMT4" ShapeID="_x0000_i1059" DrawAspect="Content" ObjectID="_1815758377" r:id="rId75"/>
         </w:object>
       </w:r>
     </w:p>
@@ -2928,33 +3020,18 @@
         <w:rPr>
           <w:rFonts w:hint="eastAsia"/>
         </w:rPr>
-        <w:t xml:space="preserve">(4) </w:t>
-      </w:r>
-      <w:r>
-        <w:rPr>
-          <w:rFonts w:hint="eastAsia"/>
-        </w:rPr>
-        <w:t>残差</w:t>
-      </w:r>
-      <w:r>
-        <w:rPr>
-          <w:rFonts w:hint="eastAsia"/>
-        </w:rPr>
-        <w:t>+</w:t>
-      </w:r>
-      <w:r>
-        <w:rPr>
-          <w:rFonts w:hint="eastAsia"/>
-        </w:rPr>
-        <w:t>归一化</w:t>
+        <w:t xml:space="preserve">(3) </w:t>
+      </w:r>
+      <w:r>
+        <w:rPr>
+          <w:rFonts w:hint="eastAsia"/>
+        </w:rPr>
+        <w:t>前馈网络</w:t>
       </w:r>
     </w:p>
     <w:p>
       <w:pPr>
         <w:pStyle w:val="MTDisplayEquation"/>
-        <w:rPr>
-          <w:rFonts w:hint="eastAsia"/>
-        </w:rPr>
       </w:pPr>
       <w:r>
         <w:tab/>
@@ -2963,11 +3040,11 @@
         <w:rPr>
           <w:position w:val="-10"/>
         </w:rPr>
-        <w:object w:dxaOrig="2980" w:dyaOrig="340" w14:anchorId="710B6DC4">
-          <v:shape id="_x0000_i1124" type="#_x0000_t75" style="width:149pt;height:17pt" o:ole="">
+        <w:object w:dxaOrig="2980" w:dyaOrig="340" w14:anchorId="2384F179">
+          <v:shape id="_x0000_i1060" type="#_x0000_t75" style="width:148.8pt;height:16.8pt" o:ole="">
             <v:imagedata r:id="rId76" o:title=""/>
           </v:shape>
-          <o:OLEObject Type="Embed" ProgID="Equation.DSMT4" ShapeID="_x0000_i1124" DrawAspect="Content" ObjectID="_1815748679" r:id="rId77"/>
+          <o:OLEObject Type="Embed" ProgID="Equation.DSMT4" ShapeID="_x0000_i1060" DrawAspect="Content" ObjectID="_1815758378" r:id="rId77"/>
         </w:object>
       </w:r>
     </w:p>
@@ -2979,209 +3056,237 @@
         <w:rPr>
           <w:rFonts w:hint="eastAsia"/>
         </w:rPr>
-        <w:t>经过</w:t>
+        <w:t xml:space="preserve">(4) </w:t>
+      </w:r>
+      <w:r>
+        <w:rPr>
+          <w:rFonts w:hint="eastAsia"/>
+        </w:rPr>
+        <w:t>残差</w:t>
+      </w:r>
+      <w:r>
+        <w:rPr>
+          <w:rFonts w:hint="eastAsia"/>
+        </w:rPr>
+        <w:t>+</w:t>
+      </w:r>
+      <w:r>
+        <w:rPr>
+          <w:rFonts w:hint="eastAsia"/>
+        </w:rPr>
+        <w:t>归一化</w:t>
+      </w:r>
+    </w:p>
+    <w:p>
+      <w:pPr>
+        <w:pStyle w:val="MTDisplayEquation"/>
+      </w:pPr>
+      <w:r>
+        <w:tab/>
       </w:r>
       <w:r>
         <w:rPr>
           <w:position w:val="-10"/>
         </w:rPr>
-        <w:object w:dxaOrig="360" w:dyaOrig="320" w14:anchorId="76876097">
-          <v:shape id="_x0000_i1127" type="#_x0000_t75" style="width:18pt;height:16pt" o:ole="">
+        <w:object w:dxaOrig="2980" w:dyaOrig="340" w14:anchorId="710B6DC4">
+          <v:shape id="_x0000_i1061" type="#_x0000_t75" style="width:148.8pt;height:16.8pt" o:ole="">
             <v:imagedata r:id="rId78" o:title=""/>
           </v:shape>
-          <o:OLEObject Type="Embed" ProgID="Equation.DSMT4" ShapeID="_x0000_i1127" DrawAspect="Content" ObjectID="_1815748680" r:id="rId79"/>
+          <o:OLEObject Type="Embed" ProgID="Equation.DSMT4" ShapeID="_x0000_i1061" DrawAspect="Content" ObjectID="_1815758379" r:id="rId79"/>
         </w:object>
       </w:r>
-      <w:r>
-        <w:rPr>
-          <w:rFonts w:hint="eastAsia"/>
-        </w:rPr>
-        <w:t>个这样的块后，</w:t>
-      </w:r>
-      <w:r>
-        <w:rPr>
-          <w:rFonts w:hint="eastAsia"/>
-        </w:rPr>
-        <w:t>BERT</w:t>
-      </w:r>
-      <w:r>
-        <w:rPr>
-          <w:rFonts w:hint="eastAsia"/>
-        </w:rPr>
-        <w:t>编码器</w:t>
-      </w:r>
-      <w:r>
-        <w:rPr>
-          <w:rFonts w:hint="eastAsia"/>
-        </w:rPr>
-        <w:t>返回</w:t>
-      </w:r>
-      <w:r>
-        <w:rPr>
-          <w:rFonts w:hint="eastAsia"/>
-        </w:rPr>
-        <w:t xml:space="preserve"> token </w:t>
-      </w:r>
-      <w:r>
-        <w:rPr>
-          <w:rFonts w:hint="eastAsia"/>
-        </w:rPr>
-        <w:t>输出</w:t>
-      </w:r>
-      <w:r>
-        <w:rPr>
-          <w:rFonts w:hint="eastAsia"/>
-        </w:rPr>
-        <w:t>（</w:t>
-      </w:r>
-      <w:proofErr w:type="spellStart"/>
-      <w:r>
-        <w:rPr>
-          <w:rFonts w:hint="eastAsia"/>
-        </w:rPr>
-        <w:t>last_hidden_state</w:t>
-      </w:r>
-      <w:proofErr w:type="spellEnd"/>
-      <w:r>
-        <w:rPr>
-          <w:rFonts w:hint="eastAsia"/>
-        </w:rPr>
-        <w:t>）</w:t>
-      </w:r>
-      <w:r>
-        <w:rPr>
-          <w:rFonts w:hint="eastAsia"/>
-        </w:rPr>
-        <w:t>和一个池化表示（</w:t>
-      </w:r>
-      <w:proofErr w:type="spellStart"/>
-      <w:r>
-        <w:rPr>
-          <w:rFonts w:hint="eastAsia"/>
-        </w:rPr>
-        <w:t>pooler_output</w:t>
-      </w:r>
-      <w:proofErr w:type="spellEnd"/>
-      <w:r>
-        <w:rPr>
-          <w:rFonts w:hint="eastAsia"/>
-        </w:rPr>
-        <w:t>），其计算方式为：</w:t>
-      </w:r>
-    </w:p>
-    <w:p>
-      <w:pPr>
-        <w:pStyle w:val="MTDisplayEquation"/>
-      </w:pPr>
-      <w:r>
-        <w:tab/>
-      </w:r>
-      <w:r>
-        <w:rPr>
-          <w:position w:val="-14"/>
-        </w:rPr>
-        <w:object w:dxaOrig="2900" w:dyaOrig="380" w14:anchorId="77B56AB1">
-          <v:shape id="_x0000_i1392" type="#_x0000_t75" style="width:145pt;height:19pt" o:ole="">
+    </w:p>
+    <w:p>
+      <w:pPr>
+        <w:ind w:firstLineChars="200" w:firstLine="480"/>
+      </w:pPr>
+      <w:r>
+        <w:rPr>
+          <w:rFonts w:hint="eastAsia"/>
+        </w:rPr>
+        <w:t>经过</w:t>
+      </w:r>
+      <w:r>
+        <w:rPr>
+          <w:position w:val="-10"/>
+        </w:rPr>
+        <w:object w:dxaOrig="360" w:dyaOrig="320" w14:anchorId="76876097">
+          <v:shape id="_x0000_i1062" type="#_x0000_t75" style="width:18pt;height:16.2pt" o:ole="">
             <v:imagedata r:id="rId80" o:title=""/>
           </v:shape>
-          <o:OLEObject Type="Embed" ProgID="Equation.DSMT4" ShapeID="_x0000_i1392" DrawAspect="Content" ObjectID="_1815748681" r:id="rId81"/>
+          <o:OLEObject Type="Embed" ProgID="Equation.DSMT4" ShapeID="_x0000_i1062" DrawAspect="Content" ObjectID="_1815758380" r:id="rId81"/>
         </w:object>
       </w:r>
-    </w:p>
-    <w:p>
-      <w:pPr>
-        <w:rPr>
-          <w:rFonts w:hint="eastAsia"/>
-        </w:rPr>
-      </w:pPr>
-      <w:r>
-        <w:rPr>
-          <w:rFonts w:hint="eastAsia"/>
-        </w:rPr>
-        <w:t>其中</w:t>
-      </w:r>
-      <w:r>
-        <w:rPr>
-          <w:position w:val="-10"/>
-        </w:rPr>
-        <w:object w:dxaOrig="1100" w:dyaOrig="340" w14:anchorId="1A6172D7">
-          <v:shape id="_x0000_i1133" type="#_x0000_t75" style="width:55pt;height:17pt" o:ole="">
+      <w:proofErr w:type="gramStart"/>
+      <w:r>
+        <w:rPr>
+          <w:rFonts w:hint="eastAsia"/>
+        </w:rPr>
+        <w:t>个</w:t>
+      </w:r>
+      <w:proofErr w:type="gramEnd"/>
+      <w:r>
+        <w:rPr>
+          <w:rFonts w:hint="eastAsia"/>
+        </w:rPr>
+        <w:t>这样的块后，</w:t>
+      </w:r>
+      <w:r>
+        <w:rPr>
+          <w:rFonts w:hint="eastAsia"/>
+        </w:rPr>
+        <w:t>BERT</w:t>
+      </w:r>
+      <w:r>
+        <w:rPr>
+          <w:rFonts w:hint="eastAsia"/>
+        </w:rPr>
+        <w:t>编码器</w:t>
+      </w:r>
+      <w:r>
+        <w:rPr>
+          <w:rFonts w:hint="eastAsia"/>
+        </w:rPr>
+        <w:t>返回</w:t>
+      </w:r>
+      <w:r>
+        <w:rPr>
+          <w:rFonts w:hint="eastAsia"/>
+        </w:rPr>
+        <w:t xml:space="preserve"> token </w:t>
+      </w:r>
+      <w:r>
+        <w:rPr>
+          <w:rFonts w:hint="eastAsia"/>
+        </w:rPr>
+        <w:t>输出</w:t>
+      </w:r>
+      <w:r>
+        <w:rPr>
+          <w:rFonts w:hint="eastAsia"/>
+        </w:rPr>
+        <w:t>（</w:t>
+      </w:r>
+      <w:proofErr w:type="spellStart"/>
+      <w:r>
+        <w:rPr>
+          <w:rFonts w:hint="eastAsia"/>
+        </w:rPr>
+        <w:t>last_hidden_state</w:t>
+      </w:r>
+      <w:proofErr w:type="spellEnd"/>
+      <w:r>
+        <w:rPr>
+          <w:rFonts w:hint="eastAsia"/>
+        </w:rPr>
+        <w:t>）</w:t>
+      </w:r>
+      <w:r>
+        <w:rPr>
+          <w:rFonts w:hint="eastAsia"/>
+        </w:rPr>
+        <w:t>和</w:t>
+      </w:r>
+      <w:proofErr w:type="gramStart"/>
+      <w:r>
+        <w:rPr>
+          <w:rFonts w:hint="eastAsia"/>
+        </w:rPr>
+        <w:t>一个池化表示</w:t>
+      </w:r>
+      <w:proofErr w:type="gramEnd"/>
+      <w:r>
+        <w:rPr>
+          <w:rFonts w:hint="eastAsia"/>
+        </w:rPr>
+        <w:t>（</w:t>
+      </w:r>
+      <w:proofErr w:type="spellStart"/>
+      <w:r>
+        <w:rPr>
+          <w:rFonts w:hint="eastAsia"/>
+        </w:rPr>
+        <w:t>pooler_output</w:t>
+      </w:r>
+      <w:proofErr w:type="spellEnd"/>
+      <w:r>
+        <w:rPr>
+          <w:rFonts w:hint="eastAsia"/>
+        </w:rPr>
+        <w:t>），其计算方式为：</w:t>
+      </w:r>
+    </w:p>
+    <w:p>
+      <w:pPr>
+        <w:pStyle w:val="MTDisplayEquation"/>
+      </w:pPr>
+      <w:r>
+        <w:tab/>
+      </w:r>
+      <w:r>
+        <w:rPr>
+          <w:position w:val="-14"/>
+        </w:rPr>
+        <w:object w:dxaOrig="2900" w:dyaOrig="380" w14:anchorId="77B56AB1">
+          <v:shape id="_x0000_i1063" type="#_x0000_t75" style="width:145.2pt;height:19.2pt" o:ole="">
             <v:imagedata r:id="rId82" o:title=""/>
           </v:shape>
-          <o:OLEObject Type="Embed" ProgID="Equation.DSMT4" ShapeID="_x0000_i1133" DrawAspect="Content" ObjectID="_1815748682" r:id="rId83"/>
+          <o:OLEObject Type="Embed" ProgID="Equation.DSMT4" ShapeID="_x0000_i1063" DrawAspect="Content" ObjectID="_1815758381" r:id="rId83"/>
         </w:object>
       </w:r>
-      <w:r>
-        <w:rPr>
-          <w:rFonts w:hint="eastAsia"/>
-        </w:rPr>
-        <w:t>是</w:t>
-      </w:r>
-      <w:r>
-        <w:rPr>
-          <w:rFonts w:hint="eastAsia"/>
-        </w:rPr>
-        <w:t>[CLS]</w:t>
-      </w:r>
-      <w:r>
-        <w:rPr>
-          <w:rFonts w:hint="eastAsia"/>
-        </w:rPr>
-        <w:t>在最终层的隐藏状态</w:t>
-      </w:r>
-      <w:r>
-        <w:rPr>
-          <w:rFonts w:hint="eastAsia"/>
-        </w:rPr>
-        <w:t>，记</w:t>
-      </w:r>
-      <w:r>
-        <w:rPr>
-          <w:position w:val="-6"/>
-        </w:rPr>
-        <w:object w:dxaOrig="180" w:dyaOrig="200" w14:anchorId="546537AF">
-          <v:shape id="_x0000_i1399" type="#_x0000_t75" style="width:9pt;height:10pt" o:ole="">
+    </w:p>
+    <w:p>
+      <w:r>
+        <w:rPr>
+          <w:rFonts w:hint="eastAsia"/>
+        </w:rPr>
+        <w:lastRenderedPageBreak/>
+        <w:t>其中</w:t>
+      </w:r>
+      <w:r>
+        <w:rPr>
+          <w:position w:val="-10"/>
+        </w:rPr>
+        <w:object w:dxaOrig="1100" w:dyaOrig="340" w14:anchorId="1A6172D7">
+          <v:shape id="_x0000_i1064" type="#_x0000_t75" style="width:55.2pt;height:16.8pt" o:ole="">
             <v:imagedata r:id="rId84" o:title=""/>
           </v:shape>
-          <o:OLEObject Type="Embed" ProgID="Equation.DSMT4" ShapeID="_x0000_i1399" DrawAspect="Content" ObjectID="_1815748683" r:id="rId85"/>
+          <o:OLEObject Type="Embed" ProgID="Equation.DSMT4" ShapeID="_x0000_i1064" DrawAspect="Content" ObjectID="_1815758382" r:id="rId85"/>
         </w:object>
       </w:r>
       <w:r>
         <w:rPr>
           <w:rFonts w:hint="eastAsia"/>
         </w:rPr>
-        <w:t>为</w:t>
-      </w:r>
-      <w:r>
-        <w:rPr>
-          <w:rFonts w:hint="eastAsia"/>
-        </w:rPr>
-        <w:t xml:space="preserve"> </w:t>
-      </w:r>
-      <w:proofErr w:type="spellStart"/>
-      <w:r>
-        <w:rPr>
-          <w:rFonts w:hint="eastAsia"/>
-        </w:rPr>
-        <w:t>pooler_output</w:t>
-      </w:r>
-      <w:proofErr w:type="spellEnd"/>
-      <w:r>
-        <w:rPr>
-          <w:rFonts w:hint="eastAsia"/>
-        </w:rPr>
-        <w:t>，</w:t>
-      </w:r>
-      <w:r>
-        <w:rPr>
-          <w:rFonts w:hint="eastAsia"/>
-          <w:position w:val="-10"/>
-        </w:rPr>
-        <w:object w:dxaOrig="580" w:dyaOrig="340" w14:anchorId="4A1604F9">
-          <v:shape id="_x0000_i1400" type="#_x0000_t75" style="width:29pt;height:17pt" o:ole="">
+        <w:t>是</w:t>
+      </w:r>
+      <w:r>
+        <w:rPr>
+          <w:rFonts w:hint="eastAsia"/>
+        </w:rPr>
+        <w:t>[CLS]</w:t>
+      </w:r>
+      <w:r>
+        <w:rPr>
+          <w:rFonts w:hint="eastAsia"/>
+        </w:rPr>
+        <w:t>在最终层的隐藏状态</w:t>
+      </w:r>
+      <w:r>
+        <w:rPr>
+          <w:rFonts w:hint="eastAsia"/>
+        </w:rPr>
+        <w:t>，记</w:t>
+      </w:r>
+      <w:r>
+        <w:rPr>
+          <w:position w:val="-6"/>
+        </w:rPr>
+        <w:object w:dxaOrig="180" w:dyaOrig="200" w14:anchorId="546537AF">
+          <v:shape id="_x0000_i1065" type="#_x0000_t75" style="width:9pt;height:10.2pt" o:ole="">
             <v:imagedata r:id="rId86" o:title=""/>
           </v:shape>
-          <o:OLEObject Type="Embed" ProgID="Equation.DSMT4" ShapeID="_x0000_i1400" DrawAspect="Content" ObjectID="_1815748684" r:id="rId87"/>
+          <o:OLEObject Type="Embed" ProgID="Equation.DSMT4" ShapeID="_x0000_i1065" DrawAspect="Content" ObjectID="_1815758383" r:id="rId87"/>
         </w:object>
       </w:r>
       <w:r>
@@ -3201,8 +3306,7 @@
         <w:rPr>
           <w:rFonts w:hint="eastAsia"/>
         </w:rPr>
-        <w:lastRenderedPageBreak/>
-        <w:t>last_hidden_state</w:t>
+        <w:t>pooler_output</w:t>
       </w:r>
       <w:proofErr w:type="spellEnd"/>
       <w:r>
@@ -3211,113 +3315,151 @@
         </w:rPr>
         <w:t>，</w:t>
       </w:r>
-      <w:proofErr w:type="spellStart"/>
-      <w:r>
-        <w:rPr>
-          <w:rFonts w:hint="eastAsia"/>
-        </w:rPr>
-        <w:t>last_hidden_state</w:t>
-      </w:r>
-      <w:proofErr w:type="spellEnd"/>
-      <w:r>
-        <w:rPr>
-          <w:rFonts w:hint="eastAsia"/>
-        </w:rPr>
-        <w:t xml:space="preserve"> </w:t>
-      </w:r>
-      <w:r>
-        <w:rPr>
-          <w:rFonts w:hint="eastAsia"/>
-        </w:rPr>
-        <w:t>作为下游任务输入。</w:t>
-      </w:r>
-    </w:p>
-    <w:p>
-      <w:pPr>
-        <w:pStyle w:val="2"/>
-      </w:pPr>
-      <w:r>
-        <w:rPr>
-          <w:rFonts w:hint="eastAsia"/>
-        </w:rPr>
-        <w:t>损失与不平衡处理</w:t>
-      </w:r>
-    </w:p>
-    <w:p>
-      <w:pPr>
-        <w:ind w:firstLineChars="200" w:firstLine="480"/>
-      </w:pPr>
-      <w:r>
-        <w:rPr>
-          <w:rFonts w:hint="eastAsia"/>
-        </w:rPr>
-        <w:t>对于每个输出类别</w:t>
-      </w:r>
-      <w:r>
-        <w:rPr>
-          <w:rFonts w:hint="eastAsia"/>
-        </w:rPr>
-        <w:t>使用</w:t>
-      </w:r>
-      <w:r>
-        <w:rPr>
-          <w:rFonts w:hint="eastAsia"/>
-        </w:rPr>
-        <w:t xml:space="preserve"> logits </w:t>
-      </w:r>
-      <w:r>
-        <w:rPr>
-          <w:rFonts w:hint="eastAsia"/>
-        </w:rPr>
-        <w:t>的</w:t>
-      </w:r>
-      <w:r>
-        <w:rPr>
-          <w:rFonts w:hint="eastAsia"/>
-        </w:rPr>
-        <w:t>二元交叉熵</w:t>
-      </w:r>
-      <w:r>
-        <w:rPr>
-          <w:rFonts w:hint="eastAsia"/>
-        </w:rPr>
-        <w:t>，并进行正样本加权</w:t>
-      </w:r>
-      <w:proofErr w:type="spellStart"/>
-      <w:r>
-        <w:rPr>
-          <w:rFonts w:hint="eastAsia"/>
-        </w:rPr>
-        <w:t>pos_weight</w:t>
-      </w:r>
-      <w:proofErr w:type="spellEnd"/>
-      <w:r>
-        <w:rPr>
-          <w:rFonts w:hint="eastAsia"/>
-        </w:rPr>
-        <w:t>：</w:t>
-      </w:r>
-      <w:r>
-        <w:rPr>
-          <w:rFonts w:hint="eastAsia"/>
-        </w:rPr>
-        <w:t xml:space="preserve"> </w:t>
-      </w:r>
-      <w:r>
-        <w:rPr>
-          <w:position w:val="-14"/>
-        </w:rPr>
-        <w:object w:dxaOrig="1260" w:dyaOrig="400" w14:anchorId="388E3703">
-          <v:shape id="_x0000_i1409" type="#_x0000_t75" style="width:63pt;height:20pt" o:ole="">
+      <w:r>
+        <w:rPr>
+          <w:rFonts w:hint="eastAsia"/>
+          <w:position w:val="-10"/>
+        </w:rPr>
+        <w:object w:dxaOrig="580" w:dyaOrig="340" w14:anchorId="4A1604F9">
+          <v:shape id="_x0000_i1066" type="#_x0000_t75" style="width:28.8pt;height:16.8pt" o:ole="">
             <v:imagedata r:id="rId88" o:title=""/>
           </v:shape>
-          <o:OLEObject Type="Embed" ProgID="Equation.DSMT4" ShapeID="_x0000_i1409" DrawAspect="Content" ObjectID="_1815748685" r:id="rId89"/>
+          <o:OLEObject Type="Embed" ProgID="Equation.DSMT4" ShapeID="_x0000_i1066" DrawAspect="Content" ObjectID="_1815758384" r:id="rId89"/>
         </w:object>
       </w:r>
       <w:r>
         <w:rPr>
           <w:rFonts w:hint="eastAsia"/>
         </w:rPr>
+        <w:t>为</w:t>
+      </w:r>
+      <w:r>
+        <w:rPr>
+          <w:rFonts w:hint="eastAsia"/>
+        </w:rPr>
+        <w:t xml:space="preserve"> </w:t>
+      </w:r>
+      <w:proofErr w:type="spellStart"/>
+      <w:r>
+        <w:rPr>
+          <w:rFonts w:hint="eastAsia"/>
+        </w:rPr>
+        <w:t>last_hidden_state</w:t>
+      </w:r>
+      <w:proofErr w:type="spellEnd"/>
+      <w:r>
+        <w:rPr>
+          <w:rFonts w:hint="eastAsia"/>
+        </w:rPr>
+        <w:t>，</w:t>
+      </w:r>
+      <w:proofErr w:type="spellStart"/>
+      <w:r>
+        <w:rPr>
+          <w:rFonts w:hint="eastAsia"/>
+        </w:rPr>
+        <w:t>last_hidden_state</w:t>
+      </w:r>
+      <w:proofErr w:type="spellEnd"/>
+      <w:r>
+        <w:rPr>
+          <w:rFonts w:hint="eastAsia"/>
+        </w:rPr>
+        <w:t xml:space="preserve"> </w:t>
+      </w:r>
+      <w:r>
+        <w:rPr>
+          <w:rFonts w:hint="eastAsia"/>
+        </w:rPr>
+        <w:t>作为下游任务输入。</w:t>
+      </w:r>
+    </w:p>
+    <w:p>
+      <w:pPr>
+        <w:pStyle w:val="2"/>
+      </w:pPr>
+      <w:r>
+        <w:rPr>
+          <w:rFonts w:hint="eastAsia"/>
+        </w:rPr>
+        <w:t>损失与不平衡处理</w:t>
+      </w:r>
+    </w:p>
+    <w:p>
+      <w:pPr>
+        <w:ind w:firstLineChars="200" w:firstLine="480"/>
+      </w:pPr>
+      <w:r>
+        <w:rPr>
+          <w:rFonts w:hint="eastAsia"/>
+        </w:rPr>
+        <w:t>对于每个输出类别</w:t>
+      </w:r>
+      <w:r>
+        <w:rPr>
+          <w:rFonts w:hint="eastAsia"/>
+        </w:rPr>
+        <w:t>使用</w:t>
+      </w:r>
+      <w:r>
+        <w:rPr>
+          <w:rFonts w:hint="eastAsia"/>
+        </w:rPr>
+        <w:t xml:space="preserve"> logits </w:t>
+      </w:r>
+      <w:r>
+        <w:rPr>
+          <w:rFonts w:hint="eastAsia"/>
+        </w:rPr>
+        <w:t>的</w:t>
+      </w:r>
+      <w:r>
+        <w:rPr>
+          <w:rFonts w:hint="eastAsia"/>
+        </w:rPr>
+        <w:t>二元交叉熵</w:t>
+      </w:r>
+      <w:r>
+        <w:rPr>
+          <w:rFonts w:hint="eastAsia"/>
+        </w:rPr>
+        <w:t>，并进行正样本加权</w:t>
+      </w:r>
+      <w:proofErr w:type="spellStart"/>
+      <w:r>
+        <w:rPr>
+          <w:rFonts w:hint="eastAsia"/>
+        </w:rPr>
+        <w:t>pos_weight</w:t>
+      </w:r>
+      <w:proofErr w:type="spellEnd"/>
+      <w:r>
+        <w:rPr>
+          <w:rFonts w:hint="eastAsia"/>
+        </w:rPr>
+        <w:t>：</w:t>
+      </w:r>
+      <w:r>
+        <w:rPr>
+          <w:rFonts w:hint="eastAsia"/>
+        </w:rPr>
+        <w:t xml:space="preserve"> </w:t>
+      </w:r>
+      <w:r>
+        <w:rPr>
+          <w:position w:val="-14"/>
+        </w:rPr>
+        <w:object w:dxaOrig="1260" w:dyaOrig="400" w14:anchorId="388E3703">
+          <v:shape id="_x0000_i1067" type="#_x0000_t75" style="width:63pt;height:19.8pt" o:ole="">
+            <v:imagedata r:id="rId90" o:title=""/>
+          </v:shape>
+          <o:OLEObject Type="Embed" ProgID="Equation.DSMT4" ShapeID="_x0000_i1067" DrawAspect="Content" ObjectID="_1815758385" r:id="rId91"/>
+        </w:object>
+      </w:r>
+      <w:r>
+        <w:rPr>
+          <w:rFonts w:hint="eastAsia"/>
+        </w:rPr>
         <w:t>。</w:t>
       </w:r>
     </w:p>
@@ -3342,11 +3484,19 @@
         </w:rPr>
         <w:t>分</w:t>
       </w:r>
-      <w:r>
-        <w:rPr>
-          <w:rFonts w:hint="eastAsia"/>
-        </w:rPr>
-        <w:t>六阶段逐步解冻：</w:t>
+      <w:proofErr w:type="gramStart"/>
+      <w:r>
+        <w:rPr>
+          <w:rFonts w:hint="eastAsia"/>
+        </w:rPr>
+        <w:t>六阶段</w:t>
+      </w:r>
+      <w:proofErr w:type="gramEnd"/>
+      <w:r>
+        <w:rPr>
+          <w:rFonts w:hint="eastAsia"/>
+        </w:rPr>
+        <w:t>逐步解冻：</w:t>
       </w:r>
     </w:p>
     <w:tbl>
@@ -3385,9 +3535,6 @@
           <w:p>
             <w:pPr>
               <w:pStyle w:val="af2"/>
-              <w:rPr>
-                <w:rFonts w:hint="eastAsia"/>
-              </w:rPr>
             </w:pPr>
             <w:r>
               <w:rPr>
@@ -3408,9 +3555,6 @@
           <w:p>
             <w:pPr>
               <w:pStyle w:val="af2"/>
-              <w:rPr>
-                <w:rFonts w:hint="eastAsia"/>
-              </w:rPr>
             </w:pPr>
             <w:r>
               <w:rPr>
@@ -3431,9 +3575,6 @@
           <w:p>
             <w:pPr>
               <w:pStyle w:val="af2"/>
-              <w:rPr>
-                <w:rFonts w:hint="eastAsia"/>
-              </w:rPr>
             </w:pPr>
             <w:r>
               <w:rPr>
@@ -3461,9 +3602,6 @@
           <w:p>
             <w:pPr>
               <w:pStyle w:val="af2"/>
-              <w:rPr>
-                <w:rFonts w:hint="eastAsia"/>
-              </w:rPr>
             </w:pPr>
             <w:r>
               <w:rPr>
@@ -3485,9 +3623,6 @@
           <w:p>
             <w:pPr>
               <w:pStyle w:val="af2"/>
-              <w:rPr>
-                <w:rFonts w:hint="eastAsia"/>
-              </w:rPr>
             </w:pPr>
             <w:r>
               <w:rPr>
@@ -3510,9 +3645,6 @@
           <w:p>
             <w:pPr>
               <w:pStyle w:val="af2"/>
-              <w:rPr>
-                <w:rFonts w:hint="eastAsia"/>
-              </w:rPr>
             </w:pPr>
             <w:r>
               <w:rPr>
@@ -3532,9 +3664,6 @@
           <w:p>
             <w:pPr>
               <w:pStyle w:val="af2"/>
-              <w:rPr>
-                <w:rFonts w:hint="eastAsia"/>
-              </w:rPr>
             </w:pPr>
             <w:r>
               <w:rPr>
@@ -3554,9 +3683,6 @@
           <w:p>
             <w:pPr>
               <w:pStyle w:val="af2"/>
-              <w:rPr>
-                <w:rFonts w:hint="eastAsia"/>
-              </w:rPr>
             </w:pPr>
             <w:r>
               <w:rPr>
@@ -3577,9 +3703,6 @@
           <w:p>
             <w:pPr>
               <w:pStyle w:val="af2"/>
-              <w:rPr>
-                <w:rFonts w:hint="eastAsia"/>
-              </w:rPr>
             </w:pPr>
             <w:r>
               <w:rPr>
@@ -3600,9 +3723,6 @@
           <w:p>
             <w:pPr>
               <w:pStyle w:val="af2"/>
-              <w:rPr>
-                <w:rFonts w:hint="eastAsia"/>
-              </w:rPr>
             </w:pPr>
             <w:r>
               <w:rPr>
@@ -3622,9 +3742,6 @@
           <w:p>
             <w:pPr>
               <w:pStyle w:val="af2"/>
-              <w:rPr>
-                <w:rFonts w:hint="eastAsia"/>
-              </w:rPr>
             </w:pPr>
             <w:r>
               <w:rPr>
@@ -3641,9 +3758,6 @@
           <w:p>
             <w:pPr>
               <w:pStyle w:val="af2"/>
-              <w:rPr>
-                <w:rFonts w:hint="eastAsia"/>
-              </w:rPr>
             </w:pPr>
             <w:r>
               <w:rPr>
@@ -3660,9 +3774,6 @@
           <w:p>
             <w:pPr>
               <w:pStyle w:val="af2"/>
-              <w:rPr>
-                <w:rFonts w:hint="eastAsia"/>
-              </w:rPr>
             </w:pPr>
             <w:r>
               <w:rPr>
@@ -3680,9 +3791,6 @@
           <w:p>
             <w:pPr>
               <w:pStyle w:val="af2"/>
-              <w:rPr>
-                <w:rFonts w:hint="eastAsia"/>
-              </w:rPr>
             </w:pPr>
             <w:r>
               <w:rPr>
@@ -3700,9 +3808,6 @@
           <w:p>
             <w:pPr>
               <w:pStyle w:val="af2"/>
-              <w:rPr>
-                <w:rFonts w:hint="eastAsia"/>
-              </w:rPr>
             </w:pPr>
             <w:r>
               <w:rPr>
@@ -3722,9 +3827,6 @@
           <w:p>
             <w:pPr>
               <w:pStyle w:val="af2"/>
-              <w:rPr>
-                <w:rFonts w:hint="eastAsia"/>
-              </w:rPr>
             </w:pPr>
             <w:r>
               <w:rPr>
@@ -3741,15 +3843,20 @@
           <w:p>
             <w:pPr>
               <w:pStyle w:val="af2"/>
-              <w:rPr>
-                <w:rFonts w:hint="eastAsia"/>
-              </w:rPr>
             </w:pPr>
-            <w:r>
-              <w:rPr>
-                <w:rFonts w:hint="eastAsia"/>
-              </w:rPr>
-              <w:t>encoder[-1:]</w:t>
+            <w:proofErr w:type="gramStart"/>
+            <w:r>
+              <w:rPr>
+                <w:rFonts w:hint="eastAsia"/>
+              </w:rPr>
+              <w:t>encoder[</w:t>
+            </w:r>
+            <w:proofErr w:type="gramEnd"/>
+            <w:r>
+              <w:rPr>
+                <w:rFonts w:hint="eastAsia"/>
+              </w:rPr>
+              <w:t>-1:]</w:t>
             </w:r>
           </w:p>
         </w:tc>
@@ -3760,9 +3867,6 @@
           <w:p>
             <w:pPr>
               <w:pStyle w:val="af2"/>
-              <w:rPr>
-                <w:rFonts w:hint="eastAsia"/>
-              </w:rPr>
             </w:pPr>
             <w:r>
               <w:rPr>
@@ -3780,9 +3884,6 @@
           <w:p>
             <w:pPr>
               <w:pStyle w:val="af2"/>
-              <w:rPr>
-                <w:rFonts w:hint="eastAsia"/>
-              </w:rPr>
             </w:pPr>
             <w:r>
               <w:rPr>
@@ -3800,9 +3901,6 @@
           <w:p>
             <w:pPr>
               <w:pStyle w:val="af2"/>
-              <w:rPr>
-                <w:rFonts w:hint="eastAsia"/>
-              </w:rPr>
             </w:pPr>
             <w:r>
               <w:rPr>
@@ -3822,9 +3920,6 @@
           <w:p>
             <w:pPr>
               <w:pStyle w:val="af2"/>
-              <w:rPr>
-                <w:rFonts w:hint="eastAsia"/>
-              </w:rPr>
             </w:pPr>
             <w:r>
               <w:rPr>
@@ -3841,15 +3936,34 @@
           <w:p>
             <w:pPr>
               <w:pStyle w:val="af2"/>
-              <w:rPr>
-                <w:rFonts w:hint="eastAsia"/>
-              </w:rPr>
             </w:pPr>
-            <w:r>
-              <w:rPr>
-                <w:rFonts w:hint="eastAsia"/>
-              </w:rPr>
-              <w:t>encoder[-3:-1]</w:t>
+            <w:proofErr w:type="gramStart"/>
+            <w:r>
+              <w:rPr>
+                <w:rFonts w:hint="eastAsia"/>
+              </w:rPr>
+              <w:t>encoder[</w:t>
+            </w:r>
+            <w:proofErr w:type="gramEnd"/>
+            <w:r>
+              <w:rPr>
+                <w:rFonts w:hint="eastAsia"/>
+              </w:rPr>
+              <w:t>-</w:t>
+            </w:r>
+            <w:proofErr w:type="gramStart"/>
+            <w:r>
+              <w:rPr>
+                <w:rFonts w:hint="eastAsia"/>
+              </w:rPr>
+              <w:t>3:-</w:t>
+            </w:r>
+            <w:proofErr w:type="gramEnd"/>
+            <w:r>
+              <w:rPr>
+                <w:rFonts w:hint="eastAsia"/>
+              </w:rPr>
+              <w:t>1]</w:t>
             </w:r>
           </w:p>
         </w:tc>
@@ -3860,9 +3974,6 @@
           <w:p>
             <w:pPr>
               <w:pStyle w:val="af2"/>
-              <w:rPr>
-                <w:rFonts w:hint="eastAsia"/>
-              </w:rPr>
             </w:pPr>
             <w:r>
               <w:rPr>
@@ -3880,9 +3991,6 @@
           <w:p>
             <w:pPr>
               <w:pStyle w:val="af2"/>
-              <w:rPr>
-                <w:rFonts w:hint="eastAsia"/>
-              </w:rPr>
             </w:pPr>
             <w:r>
               <w:rPr>
@@ -3900,9 +4008,6 @@
           <w:p>
             <w:pPr>
               <w:pStyle w:val="af2"/>
-              <w:rPr>
-                <w:rFonts w:hint="eastAsia"/>
-              </w:rPr>
             </w:pPr>
             <w:r>
               <w:rPr>
@@ -3922,9 +4027,6 @@
           <w:p>
             <w:pPr>
               <w:pStyle w:val="af2"/>
-              <w:rPr>
-                <w:rFonts w:hint="eastAsia"/>
-              </w:rPr>
             </w:pPr>
             <w:r>
               <w:rPr>
@@ -3941,15 +4043,34 @@
           <w:p>
             <w:pPr>
               <w:pStyle w:val="af2"/>
-              <w:rPr>
-                <w:rFonts w:hint="eastAsia"/>
-              </w:rPr>
             </w:pPr>
-            <w:r>
-              <w:rPr>
-                <w:rFonts w:hint="eastAsia"/>
-              </w:rPr>
-              <w:t>encoder[-7:-3]</w:t>
+            <w:proofErr w:type="gramStart"/>
+            <w:r>
+              <w:rPr>
+                <w:rFonts w:hint="eastAsia"/>
+              </w:rPr>
+              <w:t>encoder[</w:t>
+            </w:r>
+            <w:proofErr w:type="gramEnd"/>
+            <w:r>
+              <w:rPr>
+                <w:rFonts w:hint="eastAsia"/>
+              </w:rPr>
+              <w:t>-</w:t>
+            </w:r>
+            <w:proofErr w:type="gramStart"/>
+            <w:r>
+              <w:rPr>
+                <w:rFonts w:hint="eastAsia"/>
+              </w:rPr>
+              <w:t>7:-</w:t>
+            </w:r>
+            <w:proofErr w:type="gramEnd"/>
+            <w:r>
+              <w:rPr>
+                <w:rFonts w:hint="eastAsia"/>
+              </w:rPr>
+              <w:t>3]</w:t>
             </w:r>
           </w:p>
         </w:tc>
@@ -3960,9 +4081,6 @@
           <w:p>
             <w:pPr>
               <w:pStyle w:val="af2"/>
-              <w:rPr>
-                <w:rFonts w:hint="eastAsia"/>
-              </w:rPr>
             </w:pPr>
             <w:r>
               <w:rPr>
@@ -3980,9 +4098,6 @@
           <w:p>
             <w:pPr>
               <w:pStyle w:val="af2"/>
-              <w:rPr>
-                <w:rFonts w:hint="eastAsia"/>
-              </w:rPr>
             </w:pPr>
             <w:r>
               <w:rPr>
@@ -4000,9 +4115,6 @@
           <w:p>
             <w:pPr>
               <w:pStyle w:val="af2"/>
-              <w:rPr>
-                <w:rFonts w:hint="eastAsia"/>
-              </w:rPr>
             </w:pPr>
             <w:r>
               <w:rPr>
@@ -4025,9 +4137,6 @@
           <w:p>
             <w:pPr>
               <w:pStyle w:val="af2"/>
-              <w:rPr>
-                <w:rFonts w:hint="eastAsia"/>
-              </w:rPr>
             </w:pPr>
             <w:r>
               <w:rPr>
@@ -4047,9 +4156,6 @@
           <w:p>
             <w:pPr>
               <w:pStyle w:val="af2"/>
-              <w:rPr>
-                <w:rFonts w:hint="eastAsia"/>
-              </w:rPr>
             </w:pPr>
             <w:r>
               <w:rPr>
@@ -4069,9 +4175,6 @@
           <w:p>
             <w:pPr>
               <w:pStyle w:val="af2"/>
-              <w:rPr>
-                <w:rFonts w:hint="eastAsia"/>
-              </w:rPr>
             </w:pPr>
             <w:r>
               <w:rPr>
@@ -4092,9 +4195,6 @@
           <w:p>
             <w:pPr>
               <w:pStyle w:val="af2"/>
-              <w:rPr>
-                <w:rFonts w:hint="eastAsia"/>
-              </w:rPr>
             </w:pPr>
             <w:r>
               <w:rPr>
@@ -4115,9 +4215,6 @@
           <w:p>
             <w:pPr>
               <w:pStyle w:val="af2"/>
-              <w:rPr>
-                <w:rFonts w:hint="eastAsia"/>
-              </w:rPr>
             </w:pPr>
             <w:r>
               <w:rPr>
@@ -4191,9 +4288,6 @@
           <w:p>
             <w:pPr>
               <w:pStyle w:val="af2"/>
-              <w:rPr>
-                <w:rFonts w:hint="eastAsia"/>
-              </w:rPr>
             </w:pPr>
             <w:r>
               <w:rPr>
@@ -4437,7 +4531,15 @@
               <w:t>=</w:t>
             </w:r>
             <w:r>
-              <w:t xml:space="preserve"> 1..phase.epochs:</w:t>
+              <w:t xml:space="preserve"> 1.</w:t>
+            </w:r>
+            <w:proofErr w:type="gramStart"/>
+            <w:r>
+              <w:t>.phase</w:t>
+            </w:r>
+            <w:proofErr w:type="gramEnd"/>
+            <w:r>
+              <w:t>.epochs:</w:t>
             </w:r>
           </w:p>
           <w:p>
@@ -4498,9 +4600,6 @@
           <w:p>
             <w:pPr>
               <w:pStyle w:val="af2"/>
-              <w:rPr>
-                <w:rFonts w:hint="eastAsia"/>
-              </w:rPr>
             </w:pPr>
             <w:r>
               <w:t xml:space="preserve">            </w:t>
@@ -4553,15 +4652,23 @@
               <w:t>loss</w:t>
             </w:r>
             <w:r>
-              <w:t xml:space="preserve"> = compute_lo</w:t>
+              <w:t xml:space="preserve"> = </w:t>
             </w:r>
             <w:proofErr w:type="spellStart"/>
             <w:r>
-              <w:t>ss</w:t>
+              <w:t>compute_</w:t>
+            </w:r>
+            <w:proofErr w:type="gramStart"/>
+            <w:r>
+              <w:t>loss</w:t>
             </w:r>
             <w:proofErr w:type="spellEnd"/>
             <w:r>
-              <w:t>(outputs, targets, W)</w:t>
+              <w:t>(</w:t>
+            </w:r>
+            <w:proofErr w:type="gramEnd"/>
+            <w:r>
+              <w:t>outputs, targets, W)</w:t>
             </w:r>
           </w:p>
           <w:p>
@@ -4578,10 +4685,12 @@
               <w:t>反向：</w:t>
             </w:r>
             <w:proofErr w:type="spellStart"/>
+            <w:proofErr w:type="gramStart"/>
             <w:r>
               <w:t>loss.backward</w:t>
             </w:r>
             <w:proofErr w:type="spellEnd"/>
+            <w:proofErr w:type="gramEnd"/>
             <w:r>
               <w:t>()</w:t>
             </w:r>
@@ -4589,9 +4698,6 @@
           <w:p>
             <w:pPr>
               <w:pStyle w:val="af2"/>
-              <w:rPr>
-                <w:rFonts w:hint="eastAsia"/>
-              </w:rPr>
             </w:pPr>
             <w:r>
               <w:t xml:space="preserve">            </w:t>
@@ -4603,10 +4709,12 @@
               <w:t>更新：</w:t>
             </w:r>
             <w:proofErr w:type="spellStart"/>
+            <w:proofErr w:type="gramStart"/>
             <w:r>
               <w:t>optimizer.step</w:t>
             </w:r>
             <w:proofErr w:type="spellEnd"/>
+            <w:proofErr w:type="gramEnd"/>
             <w:r>
               <w:t>()</w:t>
             </w:r>
@@ -4665,9 +4773,6 @@
           <w:p>
             <w:pPr>
               <w:pStyle w:val="af2"/>
-              <w:rPr>
-                <w:rFonts w:hint="eastAsia"/>
-              </w:rPr>
             </w:pPr>
             <w:r>
               <w:rPr>
@@ -4675,6 +4780,7 @@
               </w:rPr>
               <w:t>数据</w:t>
             </w:r>
+            <w:proofErr w:type="gramStart"/>
             <w:r>
               <w:rPr>
                 <w:rFonts w:hint="eastAsia"/>
@@ -4687,6 +4793,7 @@
               </w:rPr>
               <w:t>处理</w:t>
             </w:r>
+            <w:proofErr w:type="gramEnd"/>
           </w:p>
         </w:tc>
       </w:tr>
@@ -4818,9 +4925,6 @@
             <w:pPr>
               <w:pStyle w:val="af2"/>
               <w:ind w:firstLine="420"/>
-              <w:rPr>
-                <w:rFonts w:hint="eastAsia"/>
-              </w:rPr>
             </w:pPr>
             <w:r>
               <w:rPr>
@@ -4904,6 +5008,7 @@
         <w:rPr>
           <w:rFonts w:hint="eastAsia"/>
         </w:rPr>
+        <w:lastRenderedPageBreak/>
         <w:t>摘要</w:t>
       </w:r>
       <w:r>
@@ -4927,7 +5032,6 @@
         <w:rPr>
           <w:rFonts w:hint="eastAsia"/>
         </w:rPr>
-        <w:lastRenderedPageBreak/>
         <w:t>分词：使用</w:t>
       </w:r>
       <w:proofErr w:type="spellStart"/>
@@ -4968,6 +5072,9 @@
     <w:p>
       <w:pPr>
         <w:pStyle w:val="1"/>
+        <w:rPr>
+          <w:rFonts w:hint="eastAsia"/>
+        </w:rPr>
       </w:pPr>
       <w:r>
         <w:rPr>
@@ -4979,9 +5086,6 @@
     <w:p>
       <w:pPr>
         <w:ind w:firstLineChars="200" w:firstLine="480"/>
-        <w:rPr>
-          <w:rFonts w:hint="eastAsia"/>
-        </w:rPr>
       </w:pPr>
       <w:r>
         <w:rPr>
@@ -5041,19 +5145,55 @@
         <w:rPr>
           <w:rFonts w:hint="eastAsia"/>
         </w:rPr>
-        <w:t>。经过</w:t>
-      </w:r>
-      <w:r>
-        <w:rPr>
-          <w:rFonts w:hint="eastAsia"/>
-        </w:rPr>
-        <w:t>6</w:t>
-      </w:r>
-      <w:r>
-        <w:rPr>
-          <w:rFonts w:hint="eastAsia"/>
-        </w:rPr>
-        <w:t>阶段的</w:t>
+        <w:t>。</w:t>
+      </w:r>
+      <w:r>
+        <w:rPr>
+          <w:rFonts w:hint="eastAsia"/>
+        </w:rPr>
+        <w:t>如下图所示，</w:t>
+      </w:r>
+      <w:r>
+        <w:rPr>
+          <w:rFonts w:hint="eastAsia"/>
+        </w:rPr>
+        <w:t>经过</w:t>
+      </w:r>
+      <w:r>
+        <w:rPr>
+          <w:rFonts w:hint="eastAsia"/>
+        </w:rPr>
+        <w:t>共</w:t>
+      </w:r>
+      <w:r>
+        <w:rPr>
+          <w:rFonts w:hint="eastAsia"/>
+        </w:rPr>
+        <w:t>5</w:t>
+      </w:r>
+      <w:r>
+        <w:rPr>
+          <w:rFonts w:hint="eastAsia"/>
+        </w:rPr>
+        <w:t>阶段共</w:t>
+      </w:r>
+      <w:r>
+        <w:rPr>
+          <w:rFonts w:hint="eastAsia"/>
+        </w:rPr>
+        <w:t>119</w:t>
+      </w:r>
+      <w:r>
+        <w:rPr>
+          <w:rFonts w:hint="eastAsia"/>
+        </w:rPr>
+        <w:t>次迭代</w:t>
+      </w:r>
+      <w:r>
+        <w:rPr>
+          <w:rFonts w:hint="eastAsia"/>
+        </w:rPr>
+        <w:t>的</w:t>
       </w:r>
       <w:r>
         <w:rPr>
@@ -5089,7 +5229,45 @@
         <w:rPr>
           <w:rFonts w:hint="eastAsia"/>
         </w:rPr>
-        <w:t>在三个检查点</w:t>
+        <w:t>在</w:t>
+      </w:r>
+      <w:r>
+        <w:rPr>
+          <w:rFonts w:hint="eastAsia"/>
+        </w:rPr>
+        <w:t>98</w:t>
+      </w:r>
+      <w:r>
+        <w:rPr>
+          <w:rFonts w:hint="eastAsia"/>
+        </w:rPr>
+        <w:t>和</w:t>
+      </w:r>
+      <w:r>
+        <w:rPr>
+          <w:rFonts w:hint="eastAsia"/>
+        </w:rPr>
+        <w:t>119</w:t>
+      </w:r>
+      <w:proofErr w:type="gramStart"/>
+      <w:r>
+        <w:rPr>
+          <w:rFonts w:hint="eastAsia"/>
+        </w:rPr>
+        <w:t>两个</w:t>
+      </w:r>
+      <w:proofErr w:type="gramEnd"/>
+      <w:r>
+        <w:rPr>
+          <w:rFonts w:hint="eastAsia"/>
+        </w:rPr>
+        <w:t>检查点</w:t>
+      </w:r>
+      <w:r>
+        <w:rPr>
+          <w:rFonts w:hint="eastAsia"/>
+        </w:rPr>
+        <w:t>的</w:t>
       </w:r>
       <w:r>
         <w:rPr>
@@ -5107,7 +5285,31 @@
         <w:rPr>
           <w:rFonts w:hint="eastAsia"/>
         </w:rPr>
-        <w:t>91.30%</w:t>
+        <w:t>9</w:t>
+      </w:r>
+      <w:r>
+        <w:rPr>
+          <w:rFonts w:hint="eastAsia"/>
+        </w:rPr>
+        <w:t>0</w:t>
+      </w:r>
+      <w:r>
+        <w:rPr>
+          <w:rFonts w:hint="eastAsia"/>
+        </w:rPr>
+        <w:t>.</w:t>
+      </w:r>
+      <w:r>
+        <w:rPr>
+          <w:rFonts w:hint="eastAsia"/>
+        </w:rPr>
+        <w:t>89</w:t>
+      </w:r>
+      <w:r>
+        <w:rPr>
+          <w:rFonts w:hint="eastAsia"/>
+        </w:rPr>
+        <w:t>%</w:t>
       </w:r>
       <w:r>
         <w:rPr>
@@ -5119,13 +5321,202 @@
         <w:rPr>
           <w:rFonts w:hint="eastAsia"/>
         </w:rPr>
-        <w:t>91.10%</w:t>
-      </w:r>
-      <w:r>
-        <w:rPr>
-          <w:rFonts w:hint="eastAsia"/>
-        </w:rPr>
-        <w:t>、</w:t>
+        <w:t>91.</w:t>
+      </w:r>
+      <w:r>
+        <w:rPr>
+          <w:rFonts w:hint="eastAsia"/>
+        </w:rPr>
+        <w:t>54</w:t>
+      </w:r>
+      <w:r>
+        <w:rPr>
+          <w:rFonts w:hint="eastAsia"/>
+        </w:rPr>
+        <w:t>%</w:t>
+      </w:r>
+      <w:r>
+        <w:rPr>
+          <w:rFonts w:hint="eastAsia"/>
+        </w:rPr>
+        <w:t>。</w:t>
+      </w:r>
+    </w:p>
+    <w:p>
+      <w:pPr>
+        <w:jc w:val="center"/>
+      </w:pPr>
+      <w:r>
+        <w:rPr>
+          <w:rFonts w:hint="eastAsia"/>
+          <w:noProof/>
+        </w:rPr>
+        <w:drawing>
+          <wp:inline distT="0" distB="0" distL="0" distR="0" wp14:anchorId="09FB785B" wp14:editId="0E95DEC9">
+            <wp:extent cx="4434840" cy="2354580"/>
+            <wp:effectExtent l="0" t="0" r="3810" b="7620"/>
+            <wp:docPr id="1351261600" name="图形 2"/>
+            <wp:cNvGraphicFramePr>
+              <a:graphicFrameLocks xmlns:a="http://schemas.openxmlformats.org/drawingml/2006/main" noChangeAspect="1"/>
+            </wp:cNvGraphicFramePr>
+            <a:graphic xmlns:a="http://schemas.openxmlformats.org/drawingml/2006/main">
+              <a:graphicData uri="http://schemas.openxmlformats.org/drawingml/2006/picture">
+                <pic:pic xmlns:pic="http://schemas.openxmlformats.org/drawingml/2006/picture">
+                  <pic:nvPicPr>
+                    <pic:cNvPr id="1351261600" name="图形 1351261600"/>
+                    <pic:cNvPicPr/>
+                  </pic:nvPicPr>
+                  <pic:blipFill rotWithShape="1">
+                    <a:blip r:embed="rId92">
+                      <a:extLst>
+                        <a:ext uri="{96DAC541-7B7A-43D3-8B79-37D633B846F1}">
+                          <asvg:svgBlip xmlns:asvg="http://schemas.microsoft.com/office/drawing/2016/SVG/main" r:embed="rId93"/>
+                        </a:ext>
+                      </a:extLst>
+                    </a:blip>
+                    <a:srcRect l="8379" t="6357" r="7537" b="4359"/>
+                    <a:stretch>
+                      <a:fillRect/>
+                    </a:stretch>
+                  </pic:blipFill>
+                  <pic:spPr bwMode="auto">
+                    <a:xfrm>
+                      <a:off x="0" y="0"/>
+                      <a:ext cx="4434840" cy="2354580"/>
+                    </a:xfrm>
+                    <a:prstGeom prst="rect">
+                      <a:avLst/>
+                    </a:prstGeom>
+                    <a:ln>
+                      <a:noFill/>
+                    </a:ln>
+                    <a:extLst>
+                      <a:ext uri="{53640926-AAD7-44D8-BBD7-CCE9431645EC}">
+                        <a14:shadowObscured xmlns:a14="http://schemas.microsoft.com/office/drawing/2010/main"/>
+                      </a:ext>
+                    </a:extLst>
+                  </pic:spPr>
+                </pic:pic>
+              </a:graphicData>
+            </a:graphic>
+          </wp:inline>
+        </w:drawing>
+      </w:r>
+    </w:p>
+    <w:p>
+      <w:pPr>
+        <w:ind w:firstLineChars="200" w:firstLine="480"/>
+        <w:jc w:val="left"/>
+        <w:rPr>
+          <w:rFonts w:hint="eastAsia"/>
+        </w:rPr>
+      </w:pPr>
+      <w:r>
+        <w:rPr>
+          <w:rFonts w:hint="eastAsia"/>
+        </w:rPr>
+        <w:t>如下图所示，</w:t>
+      </w:r>
+      <w:r>
+        <w:rPr>
+          <w:rFonts w:hint="eastAsia"/>
+        </w:rPr>
+        <w:t>在</w:t>
+      </w:r>
+      <w:r>
+        <w:rPr>
+          <w:rFonts w:hint="eastAsia"/>
+        </w:rPr>
+        <w:t>119</w:t>
+      </w:r>
+      <w:r>
+        <w:rPr>
+          <w:rFonts w:hint="eastAsia"/>
+        </w:rPr>
+        <w:t>次迭代后，继续进行</w:t>
+      </w:r>
+      <w:r>
+        <w:rPr>
+          <w:rFonts w:hint="eastAsia"/>
+        </w:rPr>
+        <w:t>49</w:t>
+      </w:r>
+      <w:r>
+        <w:rPr>
+          <w:rFonts w:hint="eastAsia"/>
+        </w:rPr>
+        <w:t>次迭代，</w:t>
+      </w:r>
+      <w:r>
+        <w:rPr>
+          <w:rFonts w:hint="eastAsia"/>
+        </w:rPr>
+        <w:t>模型</w:t>
+      </w:r>
+      <w:r>
+        <w:rPr>
+          <w:rFonts w:hint="eastAsia"/>
+        </w:rPr>
+        <w:t>在训练集上损失下降且准确率持续增加，而在测试集上损失持续上升，准确率</w:t>
+      </w:r>
+      <w:r>
+        <w:rPr>
+          <w:rFonts w:hint="eastAsia"/>
+        </w:rPr>
+        <w:t>较为</w:t>
+      </w:r>
+      <w:r>
+        <w:rPr>
+          <w:rFonts w:hint="eastAsia"/>
+        </w:rPr>
+        <w:t>稳定</w:t>
+      </w:r>
+      <w:r>
+        <w:rPr>
+          <w:rFonts w:hint="eastAsia"/>
+        </w:rPr>
+        <w:t>，呈现过拟合趋势</w:t>
+      </w:r>
+      <w:r>
+        <w:rPr>
+          <w:rFonts w:hint="eastAsia"/>
+        </w:rPr>
+        <w:t>。</w:t>
+      </w:r>
+      <w:r>
+        <w:rPr>
+          <w:rFonts w:hint="eastAsia"/>
+        </w:rPr>
+        <w:t>经过</w:t>
+      </w:r>
+      <w:proofErr w:type="gramStart"/>
+      <w:r>
+        <w:rPr>
+          <w:rFonts w:hint="eastAsia"/>
+        </w:rPr>
+        <w:t>六阶段</w:t>
+      </w:r>
+      <w:proofErr w:type="gramEnd"/>
+      <w:r>
+        <w:rPr>
+          <w:rFonts w:hint="eastAsia"/>
+        </w:rPr>
+        <w:t>总共</w:t>
+      </w:r>
+      <w:r>
+        <w:t>168</w:t>
+      </w:r>
+      <w:r>
+        <w:rPr>
+          <w:rFonts w:hint="eastAsia"/>
+        </w:rPr>
+        <w:t>次迭代训练</w:t>
+      </w:r>
+      <w:r>
+        <w:rPr>
+          <w:rFonts w:hint="eastAsia"/>
+        </w:rPr>
+        <w:t>后平均测试准确率为</w:t>
       </w:r>
       <w:r>
         <w:rPr>
@@ -5142,6 +5533,107 @@
     </w:p>
     <w:p>
       <w:pPr>
+        <w:ind w:firstLineChars="200" w:firstLine="480"/>
+        <w:jc w:val="left"/>
+      </w:pPr>
+      <w:r>
+        <w:rPr>
+          <w:rFonts w:hint="eastAsia"/>
+          <w:noProof/>
+        </w:rPr>
+        <w:drawing>
+          <wp:inline distT="0" distB="0" distL="0" distR="0" wp14:anchorId="1EE2D762" wp14:editId="375E0C8F">
+            <wp:extent cx="4495800" cy="2377440"/>
+            <wp:effectExtent l="0" t="0" r="0" b="3810"/>
+            <wp:docPr id="1368844544" name="图形 3"/>
+            <wp:cNvGraphicFramePr>
+              <a:graphicFrameLocks xmlns:a="http://schemas.openxmlformats.org/drawingml/2006/main" noChangeAspect="1"/>
+            </wp:cNvGraphicFramePr>
+            <a:graphic xmlns:a="http://schemas.openxmlformats.org/drawingml/2006/main">
+              <a:graphicData uri="http://schemas.openxmlformats.org/drawingml/2006/picture">
+                <pic:pic xmlns:pic="http://schemas.openxmlformats.org/drawingml/2006/picture">
+                  <pic:nvPicPr>
+                    <pic:cNvPr id="1368844544" name="图形 1368844544"/>
+                    <pic:cNvPicPr/>
+                  </pic:nvPicPr>
+                  <pic:blipFill rotWithShape="1">
+                    <a:blip r:embed="rId94">
+                      <a:extLst>
+                        <a:ext uri="{96DAC541-7B7A-43D3-8B79-37D633B846F1}">
+                          <asvg:svgBlip xmlns:asvg="http://schemas.microsoft.com/office/drawing/2016/SVG/main" r:embed="rId95"/>
+                        </a:ext>
+                      </a:extLst>
+                    </a:blip>
+                    <a:srcRect l="8235" t="5489" r="6525" b="4359"/>
+                    <a:stretch>
+                      <a:fillRect/>
+                    </a:stretch>
+                  </pic:blipFill>
+                  <pic:spPr bwMode="auto">
+                    <a:xfrm>
+                      <a:off x="0" y="0"/>
+                      <a:ext cx="4495800" cy="2377440"/>
+                    </a:xfrm>
+                    <a:prstGeom prst="rect">
+                      <a:avLst/>
+                    </a:prstGeom>
+                    <a:ln>
+                      <a:noFill/>
+                    </a:ln>
+                    <a:extLst>
+                      <a:ext uri="{53640926-AAD7-44D8-BBD7-CCE9431645EC}">
+                        <a14:shadowObscured xmlns:a14="http://schemas.microsoft.com/office/drawing/2010/main"/>
+                      </a:ext>
+                    </a:extLst>
+                  </pic:spPr>
+                </pic:pic>
+              </a:graphicData>
+            </a:graphic>
+          </wp:inline>
+        </w:drawing>
+      </w:r>
+    </w:p>
+    <w:p>
+      <w:pPr>
+        <w:ind w:firstLineChars="200" w:firstLine="480"/>
+        <w:jc w:val="left"/>
+        <w:rPr>
+          <w:rFonts w:hint="eastAsia"/>
+        </w:rPr>
+      </w:pPr>
+      <w:r>
+        <w:rPr>
+          <w:rFonts w:hint="eastAsia"/>
+        </w:rPr>
+        <w:t>可得，模型在五个阶段共</w:t>
+      </w:r>
+      <w:r>
+        <w:rPr>
+          <w:rFonts w:hint="eastAsia"/>
+        </w:rPr>
+        <w:t>119</w:t>
+      </w:r>
+      <w:r>
+        <w:rPr>
+          <w:rFonts w:hint="eastAsia"/>
+        </w:rPr>
+        <w:t>次迭代训练后，达到</w:t>
+      </w:r>
+      <w:r>
+        <w:rPr>
+          <w:rFonts w:hint="eastAsia"/>
+        </w:rPr>
+        <w:t>最佳</w:t>
+      </w:r>
+      <w:r>
+        <w:rPr>
+          <w:rFonts w:hint="eastAsia"/>
+        </w:rPr>
+        <w:t>性能。</w:t>
+      </w:r>
+    </w:p>
+    <w:p>
+      <w:pPr>
         <w:pStyle w:val="1"/>
       </w:pPr>
       <w:r>
@@ -5154,9 +5646,6 @@
     <w:p>
       <w:pPr>
         <w:ind w:firstLineChars="200" w:firstLine="480"/>
-        <w:rPr>
-          <w:rFonts w:hint="eastAsia"/>
-        </w:rPr>
       </w:pPr>
       <w:r>
         <w:rPr>
@@ -5173,6 +5662,56 @@
     </w:sectPr>
   </w:body>
 </w:document>
+</file>
+
+<file path=word/endnotes.xml><?xml version="1.0" encoding="utf-8"?>
+<w:endnotes xmlns:wpc="http://schemas.microsoft.com/office/word/2010/wordprocessingCanvas" xmlns:cx="http://schemas.microsoft.com/office/drawing/2014/chartex" xmlns:cx1="http://schemas.microsoft.com/office/drawing/2015/9/8/chartex" xmlns:cx2="http://schemas.microsoft.com/office/drawing/2015/10/21/chartex" xmlns:cx3="http://schemas.microsoft.com/office/drawing/2016/5/9/chartex" xmlns:cx4="http://schemas.microsoft.com/office/drawing/2016/5/10/chartex" xmlns:cx5="http://schemas.microsoft.com/office/drawing/2016/5/11/chartex" xmlns:cx6="http://schemas.microsoft.com/office/drawing/2016/5/12/chartex" xmlns:cx7="http://schemas.microsoft.com/office/drawing/2016/5/13/chartex" xmlns:cx8="http://schemas.microsoft.com/office/drawing/2016/5/14/chartex" xmlns:mc="http://schemas.openxmlformats.org/markup-compatibility/2006" xmlns:aink="http://schemas.microsoft.com/office/drawing/2016/ink" xmlns:am3d="http://schemas.microsoft.com/office/drawing/2017/model3d" xmlns:o="urn:schemas-microsoft-com:office:office" xmlns:oel="http://schemas.microsoft.com/office/2019/extlst" xmlns:r="http://schemas.openxmlformats.org/officeDocument/2006/relationships" xmlns:m="http://schemas.openxmlformats.org/officeDocument/2006/math" xmlns:v="urn:schemas-microsoft-com:vml" xmlns:wp14="http://schemas.microsoft.com/office/word/2010/wordprocessingDrawing" xmlns:wp="http://schemas.openxmlformats.org/drawingml/2006/wordprocessingDrawing" xmlns:w10="urn:schemas-microsoft-com:office:word" xmlns:w="http://schemas.openxmlformats.org/wordprocessingml/2006/main" xmlns:w14="http://schemas.microsoft.com/office/word/2010/wordml" xmlns:w15="http://schemas.microsoft.com/office/word/2012/wordml" xmlns:w16cex="http://schemas.microsoft.com/office/word/2018/wordml/cex" xmlns:w16cid="http://schemas.microsoft.com/office/word/2016/wordml/cid" xmlns:w16="http://schemas.microsoft.com/office/word/2018/wordml" xmlns:w16du="http://schemas.microsoft.com/office/word/2023/wordml/word16du" xmlns:w16sdtdh="http://schemas.microsoft.com/office/word/2020/wordml/sdtdatahash" xmlns:w16sdtfl="http://schemas.microsoft.com/office/word/2024/wordml/sdtformatlock" xmlns:w16se="http://schemas.microsoft.com/office/word/2015/wordml/symex" xmlns:wpg="http://schemas.microsoft.com/office/word/2010/wordprocessingGroup" xmlns:wpi="http://schemas.microsoft.com/office/word/2010/wordprocessingInk" xmlns:wne="http://schemas.microsoft.com/office/word/2006/wordml" xmlns:wps="http://schemas.microsoft.com/office/word/2010/wordprocessingShape" mc:Ignorable="w14 w15 w16se w16cid w16 w16cex w16sdtdh w16sdtfl w16du wp14">
+  <w:endnote w:type="separator" w:id="-1">
+    <w:p>
+      <w:pPr>
+        <w:spacing w:line="240" w:lineRule="auto"/>
+      </w:pPr>
+      <w:r>
+        <w:separator/>
+      </w:r>
+    </w:p>
+  </w:endnote>
+  <w:endnote w:type="continuationSeparator" w:id="0">
+    <w:p>
+      <w:pPr>
+        <w:spacing w:line="240" w:lineRule="auto"/>
+      </w:pPr>
+      <w:r>
+        <w:continuationSeparator/>
+      </w:r>
+    </w:p>
+  </w:endnote>
+</w:endnotes>
+</file>
+
+<file path=word/footnotes.xml><?xml version="1.0" encoding="utf-8"?>
+<w:footnotes xmlns:wpc="http://schemas.microsoft.com/office/word/2010/wordprocessingCanvas" xmlns:cx="http://schemas.microsoft.com/office/drawing/2014/chartex" xmlns:cx1="http://schemas.microsoft.com/office/drawing/2015/9/8/chartex" xmlns:cx2="http://schemas.microsoft.com/office/drawing/2015/10/21/chartex" xmlns:cx3="http://schemas.microsoft.com/office/drawing/2016/5/9/chartex" xmlns:cx4="http://schemas.microsoft.com/office/drawing/2016/5/10/chartex" xmlns:cx5="http://schemas.microsoft.com/office/drawing/2016/5/11/chartex" xmlns:cx6="http://schemas.microsoft.com/office/drawing/2016/5/12/chartex" xmlns:cx7="http://schemas.microsoft.com/office/drawing/2016/5/13/chartex" xmlns:cx8="http://schemas.microsoft.com/office/drawing/2016/5/14/chartex" xmlns:mc="http://schemas.openxmlformats.org/markup-compatibility/2006" xmlns:aink="http://schemas.microsoft.com/office/drawing/2016/ink" xmlns:am3d="http://schemas.microsoft.com/office/drawing/2017/model3d" xmlns:o="urn:schemas-microsoft-com:office:office" xmlns:oel="http://schemas.microsoft.com/office/2019/extlst" xmlns:r="http://schemas.openxmlformats.org/officeDocument/2006/relationships" xmlns:m="http://schemas.openxmlformats.org/officeDocument/2006/math" xmlns:v="urn:schemas-microsoft-com:vml" xmlns:wp14="http://schemas.microsoft.com/office/word/2010/wordprocessingDrawing" xmlns:wp="http://schemas.openxmlformats.org/drawingml/2006/wordprocessingDrawing" xmlns:w10="urn:schemas-microsoft-com:office:word" xmlns:w="http://schemas.openxmlformats.org/wordprocessingml/2006/main" xmlns:w14="http://schemas.microsoft.com/office/word/2010/wordml" xmlns:w15="http://schemas.microsoft.com/office/word/2012/wordml" xmlns:w16cex="http://schemas.microsoft.com/office/word/2018/wordml/cex" xmlns:w16cid="http://schemas.microsoft.com/office/word/2016/wordml/cid" xmlns:w16="http://schemas.microsoft.com/office/word/2018/wordml" xmlns:w16du="http://schemas.microsoft.com/office/word/2023/wordml/word16du" xmlns:w16sdtdh="http://schemas.microsoft.com/office/word/2020/wordml/sdtdatahash" xmlns:w16sdtfl="http://schemas.microsoft.com/office/word/2024/wordml/sdtformatlock" xmlns:w16se="http://schemas.microsoft.com/office/word/2015/wordml/symex" xmlns:wpg="http://schemas.microsoft.com/office/word/2010/wordprocessingGroup" xmlns:wpi="http://schemas.microsoft.com/office/word/2010/wordprocessingInk" xmlns:wne="http://schemas.microsoft.com/office/word/2006/wordml" xmlns:wps="http://schemas.microsoft.com/office/word/2010/wordprocessingShape" mc:Ignorable="w14 w15 w16se w16cid w16 w16cex w16sdtdh w16sdtfl w16du wp14">
+  <w:footnote w:type="separator" w:id="-1">
+    <w:p>
+      <w:pPr>
+        <w:spacing w:line="240" w:lineRule="auto"/>
+      </w:pPr>
+      <w:r>
+        <w:separator/>
+      </w:r>
+    </w:p>
+  </w:footnote>
+  <w:footnote w:type="continuationSeparator" w:id="0">
+    <w:p>
+      <w:pPr>
+        <w:spacing w:line="240" w:lineRule="auto"/>
+      </w:pPr>
+      <w:r>
+        <w:continuationSeparator/>
+      </w:r>
+    </w:p>
+  </w:footnote>
+</w:footnotes>
 </file>
 
 <file path=word/numbering.xml><?xml version="1.0" encoding="utf-8"?>
@@ -6456,6 +6995,70 @@
       <w:sz w:val="21"/>
     </w:rPr>
   </w:style>
+  <w:style w:type="paragraph" w:styleId="af3">
+    <w:name w:val="header"/>
+    <w:basedOn w:val="a"/>
+    <w:link w:val="af4"/>
+    <w:uiPriority w:val="99"/>
+    <w:unhideWhenUsed/>
+    <w:rsid w:val="001F6C06"/>
+    <w:pPr>
+      <w:tabs>
+        <w:tab w:val="center" w:pos="4153"/>
+        <w:tab w:val="right" w:pos="8306"/>
+      </w:tabs>
+      <w:spacing w:line="240" w:lineRule="auto"/>
+      <w:jc w:val="center"/>
+    </w:pPr>
+    <w:rPr>
+      <w:sz w:val="18"/>
+      <w:szCs w:val="18"/>
+    </w:rPr>
+  </w:style>
+  <w:style w:type="character" w:customStyle="1" w:styleId="af4">
+    <w:name w:val="页眉 字符"/>
+    <w:basedOn w:val="a0"/>
+    <w:link w:val="af3"/>
+    <w:uiPriority w:val="99"/>
+    <w:rsid w:val="001F6C06"/>
+    <w:rPr>
+      <w:rFonts w:ascii="Times New Roman" w:eastAsia="宋体" w:hAnsi="Times New Roman"/>
+      <w:sz w:val="18"/>
+      <w:szCs w:val="18"/>
+    </w:rPr>
+  </w:style>
+  <w:style w:type="paragraph" w:styleId="af5">
+    <w:name w:val="footer"/>
+    <w:basedOn w:val="a"/>
+    <w:link w:val="af6"/>
+    <w:uiPriority w:val="99"/>
+    <w:unhideWhenUsed/>
+    <w:rsid w:val="001F6C06"/>
+    <w:pPr>
+      <w:tabs>
+        <w:tab w:val="center" w:pos="4153"/>
+        <w:tab w:val="right" w:pos="8306"/>
+      </w:tabs>
+      <w:spacing w:line="240" w:lineRule="auto"/>
+      <w:jc w:val="left"/>
+    </w:pPr>
+    <w:rPr>
+      <w:sz w:val="18"/>
+      <w:szCs w:val="18"/>
+    </w:rPr>
+  </w:style>
+  <w:style w:type="character" w:customStyle="1" w:styleId="af6">
+    <w:name w:val="页脚 字符"/>
+    <w:basedOn w:val="a0"/>
+    <w:link w:val="af5"/>
+    <w:uiPriority w:val="99"/>
+    <w:rsid w:val="001F6C06"/>
+    <w:rPr>
+      <w:rFonts w:ascii="Times New Roman" w:eastAsia="宋体" w:hAnsi="Times New Roman"/>
+      <w:sz w:val="18"/>
+      <w:szCs w:val="18"/>
+    </w:rPr>
+  </w:style>
 </w:styles>
 </file>
 

--- a/技术文档.docx
+++ b/技术文档.docx
@@ -61,16 +61,8 @@
         <w:rPr>
           <w:rFonts w:hint="eastAsia"/>
         </w:rPr>
-        <w:t>提出了一种基于</w:t>
-      </w:r>
-      <w:proofErr w:type="gramStart"/>
-      <w:r>
-        <w:rPr>
-          <w:rFonts w:hint="eastAsia"/>
-        </w:rPr>
-        <w:t>预训练</w:t>
-      </w:r>
-      <w:proofErr w:type="gramEnd"/>
+        <w:t>提出了一种基于预训练</w:t>
+      </w:r>
       <w:r>
         <w:rPr>
           <w:rFonts w:hint="eastAsia"/>
@@ -113,7 +105,6 @@
         </w:rPr>
         <w:t>，逐步解冻</w:t>
       </w:r>
-      <w:proofErr w:type="gramStart"/>
       <w:r>
         <w:rPr>
           <w:rFonts w:hint="eastAsia"/>
@@ -124,14 +115,7 @@
         <w:rPr>
           <w:rFonts w:hint="eastAsia"/>
         </w:rPr>
-        <w:t>并采用</w:t>
-      </w:r>
-      <w:proofErr w:type="gramEnd"/>
-      <w:r>
-        <w:rPr>
-          <w:rFonts w:hint="eastAsia"/>
-        </w:rPr>
-        <w:t>分层</w:t>
+        <w:t>并采用分层</w:t>
       </w:r>
       <w:r>
         <w:rPr>
@@ -161,21 +145,7 @@
         <w:rPr>
           <w:rFonts w:hint="eastAsia"/>
         </w:rPr>
-        <w:t>交叉</w:t>
-      </w:r>
-      <w:proofErr w:type="gramStart"/>
-      <w:r>
-        <w:rPr>
-          <w:rFonts w:hint="eastAsia"/>
-        </w:rPr>
-        <w:t>熵</w:t>
-      </w:r>
-      <w:proofErr w:type="gramEnd"/>
-      <w:r>
-        <w:rPr>
-          <w:rFonts w:hint="eastAsia"/>
-        </w:rPr>
-        <w:t>损失，</w:t>
+        <w:t>交叉熵损失，</w:t>
       </w:r>
       <w:r>
         <w:rPr>
@@ -248,24 +218,13 @@
         <w:t>自动化评估文本内容的</w:t>
       </w:r>
       <w:r>
-        <w:t>多维</w:t>
-      </w:r>
-      <w:proofErr w:type="gramStart"/>
-      <w:r>
-        <w:t>度</w:t>
-      </w:r>
-      <w:r>
-        <w:rPr>
-          <w:rFonts w:hint="eastAsia"/>
-        </w:rPr>
-        <w:t>特征</w:t>
-      </w:r>
-      <w:proofErr w:type="gramEnd"/>
-      <w:r>
-        <w:rPr>
-          <w:rFonts w:hint="eastAsia"/>
-        </w:rPr>
-        <w:t>在</w:t>
+        <w:t>多维度</w:t>
+      </w:r>
+      <w:r>
+        <w:rPr>
+          <w:rFonts w:hint="eastAsia"/>
+        </w:rPr>
+        <w:t>特征在</w:t>
       </w:r>
       <w:r>
         <w:t>政策分析和风险管理等领域</w:t>
@@ -372,21 +331,7 @@
         <w:rPr>
           <w:rFonts w:hint="eastAsia"/>
         </w:rPr>
-        <w:t>多输出：多任务学习为每个任务分配头，而多输出模型共享主干、使用</w:t>
-      </w:r>
-      <w:proofErr w:type="gramStart"/>
-      <w:r>
-        <w:rPr>
-          <w:rFonts w:hint="eastAsia"/>
-        </w:rPr>
-        <w:t>独立头预测</w:t>
-      </w:r>
-      <w:proofErr w:type="gramEnd"/>
-      <w:r>
-        <w:rPr>
-          <w:rFonts w:hint="eastAsia"/>
-        </w:rPr>
-        <w:t>各目标。</w:t>
+        <w:t>多输出：多任务学习为每个任务分配头，而多输出模型共享主干、使用独立头预测各目标。</w:t>
       </w:r>
     </w:p>
     <w:p>
@@ -449,21 +394,7 @@
         <w:rPr>
           <w:rFonts w:hint="eastAsia"/>
         </w:rPr>
-        <w:t>微调</w:t>
-      </w:r>
-      <w:proofErr w:type="gramStart"/>
-      <w:r>
-        <w:rPr>
-          <w:rFonts w:hint="eastAsia"/>
-        </w:rPr>
-        <w:t>预训练</w:t>
-      </w:r>
-      <w:proofErr w:type="gramEnd"/>
-      <w:r>
-        <w:rPr>
-          <w:rFonts w:hint="eastAsia"/>
-        </w:rPr>
-        <w:t>语言模型利用大规模语料库中学习到的上下文相关表示</w:t>
+        <w:t>微调预训练语言模型利用大规模语料库中学习到的上下文相关表示</w:t>
       </w:r>
       <w:r>
         <w:rPr>
@@ -715,21 +646,7 @@
         <w:rPr>
           <w:rFonts w:hint="eastAsia"/>
         </w:rPr>
-        <w:t>共享参数，但</w:t>
-      </w:r>
-      <w:proofErr w:type="gramStart"/>
-      <w:r>
-        <w:rPr>
-          <w:rFonts w:hint="eastAsia"/>
-        </w:rPr>
-        <w:t>需平衡各头</w:t>
-      </w:r>
-      <w:proofErr w:type="gramEnd"/>
-      <w:r>
-        <w:rPr>
-          <w:rFonts w:hint="eastAsia"/>
-        </w:rPr>
-        <w:t>之间的相互影响。</w:t>
+        <w:t>共享参数，但需平衡各头之间的相互影响。</w:t>
       </w:r>
     </w:p>
     <w:p>
@@ -764,16 +681,303 @@
         <w:rPr>
           <w:rFonts w:hint="eastAsia"/>
         </w:rPr>
+        <w:t xml:space="preserve"> pos_weight </w:t>
+      </w:r>
+      <w:r>
+        <w:rPr>
+          <w:rFonts w:hint="eastAsia"/>
+        </w:rPr>
+        <w:t>对二元交叉熵加权，减轻多数类偏差。</w:t>
+      </w:r>
+    </w:p>
+    <w:p>
+      <w:pPr>
+        <w:ind w:firstLineChars="200" w:firstLine="480"/>
+      </w:pPr>
+      <w:r>
+        <w:rPr>
+          <w:rFonts w:hint="eastAsia"/>
+        </w:rPr>
+        <w:t xml:space="preserve">(6) </w:t>
+      </w:r>
+      <w:r>
+        <w:rPr>
+          <w:rFonts w:hint="eastAsia"/>
+        </w:rPr>
+        <w:t>BERT</w:t>
+      </w:r>
+      <w:r>
+        <w:rPr>
+          <w:rFonts w:hint="eastAsia"/>
+        </w:rPr>
         <w:t xml:space="preserve"> </w:t>
       </w:r>
-      <w:proofErr w:type="spellStart"/>
-      <w:r>
-        <w:rPr>
-          <w:rFonts w:hint="eastAsia"/>
-        </w:rPr>
-        <w:t>pos_weight</w:t>
-      </w:r>
-      <w:proofErr w:type="spellEnd"/>
+      <w:r>
+        <w:rPr>
+          <w:rFonts w:hint="eastAsia"/>
+        </w:rPr>
+        <w:t>架构与预训练</w:t>
+      </w:r>
+    </w:p>
+    <w:p>
+      <w:pPr>
+        <w:ind w:firstLineChars="200" w:firstLine="480"/>
+      </w:pPr>
+      <w:r>
+        <w:rPr>
+          <w:rFonts w:hint="eastAsia"/>
+        </w:rPr>
+        <w:t>Transformer</w:t>
+      </w:r>
+      <w:r>
+        <w:rPr>
+          <w:rFonts w:hint="eastAsia"/>
+        </w:rPr>
+        <w:t>编码器</w:t>
+      </w:r>
+      <w:r>
+        <w:rPr>
+          <w:rFonts w:hint="eastAsia"/>
+        </w:rPr>
+        <w:t>：多层自注意力结构，捕获长程依赖</w:t>
+      </w:r>
+      <w:r>
+        <w:rPr>
+          <w:rFonts w:hint="eastAsia"/>
+        </w:rPr>
+        <w:t>。</w:t>
+      </w:r>
+    </w:p>
+    <w:p>
+      <w:pPr>
+        <w:ind w:firstLineChars="200" w:firstLine="480"/>
+      </w:pPr>
+      <w:r>
+        <w:rPr>
+          <w:rFonts w:hint="eastAsia"/>
+        </w:rPr>
+        <w:t>多头自注意力</w:t>
+      </w:r>
+      <w:r>
+        <w:rPr>
+          <w:rFonts w:hint="eastAsia"/>
+        </w:rPr>
+        <w:t>：分头投影并行学习多方面表示。</w:t>
+      </w:r>
+    </w:p>
+    <w:p>
+      <w:pPr>
+        <w:ind w:firstLineChars="200" w:firstLine="480"/>
+      </w:pPr>
+      <w:r>
+        <w:rPr>
+          <w:rFonts w:hint="eastAsia"/>
+        </w:rPr>
+        <w:t>位置编码</w:t>
+      </w:r>
+      <w:r>
+        <w:rPr>
+          <w:rFonts w:hint="eastAsia"/>
+        </w:rPr>
+        <w:t>：为</w:t>
+      </w:r>
+      <w:r>
+        <w:rPr>
+          <w:rFonts w:hint="eastAsia"/>
+        </w:rPr>
+        <w:t xml:space="preserve"> token </w:t>
+      </w:r>
+      <w:r>
+        <w:rPr>
+          <w:rFonts w:hint="eastAsia"/>
+        </w:rPr>
+        <w:t>添加位置向量，保留顺序信息。</w:t>
+      </w:r>
+    </w:p>
+    <w:p>
+      <w:pPr>
+        <w:ind w:firstLineChars="200" w:firstLine="480"/>
+      </w:pPr>
+      <w:r>
+        <w:rPr>
+          <w:rFonts w:hint="eastAsia"/>
+        </w:rPr>
+        <w:t xml:space="preserve">MLM </w:t>
+      </w:r>
+      <w:r>
+        <w:rPr>
+          <w:rFonts w:hint="eastAsia"/>
+        </w:rPr>
+        <w:t>与</w:t>
+      </w:r>
+      <w:r>
+        <w:rPr>
+          <w:rFonts w:hint="eastAsia"/>
+        </w:rPr>
+        <w:t>NSP</w:t>
+      </w:r>
+      <w:r>
+        <w:rPr>
+          <w:rFonts w:hint="eastAsia"/>
+        </w:rPr>
+        <w:t>：掩码语言建模和下句预测联合预训练。</w:t>
+      </w:r>
+    </w:p>
+    <w:p>
+      <w:pPr>
+        <w:ind w:firstLineChars="200" w:firstLine="480"/>
+      </w:pPr>
+      <w:r>
+        <w:rPr>
+          <w:rFonts w:hint="eastAsia"/>
+        </w:rPr>
+        <w:t>层归一化</w:t>
+      </w:r>
+      <w:r>
+        <w:rPr>
+          <w:rFonts w:hint="eastAsia"/>
+        </w:rPr>
+        <w:t>与</w:t>
+      </w:r>
+      <w:r>
+        <w:rPr>
+          <w:rFonts w:hint="eastAsia"/>
+        </w:rPr>
+        <w:t>残差连接</w:t>
+      </w:r>
+      <w:r>
+        <w:rPr>
+          <w:rFonts w:hint="eastAsia"/>
+        </w:rPr>
+        <w:t>：</w:t>
+      </w:r>
+      <w:r>
+        <w:rPr>
+          <w:rFonts w:hint="eastAsia"/>
+        </w:rPr>
+        <w:t>稳定</w:t>
+      </w:r>
+      <w:r>
+        <w:rPr>
+          <w:rFonts w:hint="eastAsia"/>
+        </w:rPr>
+        <w:t>深层网络</w:t>
+      </w:r>
+      <w:r>
+        <w:rPr>
+          <w:rFonts w:hint="eastAsia"/>
+        </w:rPr>
+        <w:t>梯度。</w:t>
+      </w:r>
+    </w:p>
+    <w:p>
+      <w:pPr>
+        <w:ind w:firstLineChars="200" w:firstLine="480"/>
+      </w:pPr>
+      <w:r>
+        <w:rPr>
+          <w:rFonts w:hint="eastAsia"/>
+        </w:rPr>
+        <w:t xml:space="preserve">(7) AdamW </w:t>
+      </w:r>
+      <w:r>
+        <w:rPr>
+          <w:rFonts w:hint="eastAsia"/>
+        </w:rPr>
+        <w:t>优化器与权重衰减</w:t>
+      </w:r>
+    </w:p>
+    <w:p>
+      <w:pPr>
+        <w:ind w:firstLineChars="200" w:firstLine="480"/>
+      </w:pPr>
+      <w:r>
+        <w:rPr>
+          <w:rFonts w:hint="eastAsia"/>
+        </w:rPr>
+        <w:t>解耦</w:t>
+      </w:r>
+      <w:r>
+        <w:rPr>
+          <w:rFonts w:hint="eastAsia"/>
+        </w:rPr>
+        <w:t>权重衰减与梯度更新，</w:t>
+      </w:r>
+      <w:r>
+        <w:rPr>
+          <w:rFonts w:hint="eastAsia"/>
+        </w:rPr>
+        <w:t>分</w:t>
+      </w:r>
+      <w:r>
+        <w:rPr>
+          <w:rFonts w:hint="eastAsia"/>
+        </w:rPr>
+        <w:t>阶段</w:t>
+      </w:r>
+      <w:r>
+        <w:rPr>
+          <w:rFonts w:hint="eastAsia"/>
+        </w:rPr>
+        <w:t>调整权重衰减</w:t>
+      </w:r>
+      <w:r>
+        <w:rPr>
+          <w:rFonts w:hint="eastAsia"/>
+        </w:rPr>
+        <w:t>控制过拟合。</w:t>
+      </w:r>
+    </w:p>
+    <w:p>
+      <w:pPr>
+        <w:ind w:firstLineChars="200" w:firstLine="480"/>
+      </w:pPr>
+      <w:r>
+        <w:rPr>
+          <w:rFonts w:hint="eastAsia"/>
+        </w:rPr>
+        <w:t xml:space="preserve">(8) </w:t>
+      </w:r>
+      <w:r>
+        <w:rPr>
+          <w:rFonts w:hint="eastAsia"/>
+        </w:rPr>
+        <w:t>差异化学习率</w:t>
+      </w:r>
+    </w:p>
+    <w:p>
+      <w:pPr>
+        <w:ind w:firstLineChars="200" w:firstLine="480"/>
+      </w:pPr>
+      <w:r>
+        <w:rPr>
+          <w:rFonts w:hint="eastAsia"/>
+        </w:rPr>
+        <w:t>接近输出层的参数使用较大学习率，接近输入层的参数使用更小的学习率</w:t>
+      </w:r>
+      <w:r>
+        <w:rPr>
+          <w:rFonts w:hint="eastAsia"/>
+        </w:rPr>
+        <w:t>。</w:t>
+      </w:r>
+    </w:p>
+    <w:p>
+      <w:pPr>
+        <w:ind w:firstLineChars="200" w:firstLine="480"/>
+      </w:pPr>
+      <w:r>
+        <w:rPr>
+          <w:rFonts w:hint="eastAsia"/>
+        </w:rPr>
+        <w:t xml:space="preserve">(9) </w:t>
+      </w:r>
+      <w:r>
+        <w:rPr>
+          <w:rFonts w:hint="eastAsia"/>
+        </w:rPr>
+        <w:t>Dropout</w:t>
+      </w:r>
       <w:r>
         <w:rPr>
           <w:rFonts w:hint="eastAsia"/>
@@ -784,21 +988,13 @@
         <w:rPr>
           <w:rFonts w:hint="eastAsia"/>
         </w:rPr>
-        <w:t>对二元交叉</w:t>
-      </w:r>
-      <w:proofErr w:type="gramStart"/>
-      <w:r>
-        <w:rPr>
-          <w:rFonts w:hint="eastAsia"/>
-        </w:rPr>
-        <w:t>熵</w:t>
-      </w:r>
-      <w:proofErr w:type="gramEnd"/>
-      <w:r>
-        <w:rPr>
-          <w:rFonts w:hint="eastAsia"/>
-        </w:rPr>
-        <w:t>加权，减轻多数类偏差。</w:t>
+        <w:t>与</w:t>
+      </w:r>
+      <w:r>
+        <w:rPr>
+          <w:rFonts w:hint="eastAsia"/>
+        </w:rPr>
+        <w:t xml:space="preserve"> LayerNorm</w:t>
       </w:r>
     </w:p>
     <w:p>
@@ -809,13 +1005,7 @@
         <w:rPr>
           <w:rFonts w:hint="eastAsia"/>
         </w:rPr>
-        <w:t xml:space="preserve">(6) </w:t>
-      </w:r>
-      <w:r>
-        <w:rPr>
-          <w:rFonts w:hint="eastAsia"/>
-        </w:rPr>
-        <w:t>BERT</w:t>
+        <w:t>自定义头部中的</w:t>
       </w:r>
       <w:r>
         <w:rPr>
@@ -827,7 +1017,48 @@
         <w:rPr>
           <w:rFonts w:hint="eastAsia"/>
         </w:rPr>
-        <w:t>架构与预训练</w:t>
+        <w:t>Dropout</w:t>
+      </w:r>
+      <w:r>
+        <w:rPr>
+          <w:rFonts w:hint="eastAsia"/>
+        </w:rPr>
+        <w:t xml:space="preserve"> </w:t>
+      </w:r>
+      <w:r>
+        <w:rPr>
+          <w:rFonts w:hint="eastAsia"/>
+        </w:rPr>
+        <w:t>与</w:t>
+      </w:r>
+      <w:r>
+        <w:rPr>
+          <w:rFonts w:hint="eastAsia"/>
+        </w:rPr>
+        <w:t xml:space="preserve"> LayerNorm </w:t>
+      </w:r>
+      <w:r>
+        <w:rPr>
+          <w:rFonts w:hint="eastAsia"/>
+        </w:rPr>
+        <w:t>提高训练稳定性和泛化</w:t>
+      </w:r>
+      <w:r>
+        <w:rPr>
+          <w:rFonts w:hint="eastAsia"/>
+        </w:rPr>
+        <w:t>。</w:t>
+      </w:r>
+    </w:p>
+    <w:p>
+      <w:pPr>
+        <w:pStyle w:val="2"/>
+      </w:pPr>
+      <w:r>
+        <w:rPr>
+          <w:rFonts w:hint="eastAsia"/>
+        </w:rPr>
+        <w:t>基于注意力的池化与均值池化</w:t>
       </w:r>
     </w:p>
     <w:p>
@@ -838,19 +1069,235 @@
         <w:rPr>
           <w:rFonts w:hint="eastAsia"/>
         </w:rPr>
-        <w:t>Transformer</w:t>
-      </w:r>
-      <w:r>
-        <w:rPr>
-          <w:rFonts w:hint="eastAsia"/>
-        </w:rPr>
-        <w:t>编码器</w:t>
-      </w:r>
-      <w:r>
-        <w:rPr>
-          <w:rFonts w:hint="eastAsia"/>
-        </w:rPr>
-        <w:t>：多层自注意力结构，捕获长程依赖</w:t>
+        <w:t>学习到的滤波头部实现了类似于自注意力的</w:t>
+      </w:r>
+      <w:r>
+        <w:rPr>
+          <w:rFonts w:hint="eastAsia"/>
+        </w:rPr>
+        <w:t>sigmoid</w:t>
+      </w:r>
+      <w:r>
+        <w:rPr>
+          <w:rFonts w:hint="eastAsia"/>
+        </w:rPr>
+        <w:t>门控机制，允许对</w:t>
+      </w:r>
+      <w:r>
+        <w:rPr>
+          <w:rFonts w:hint="eastAsia"/>
+        </w:rPr>
+        <w:t xml:space="preserve"> token </w:t>
+      </w:r>
+      <w:r>
+        <w:rPr>
+          <w:rFonts w:hint="eastAsia"/>
+        </w:rPr>
+        <w:t>进行自适应权重分配，而非均匀平均，这在长摘要中可以避免关键信号被稀释。</w:t>
+      </w:r>
+    </w:p>
+    <w:p>
+      <w:pPr>
+        <w:pStyle w:val="2"/>
+      </w:pPr>
+      <w:r>
+        <w:rPr>
+          <w:rFonts w:hint="eastAsia"/>
+        </w:rPr>
+        <w:t>共享头部与独立头部</w:t>
+      </w:r>
+    </w:p>
+    <w:p>
+      <w:pPr>
+        <w:ind w:firstLineChars="200" w:firstLine="480"/>
+      </w:pPr>
+      <w:r>
+        <w:rPr>
+          <w:rFonts w:hint="eastAsia"/>
+        </w:rPr>
+        <w:t>通过使用包含</w:t>
+      </w:r>
+      <w:r>
+        <w:rPr>
+          <w:rFonts w:hint="eastAsia"/>
+        </w:rPr>
+        <w:t xml:space="preserve"> {</w:t>
+      </w:r>
+      <w:r>
+        <w:rPr>
+          <w:rFonts w:hint="eastAsia"/>
+        </w:rPr>
+        <w:t>filter</w:t>
+      </w:r>
+      <w:r>
+        <w:rPr>
+          <w:rFonts w:hint="eastAsia"/>
+        </w:rPr>
+        <w:t>，</w:t>
+      </w:r>
+      <w:r>
+        <w:rPr>
+          <w:rFonts w:hint="eastAsia"/>
+        </w:rPr>
+        <w:t>assessor</w:t>
+      </w:r>
+      <w:r>
+        <w:rPr>
+          <w:rFonts w:hint="eastAsia"/>
+        </w:rPr>
+        <w:t xml:space="preserve">} </w:t>
+      </w:r>
+      <w:r>
+        <w:rPr>
+          <w:rFonts w:hint="eastAsia"/>
+        </w:rPr>
+        <w:t>对的模块结构，可在共享上下文嵌入与任务特定参数化之间取得平衡，从而更小化输出维度之间的干扰。</w:t>
+      </w:r>
+    </w:p>
+    <w:p>
+      <w:pPr>
+        <w:pStyle w:val="1"/>
+      </w:pPr>
+      <w:r>
+        <w:rPr>
+          <w:rFonts w:hint="eastAsia"/>
+        </w:rPr>
+        <w:t>方法论</w:t>
+      </w:r>
+    </w:p>
+    <w:p>
+      <w:pPr>
+        <w:pStyle w:val="2"/>
+      </w:pPr>
+      <w:r>
+        <w:rPr>
+          <w:rFonts w:hint="eastAsia"/>
+        </w:rPr>
+        <w:t>模型架构</w:t>
+      </w:r>
+    </w:p>
+    <w:p>
+      <w:pPr>
+        <w:ind w:firstLineChars="200" w:firstLine="480"/>
+      </w:pPr>
+      <w:r>
+        <w:rPr>
+          <w:rFonts w:hint="eastAsia"/>
+        </w:rPr>
+        <w:t>编码器：</w:t>
+      </w:r>
+      <w:r>
+        <w:rPr>
+          <w:rFonts w:hint="eastAsia"/>
+        </w:rPr>
+        <w:t>BertModel.from_pretrained</w:t>
+      </w:r>
+      <w:r>
+        <w:rPr>
+          <w:rFonts w:hint="eastAsia"/>
+        </w:rPr>
+        <w:t>，隐藏维度</w:t>
+      </w:r>
+      <w:r>
+        <w:rPr>
+          <w:rFonts w:hint="eastAsia"/>
+        </w:rPr>
+        <w:t xml:space="preserve"> H=768</w:t>
+      </w:r>
+      <w:r>
+        <w:rPr>
+          <w:rFonts w:hint="eastAsia"/>
+        </w:rPr>
+        <w:t>，</w:t>
+      </w:r>
+      <w:r>
+        <w:rPr>
+          <w:rFonts w:hint="eastAsia"/>
+        </w:rPr>
+        <w:t>提供</w:t>
+      </w:r>
+      <w:r>
+        <w:rPr>
+          <w:rFonts w:hint="eastAsia"/>
+        </w:rPr>
+        <w:t xml:space="preserve"> token </w:t>
+      </w:r>
+      <w:r>
+        <w:rPr>
+          <w:rFonts w:hint="eastAsia"/>
+        </w:rPr>
+        <w:t>嵌入和池化输出。</w:t>
+      </w:r>
+    </w:p>
+    <w:p>
+      <w:pPr>
+        <w:ind w:firstLineChars="200" w:firstLine="480"/>
+      </w:pPr>
+      <w:r>
+        <w:rPr>
+          <w:rFonts w:hint="eastAsia"/>
+        </w:rPr>
+        <w:t xml:space="preserve">Filter </w:t>
+      </w:r>
+      <w:r>
+        <w:rPr>
+          <w:rFonts w:hint="eastAsia"/>
+        </w:rPr>
+        <w:t>模块：</w:t>
+      </w:r>
+      <w:r>
+        <w:rPr>
+          <w:rFonts w:hint="eastAsia"/>
+        </w:rPr>
+        <w:t>采用</w:t>
+      </w:r>
+      <w:r>
+        <w:rPr>
+          <w:rFonts w:hint="eastAsia"/>
+        </w:rPr>
+        <w:t xml:space="preserve"> _build_filter </w:t>
+      </w:r>
+      <w:r>
+        <w:rPr>
+          <w:rFonts w:hint="eastAsia"/>
+        </w:rPr>
+        <w:t>构建的</w:t>
+      </w:r>
+      <w:r>
+        <w:rPr>
+          <w:rFonts w:hint="eastAsia"/>
+        </w:rPr>
+        <w:t xml:space="preserve"> </w:t>
+      </w:r>
+      <w:r>
+        <w:rPr>
+          <w:rFonts w:hint="eastAsia"/>
+        </w:rPr>
+        <w:t>sigmoid</w:t>
+      </w:r>
+      <w:r>
+        <w:rPr>
+          <w:rFonts w:hint="eastAsia"/>
+        </w:rPr>
+        <w:t xml:space="preserve"> </w:t>
+      </w:r>
+      <w:r>
+        <w:rPr>
+          <w:rFonts w:hint="eastAsia"/>
+        </w:rPr>
+        <w:t>注意力层，对句子</w:t>
+      </w:r>
+      <w:r>
+        <w:rPr>
+          <w:rFonts w:hint="eastAsia"/>
+        </w:rPr>
+        <w:t>嵌入</w:t>
+      </w:r>
+      <w:r>
+        <w:rPr>
+          <w:rFonts w:hint="eastAsia"/>
+        </w:rPr>
+        <w:t>进行加权池化</w:t>
       </w:r>
       <w:r>
         <w:rPr>
@@ -867,526 +1314,7 @@
         <w:rPr>
           <w:rFonts w:hint="eastAsia"/>
         </w:rPr>
-        <w:t>多头自注意力</w:t>
-      </w:r>
-      <w:r>
-        <w:rPr>
-          <w:rFonts w:hint="eastAsia"/>
-        </w:rPr>
-        <w:t>：分头投影并行学习多方面表示。</w:t>
-      </w:r>
-    </w:p>
-    <w:p>
-      <w:pPr>
-        <w:ind w:firstLineChars="200" w:firstLine="480"/>
-      </w:pPr>
-      <w:r>
-        <w:rPr>
-          <w:rFonts w:hint="eastAsia"/>
-        </w:rPr>
-        <w:t>位置编码</w:t>
-      </w:r>
-      <w:r>
-        <w:rPr>
-          <w:rFonts w:hint="eastAsia"/>
-        </w:rPr>
-        <w:t>：为</w:t>
-      </w:r>
-      <w:r>
-        <w:rPr>
-          <w:rFonts w:hint="eastAsia"/>
-        </w:rPr>
-        <w:t xml:space="preserve"> token </w:t>
-      </w:r>
-      <w:r>
-        <w:rPr>
-          <w:rFonts w:hint="eastAsia"/>
-        </w:rPr>
-        <w:t>添加位置向量，保留顺序信息。</w:t>
-      </w:r>
-    </w:p>
-    <w:p>
-      <w:pPr>
-        <w:ind w:firstLineChars="200" w:firstLine="480"/>
-      </w:pPr>
-      <w:r>
-        <w:rPr>
-          <w:rFonts w:hint="eastAsia"/>
-        </w:rPr>
-        <w:t xml:space="preserve">MLM </w:t>
-      </w:r>
-      <w:r>
-        <w:rPr>
-          <w:rFonts w:hint="eastAsia"/>
-        </w:rPr>
-        <w:t>与</w:t>
-      </w:r>
-      <w:r>
-        <w:rPr>
-          <w:rFonts w:hint="eastAsia"/>
-        </w:rPr>
-        <w:t>NSP</w:t>
-      </w:r>
-      <w:r>
-        <w:rPr>
-          <w:rFonts w:hint="eastAsia"/>
-        </w:rPr>
-        <w:t>：掩码语言建模和下句预测联合预训练。</w:t>
-      </w:r>
-    </w:p>
-    <w:p>
-      <w:pPr>
-        <w:ind w:firstLineChars="200" w:firstLine="480"/>
-      </w:pPr>
-      <w:r>
-        <w:rPr>
-          <w:rFonts w:hint="eastAsia"/>
-        </w:rPr>
-        <w:t>层归一化</w:t>
-      </w:r>
-      <w:r>
-        <w:rPr>
-          <w:rFonts w:hint="eastAsia"/>
-        </w:rPr>
-        <w:t>与</w:t>
-      </w:r>
-      <w:r>
-        <w:rPr>
-          <w:rFonts w:hint="eastAsia"/>
-        </w:rPr>
-        <w:t>残差连接</w:t>
-      </w:r>
-      <w:r>
-        <w:rPr>
-          <w:rFonts w:hint="eastAsia"/>
-        </w:rPr>
-        <w:t>：</w:t>
-      </w:r>
-      <w:r>
-        <w:rPr>
-          <w:rFonts w:hint="eastAsia"/>
-        </w:rPr>
-        <w:t>稳定</w:t>
-      </w:r>
-      <w:r>
-        <w:rPr>
-          <w:rFonts w:hint="eastAsia"/>
-        </w:rPr>
-        <w:t>深层网络</w:t>
-      </w:r>
-      <w:r>
-        <w:rPr>
-          <w:rFonts w:hint="eastAsia"/>
-        </w:rPr>
-        <w:t>梯度。</w:t>
-      </w:r>
-    </w:p>
-    <w:p>
-      <w:pPr>
-        <w:ind w:firstLineChars="200" w:firstLine="480"/>
-      </w:pPr>
-      <w:r>
-        <w:rPr>
-          <w:rFonts w:hint="eastAsia"/>
-        </w:rPr>
-        <w:t xml:space="preserve">(7) </w:t>
-      </w:r>
-      <w:proofErr w:type="spellStart"/>
-      <w:r>
-        <w:rPr>
-          <w:rFonts w:hint="eastAsia"/>
-        </w:rPr>
-        <w:t>AdamW</w:t>
-      </w:r>
-      <w:proofErr w:type="spellEnd"/>
-      <w:r>
-        <w:rPr>
-          <w:rFonts w:hint="eastAsia"/>
-        </w:rPr>
-        <w:t xml:space="preserve"> </w:t>
-      </w:r>
-      <w:r>
-        <w:rPr>
-          <w:rFonts w:hint="eastAsia"/>
-        </w:rPr>
-        <w:t>优化器与权重衰减</w:t>
-      </w:r>
-    </w:p>
-    <w:p>
-      <w:pPr>
-        <w:ind w:firstLineChars="200" w:firstLine="480"/>
-      </w:pPr>
-      <w:r>
-        <w:rPr>
-          <w:rFonts w:hint="eastAsia"/>
-        </w:rPr>
-        <w:t>解耦</w:t>
-      </w:r>
-      <w:r>
-        <w:rPr>
-          <w:rFonts w:hint="eastAsia"/>
-        </w:rPr>
-        <w:t>权重衰减与梯度更新，</w:t>
-      </w:r>
-      <w:r>
-        <w:rPr>
-          <w:rFonts w:hint="eastAsia"/>
-        </w:rPr>
-        <w:t>分</w:t>
-      </w:r>
-      <w:r>
-        <w:rPr>
-          <w:rFonts w:hint="eastAsia"/>
-        </w:rPr>
-        <w:t>阶段</w:t>
-      </w:r>
-      <w:r>
-        <w:rPr>
-          <w:rFonts w:hint="eastAsia"/>
-        </w:rPr>
-        <w:t>调整权重衰减</w:t>
-      </w:r>
-      <w:r>
-        <w:rPr>
-          <w:rFonts w:hint="eastAsia"/>
-        </w:rPr>
-        <w:t>控制过拟合。</w:t>
-      </w:r>
-    </w:p>
-    <w:p>
-      <w:pPr>
-        <w:ind w:firstLineChars="200" w:firstLine="480"/>
-      </w:pPr>
-      <w:r>
-        <w:rPr>
-          <w:rFonts w:hint="eastAsia"/>
-        </w:rPr>
-        <w:t xml:space="preserve">(8) </w:t>
-      </w:r>
-      <w:r>
-        <w:rPr>
-          <w:rFonts w:hint="eastAsia"/>
-        </w:rPr>
-        <w:t>差异化学习率</w:t>
-      </w:r>
-    </w:p>
-    <w:p>
-      <w:pPr>
-        <w:ind w:firstLineChars="200" w:firstLine="480"/>
-      </w:pPr>
-      <w:r>
-        <w:rPr>
-          <w:rFonts w:hint="eastAsia"/>
-        </w:rPr>
-        <w:t>接近输出层的参数使用较大学习率，接近输入层的参数使用更小的学习率</w:t>
-      </w:r>
-      <w:r>
-        <w:rPr>
-          <w:rFonts w:hint="eastAsia"/>
-        </w:rPr>
-        <w:t>。</w:t>
-      </w:r>
-    </w:p>
-    <w:p>
-      <w:pPr>
-        <w:ind w:firstLineChars="200" w:firstLine="480"/>
-      </w:pPr>
-      <w:r>
-        <w:rPr>
-          <w:rFonts w:hint="eastAsia"/>
-        </w:rPr>
-        <w:t xml:space="preserve">(9) </w:t>
-      </w:r>
-      <w:r>
-        <w:rPr>
-          <w:rFonts w:hint="eastAsia"/>
-        </w:rPr>
-        <w:t>Dropout</w:t>
-      </w:r>
-      <w:r>
-        <w:rPr>
-          <w:rFonts w:hint="eastAsia"/>
-        </w:rPr>
-        <w:t xml:space="preserve"> </w:t>
-      </w:r>
-      <w:r>
-        <w:rPr>
-          <w:rFonts w:hint="eastAsia"/>
-        </w:rPr>
-        <w:t>与</w:t>
-      </w:r>
-      <w:r>
-        <w:rPr>
-          <w:rFonts w:hint="eastAsia"/>
-        </w:rPr>
-        <w:t xml:space="preserve"> </w:t>
-      </w:r>
-      <w:proofErr w:type="spellStart"/>
-      <w:r>
-        <w:rPr>
-          <w:rFonts w:hint="eastAsia"/>
-        </w:rPr>
-        <w:t>LayerNorm</w:t>
-      </w:r>
-      <w:proofErr w:type="spellEnd"/>
-    </w:p>
-    <w:p>
-      <w:pPr>
-        <w:ind w:firstLineChars="200" w:firstLine="480"/>
-      </w:pPr>
-      <w:r>
-        <w:rPr>
-          <w:rFonts w:hint="eastAsia"/>
-        </w:rPr>
-        <w:t>自定义头部中的</w:t>
-      </w:r>
-      <w:r>
-        <w:rPr>
-          <w:rFonts w:hint="eastAsia"/>
-        </w:rPr>
-        <w:t xml:space="preserve"> </w:t>
-      </w:r>
-      <w:r>
-        <w:rPr>
-          <w:rFonts w:hint="eastAsia"/>
-        </w:rPr>
-        <w:t>Dropout</w:t>
-      </w:r>
-      <w:r>
-        <w:rPr>
-          <w:rFonts w:hint="eastAsia"/>
-        </w:rPr>
-        <w:t xml:space="preserve"> </w:t>
-      </w:r>
-      <w:r>
-        <w:rPr>
-          <w:rFonts w:hint="eastAsia"/>
-        </w:rPr>
-        <w:t>与</w:t>
-      </w:r>
-      <w:r>
-        <w:rPr>
-          <w:rFonts w:hint="eastAsia"/>
-        </w:rPr>
-        <w:t xml:space="preserve"> </w:t>
-      </w:r>
-      <w:proofErr w:type="spellStart"/>
-      <w:r>
-        <w:rPr>
-          <w:rFonts w:hint="eastAsia"/>
-        </w:rPr>
-        <w:t>LayerNorm</w:t>
-      </w:r>
-      <w:proofErr w:type="spellEnd"/>
-      <w:r>
-        <w:rPr>
-          <w:rFonts w:hint="eastAsia"/>
-        </w:rPr>
-        <w:t xml:space="preserve"> </w:t>
-      </w:r>
-      <w:r>
-        <w:rPr>
-          <w:rFonts w:hint="eastAsia"/>
-        </w:rPr>
-        <w:t>提高训练稳定性和泛化</w:t>
-      </w:r>
-      <w:r>
-        <w:rPr>
-          <w:rFonts w:hint="eastAsia"/>
-        </w:rPr>
-        <w:t>。</w:t>
-      </w:r>
-    </w:p>
-    <w:p>
-      <w:pPr>
-        <w:pStyle w:val="2"/>
-      </w:pPr>
-      <w:r>
-        <w:rPr>
-          <w:rFonts w:hint="eastAsia"/>
-        </w:rPr>
-        <w:t>基于注意力的池化与均值池化</w:t>
-      </w:r>
-    </w:p>
-    <w:p>
-      <w:pPr>
-        <w:ind w:firstLineChars="200" w:firstLine="480"/>
-      </w:pPr>
-      <w:r>
-        <w:rPr>
-          <w:rFonts w:hint="eastAsia"/>
-        </w:rPr>
-        <w:t>学习到的滤波头部实现了类似于自注意力的</w:t>
-      </w:r>
-      <w:r>
-        <w:rPr>
-          <w:rFonts w:hint="eastAsia"/>
-        </w:rPr>
-        <w:t>sigmoid</w:t>
-      </w:r>
-      <w:r>
-        <w:rPr>
-          <w:rFonts w:hint="eastAsia"/>
-        </w:rPr>
-        <w:t>门控机制，允许对</w:t>
-      </w:r>
-      <w:r>
-        <w:rPr>
-          <w:rFonts w:hint="eastAsia"/>
-        </w:rPr>
-        <w:t xml:space="preserve"> token </w:t>
-      </w:r>
-      <w:r>
-        <w:rPr>
-          <w:rFonts w:hint="eastAsia"/>
-        </w:rPr>
-        <w:t>进行自适应权重分配，而非均匀平均，这在长摘要中可以避免关键信号被稀释。</w:t>
-      </w:r>
-    </w:p>
-    <w:p>
-      <w:pPr>
-        <w:pStyle w:val="2"/>
-      </w:pPr>
-      <w:r>
-        <w:rPr>
-          <w:rFonts w:hint="eastAsia"/>
-        </w:rPr>
-        <w:t>共享头部与独立头部</w:t>
-      </w:r>
-    </w:p>
-    <w:p>
-      <w:pPr>
-        <w:ind w:firstLineChars="200" w:firstLine="480"/>
-      </w:pPr>
-      <w:r>
-        <w:rPr>
-          <w:rFonts w:hint="eastAsia"/>
-        </w:rPr>
-        <w:t>通过使用包含</w:t>
-      </w:r>
-      <w:r>
-        <w:rPr>
-          <w:rFonts w:hint="eastAsia"/>
-        </w:rPr>
-        <w:t xml:space="preserve"> {</w:t>
-      </w:r>
-      <w:r>
-        <w:rPr>
-          <w:rFonts w:hint="eastAsia"/>
-        </w:rPr>
-        <w:t>filter</w:t>
-      </w:r>
-      <w:r>
-        <w:rPr>
-          <w:rFonts w:hint="eastAsia"/>
-        </w:rPr>
-        <w:t>，</w:t>
-      </w:r>
-      <w:r>
-        <w:rPr>
-          <w:rFonts w:hint="eastAsia"/>
-        </w:rPr>
-        <w:t>assessor</w:t>
-      </w:r>
-      <w:r>
-        <w:rPr>
-          <w:rFonts w:hint="eastAsia"/>
-        </w:rPr>
-        <w:t xml:space="preserve">} </w:t>
-      </w:r>
-      <w:r>
-        <w:rPr>
-          <w:rFonts w:hint="eastAsia"/>
-        </w:rPr>
-        <w:t>对的模块结构，可在共享上下文嵌入与任务特定参数化之间取得平衡，从而更小化输出维度之间的干扰。</w:t>
-      </w:r>
-    </w:p>
-    <w:p>
-      <w:pPr>
-        <w:pStyle w:val="1"/>
-      </w:pPr>
-      <w:r>
-        <w:rPr>
-          <w:rFonts w:hint="eastAsia"/>
-        </w:rPr>
-        <w:t>方法论</w:t>
-      </w:r>
-    </w:p>
-    <w:p>
-      <w:pPr>
-        <w:pStyle w:val="2"/>
-      </w:pPr>
-      <w:r>
-        <w:rPr>
-          <w:rFonts w:hint="eastAsia"/>
-        </w:rPr>
-        <w:t>模型架构</w:t>
-      </w:r>
-    </w:p>
-    <w:p>
-      <w:pPr>
-        <w:ind w:firstLineChars="200" w:firstLine="480"/>
-      </w:pPr>
-      <w:r>
-        <w:rPr>
-          <w:rFonts w:hint="eastAsia"/>
-        </w:rPr>
-        <w:t>编码器：</w:t>
-      </w:r>
-      <w:proofErr w:type="spellStart"/>
-      <w:r>
-        <w:rPr>
-          <w:rFonts w:hint="eastAsia"/>
-        </w:rPr>
-        <w:t>BertModel.from_pretrained</w:t>
-      </w:r>
-      <w:proofErr w:type="spellEnd"/>
-      <w:r>
-        <w:rPr>
-          <w:rFonts w:hint="eastAsia"/>
-        </w:rPr>
-        <w:t>，隐藏维度</w:t>
-      </w:r>
-      <w:r>
-        <w:rPr>
-          <w:rFonts w:hint="eastAsia"/>
-        </w:rPr>
-        <w:t xml:space="preserve"> H=768</w:t>
-      </w:r>
-      <w:r>
-        <w:rPr>
-          <w:rFonts w:hint="eastAsia"/>
-        </w:rPr>
-        <w:t>，</w:t>
-      </w:r>
-      <w:r>
-        <w:rPr>
-          <w:rFonts w:hint="eastAsia"/>
-        </w:rPr>
-        <w:t>提供</w:t>
-      </w:r>
-      <w:r>
-        <w:rPr>
-          <w:rFonts w:hint="eastAsia"/>
-        </w:rPr>
-        <w:t xml:space="preserve"> token </w:t>
-      </w:r>
-      <w:r>
-        <w:rPr>
-          <w:rFonts w:hint="eastAsia"/>
-        </w:rPr>
-        <w:t>嵌入和池化输出。</w:t>
-      </w:r>
-    </w:p>
-    <w:p>
-      <w:pPr>
-        <w:ind w:firstLineChars="200" w:firstLine="480"/>
-      </w:pPr>
-      <w:r>
-        <w:rPr>
-          <w:rFonts w:hint="eastAsia"/>
-        </w:rPr>
-        <w:t xml:space="preserve">Filter </w:t>
+        <w:t xml:space="preserve">Assessor </w:t>
       </w:r>
       <w:r>
         <w:rPr>
@@ -1404,112 +1332,7 @@
         <w:rPr>
           <w:rFonts w:hint="eastAsia"/>
         </w:rPr>
-        <w:t xml:space="preserve"> _</w:t>
-      </w:r>
-      <w:proofErr w:type="spellStart"/>
-      <w:r>
-        <w:rPr>
-          <w:rFonts w:hint="eastAsia"/>
-        </w:rPr>
-        <w:t>build_filter</w:t>
-      </w:r>
-      <w:proofErr w:type="spellEnd"/>
-      <w:r>
-        <w:rPr>
-          <w:rFonts w:hint="eastAsia"/>
-        </w:rPr>
-        <w:t xml:space="preserve"> </w:t>
-      </w:r>
-      <w:r>
-        <w:rPr>
-          <w:rFonts w:hint="eastAsia"/>
-        </w:rPr>
-        <w:t>构建的</w:t>
-      </w:r>
-      <w:r>
-        <w:rPr>
-          <w:rFonts w:hint="eastAsia"/>
-        </w:rPr>
-        <w:t xml:space="preserve"> </w:t>
-      </w:r>
-      <w:r>
-        <w:rPr>
-          <w:rFonts w:hint="eastAsia"/>
-        </w:rPr>
-        <w:t>sigmoid</w:t>
-      </w:r>
-      <w:r>
-        <w:rPr>
-          <w:rFonts w:hint="eastAsia"/>
-        </w:rPr>
-        <w:t xml:space="preserve"> </w:t>
-      </w:r>
-      <w:r>
-        <w:rPr>
-          <w:rFonts w:hint="eastAsia"/>
-        </w:rPr>
-        <w:t>注意力层，对句子</w:t>
-      </w:r>
-      <w:r>
-        <w:rPr>
-          <w:rFonts w:hint="eastAsia"/>
-        </w:rPr>
-        <w:t>嵌入</w:t>
-      </w:r>
-      <w:r>
-        <w:rPr>
-          <w:rFonts w:hint="eastAsia"/>
-        </w:rPr>
-        <w:t>进行加权池化</w:t>
-      </w:r>
-      <w:r>
-        <w:rPr>
-          <w:rFonts w:hint="eastAsia"/>
-        </w:rPr>
-        <w:t>。</w:t>
-      </w:r>
-    </w:p>
-    <w:p>
-      <w:pPr>
-        <w:ind w:firstLineChars="200" w:firstLine="480"/>
-      </w:pPr>
-      <w:r>
-        <w:rPr>
-          <w:rFonts w:hint="eastAsia"/>
-        </w:rPr>
-        <w:t xml:space="preserve">Assessor </w:t>
-      </w:r>
-      <w:r>
-        <w:rPr>
-          <w:rFonts w:hint="eastAsia"/>
-        </w:rPr>
-        <w:t>模块：</w:t>
-      </w:r>
-      <w:r>
-        <w:rPr>
-          <w:rFonts w:hint="eastAsia"/>
-        </w:rPr>
-        <w:t>采用</w:t>
-      </w:r>
-      <w:r>
-        <w:rPr>
-          <w:rFonts w:hint="eastAsia"/>
-        </w:rPr>
-        <w:t xml:space="preserve"> _</w:t>
-      </w:r>
-      <w:proofErr w:type="spellStart"/>
-      <w:r>
-        <w:rPr>
-          <w:rFonts w:hint="eastAsia"/>
-        </w:rPr>
-        <w:t>build_assessor</w:t>
-      </w:r>
-      <w:proofErr w:type="spellEnd"/>
-      <w:r>
-        <w:rPr>
-          <w:rFonts w:hint="eastAsia"/>
-        </w:rPr>
-        <w:t xml:space="preserve"> </w:t>
+        <w:t xml:space="preserve"> _build_assessor </w:t>
       </w:r>
       <w:r>
         <w:rPr>
@@ -1701,10 +1524,10 @@
             <v:path o:extrusionok="f" gradientshapeok="t" o:connecttype="rect"/>
             <o:lock v:ext="edit" aspectratio="t"/>
           </v:shapetype>
-          <v:shape id="_x0000_i1025" type="#_x0000_t75" style="width:9pt;height:10.2pt" o:ole="">
+          <v:shape id="_x0000_i1025" type="#_x0000_t75" style="width:9.25pt;height:10.35pt" o:ole="">
             <v:imagedata r:id="rId7" o:title=""/>
           </v:shape>
-          <o:OLEObject Type="Embed" ProgID="Equation.DSMT4" ShapeID="_x0000_i1025" DrawAspect="Content" ObjectID="_1815758343" r:id="rId8"/>
+          <o:OLEObject Type="Embed" ProgID="Equation.DSMT4" ShapeID="_x0000_i1025" DrawAspect="Content" ObjectID="_1815811650" r:id="rId8"/>
         </w:object>
       </w:r>
       <w:r>
@@ -1713,19 +1536,11 @@
         </w:rPr>
         <w:t xml:space="preserve"> </w:t>
       </w:r>
-      <w:proofErr w:type="gramStart"/>
-      <w:r>
-        <w:rPr>
-          <w:rFonts w:hint="eastAsia"/>
-        </w:rPr>
-        <w:t>个</w:t>
-      </w:r>
-      <w:proofErr w:type="gramEnd"/>
-      <w:r>
-        <w:rPr>
-          <w:rFonts w:hint="eastAsia"/>
-        </w:rPr>
-        <w:t>句子，每句被分词为</w:t>
+      <w:r>
+        <w:rPr>
+          <w:rFonts w:hint="eastAsia"/>
+        </w:rPr>
+        <w:t>个句子，每句被分词为</w:t>
       </w:r>
       <w:r>
         <w:rPr>
@@ -1738,10 +1553,10 @@
           <w:position w:val="-4"/>
         </w:rPr>
         <w:object w:dxaOrig="200" w:dyaOrig="240" w14:anchorId="1BEECEAF">
-          <v:shape id="_x0000_i1026" type="#_x0000_t75" style="width:10.2pt;height:12pt" o:ole="">
+          <v:shape id="_x0000_i1026" type="#_x0000_t75" style="width:10.35pt;height:12pt" o:ole="">
             <v:imagedata r:id="rId9" o:title=""/>
           </v:shape>
-          <o:OLEObject Type="Embed" ProgID="Equation.DSMT4" ShapeID="_x0000_i1026" DrawAspect="Content" ObjectID="_1815758344" r:id="rId10"/>
+          <o:OLEObject Type="Embed" ProgID="Equation.DSMT4" ShapeID="_x0000_i1026" DrawAspect="Content" ObjectID="_1815811651" r:id="rId10"/>
         </w:object>
       </w:r>
       <w:r>
@@ -1750,19 +1565,11 @@
         </w:rPr>
         <w:t xml:space="preserve"> </w:t>
       </w:r>
-      <w:proofErr w:type="gramStart"/>
-      <w:r>
-        <w:rPr>
-          <w:rFonts w:hint="eastAsia"/>
-        </w:rPr>
-        <w:t>个</w:t>
-      </w:r>
-      <w:proofErr w:type="gramEnd"/>
-      <w:r>
-        <w:rPr>
-          <w:rFonts w:hint="eastAsia"/>
-        </w:rPr>
-        <w:t>词</w:t>
+      <w:r>
+        <w:rPr>
+          <w:rFonts w:hint="eastAsia"/>
+        </w:rPr>
+        <w:t>个词</w:t>
       </w:r>
       <w:r>
         <w:rPr>
@@ -1787,10 +1594,10 @@
           <w:position w:val="-6"/>
         </w:rPr>
         <w:object w:dxaOrig="139" w:dyaOrig="240" w14:anchorId="5F9F2B7A">
-          <v:shape id="_x0000_i1027" type="#_x0000_t75" style="width:7.2pt;height:12pt" o:ole="">
+          <v:shape id="_x0000_i1027" type="#_x0000_t75" style="width:7.1pt;height:12pt" o:ole="">
             <v:imagedata r:id="rId11" o:title=""/>
           </v:shape>
-          <o:OLEObject Type="Embed" ProgID="Equation.DSMT4" ShapeID="_x0000_i1027" DrawAspect="Content" ObjectID="_1815758345" r:id="rId12"/>
+          <o:OLEObject Type="Embed" ProgID="Equation.DSMT4" ShapeID="_x0000_i1027" DrawAspect="Content" ObjectID="_1815811652" r:id="rId12"/>
         </w:object>
       </w:r>
       <w:r>
@@ -1816,10 +1623,10 @@
           <w:position w:val="-6"/>
         </w:rPr>
         <w:object w:dxaOrig="139" w:dyaOrig="220" w14:anchorId="5CFC316E">
-          <v:shape id="_x0000_i1028" type="#_x0000_t75" style="width:7.2pt;height:10.8pt" o:ole="">
+          <v:shape id="_x0000_i1028" type="#_x0000_t75" style="width:7.1pt;height:10.9pt" o:ole="">
             <v:imagedata r:id="rId13" o:title=""/>
           </v:shape>
-          <o:OLEObject Type="Embed" ProgID="Equation.DSMT4" ShapeID="_x0000_i1028" DrawAspect="Content" ObjectID="_1815758346" r:id="rId14"/>
+          <o:OLEObject Type="Embed" ProgID="Equation.DSMT4" ShapeID="_x0000_i1028" DrawAspect="Content" ObjectID="_1815811653" r:id="rId14"/>
         </w:object>
       </w:r>
       <w:r>
@@ -1857,10 +1664,10 @@
           <w:position w:val="-12"/>
         </w:rPr>
         <w:object w:dxaOrig="780" w:dyaOrig="360" w14:anchorId="2AAC37FB">
-          <v:shape id="_x0000_i1029" type="#_x0000_t75" style="width:39pt;height:18pt" o:ole="">
+          <v:shape id="_x0000_i1029" type="#_x0000_t75" style="width:39.25pt;height:18pt" o:ole="">
             <v:imagedata r:id="rId15" o:title=""/>
           </v:shape>
-          <o:OLEObject Type="Embed" ProgID="Equation.DSMT4" ShapeID="_x0000_i1029" DrawAspect="Content" ObjectID="_1815758347" r:id="rId16"/>
+          <o:OLEObject Type="Embed" ProgID="Equation.DSMT4" ShapeID="_x0000_i1029" DrawAspect="Content" ObjectID="_1815811654" r:id="rId16"/>
         </w:object>
       </w:r>
       <w:r>
@@ -1874,10 +1681,10 @@
           <w:position w:val="-12"/>
         </w:rPr>
         <w:object w:dxaOrig="960" w:dyaOrig="340" w14:anchorId="4DFC4FFE">
-          <v:shape id="_x0000_i1030" type="#_x0000_t75" style="width:48pt;height:16.8pt" o:ole="">
+          <v:shape id="_x0000_i1030" type="#_x0000_t75" style="width:48pt;height:16.9pt" o:ole="">
             <v:imagedata r:id="rId17" o:title=""/>
           </v:shape>
-          <o:OLEObject Type="Embed" ProgID="Equation.DSMT4" ShapeID="_x0000_i1030" DrawAspect="Content" ObjectID="_1815758348" r:id="rId18"/>
+          <o:OLEObject Type="Embed" ProgID="Equation.DSMT4" ShapeID="_x0000_i1030" DrawAspect="Content" ObjectID="_1815811655" r:id="rId18"/>
         </w:object>
       </w:r>
       <w:r>
@@ -1919,10 +1726,10 @@
           <w:position w:val="-6"/>
         </w:rPr>
         <w:object w:dxaOrig="139" w:dyaOrig="240" w14:anchorId="1FFDBEB0">
-          <v:shape id="_x0000_i1031" type="#_x0000_t75" style="width:7.2pt;height:12pt" o:ole="">
+          <v:shape id="_x0000_i1031" type="#_x0000_t75" style="width:7.1pt;height:12pt" o:ole="">
             <v:imagedata r:id="rId19" o:title=""/>
           </v:shape>
-          <o:OLEObject Type="Embed" ProgID="Equation.DSMT4" ShapeID="_x0000_i1031" DrawAspect="Content" ObjectID="_1815758349" r:id="rId20"/>
+          <o:OLEObject Type="Embed" ProgID="Equation.DSMT4" ShapeID="_x0000_i1031" DrawAspect="Content" ObjectID="_1815811656" r:id="rId20"/>
         </w:object>
       </w:r>
       <w:r>
@@ -1950,10 +1757,10 @@
           <w:position w:val="-54"/>
         </w:rPr>
         <w:object w:dxaOrig="1920" w:dyaOrig="1180" w14:anchorId="3B98A878">
-          <v:shape id="_x0000_i1032" type="#_x0000_t75" style="width:96pt;height:58.8pt" o:ole="">
+          <v:shape id="_x0000_i1032" type="#_x0000_t75" style="width:96pt;height:58.9pt" o:ole="">
             <v:imagedata r:id="rId21" o:title=""/>
           </v:shape>
-          <o:OLEObject Type="Embed" ProgID="Equation.DSMT4" ShapeID="_x0000_i1032" DrawAspect="Content" ObjectID="_1815758350" r:id="rId22"/>
+          <o:OLEObject Type="Embed" ProgID="Equation.DSMT4" ShapeID="_x0000_i1032" DrawAspect="Content" ObjectID="_1815811657" r:id="rId22"/>
         </w:object>
       </w:r>
     </w:p>
@@ -1972,7 +1779,7 @@
           <v:shape id="_x0000_i1033" type="#_x0000_t75" style="width:12pt;height:12pt" o:ole="">
             <v:imagedata r:id="rId23" o:title=""/>
           </v:shape>
-          <o:OLEObject Type="Embed" ProgID="Equation.DSMT4" ShapeID="_x0000_i1033" DrawAspect="Content" ObjectID="_1815758351" r:id="rId24"/>
+          <o:OLEObject Type="Embed" ProgID="Equation.DSMT4" ShapeID="_x0000_i1033" DrawAspect="Content" ObjectID="_1815811658" r:id="rId24"/>
         </w:object>
       </w:r>
       <w:r>
@@ -2074,10 +1881,10 @@
           <w:position w:val="-10"/>
         </w:rPr>
         <w:object w:dxaOrig="1840" w:dyaOrig="340" w14:anchorId="008AD1E5">
-          <v:shape id="_x0000_i1034" type="#_x0000_t75" style="width:91.8pt;height:16.8pt" o:ole="">
+          <v:shape id="_x0000_i1034" type="#_x0000_t75" style="width:91.65pt;height:16.9pt" o:ole="">
             <v:imagedata r:id="rId25" o:title=""/>
           </v:shape>
-          <o:OLEObject Type="Embed" ProgID="Equation.DSMT4" ShapeID="_x0000_i1034" DrawAspect="Content" ObjectID="_1815758352" r:id="rId26"/>
+          <o:OLEObject Type="Embed" ProgID="Equation.DSMT4" ShapeID="_x0000_i1034" DrawAspect="Content" ObjectID="_1815811659" r:id="rId26"/>
         </w:object>
       </w:r>
       <w:r>
@@ -2091,31 +1898,17 @@
           <w:position w:val="-10"/>
         </w:rPr>
         <w:object w:dxaOrig="200" w:dyaOrig="320" w14:anchorId="6F4B6729">
-          <v:shape id="_x0000_i1035" type="#_x0000_t75" style="width:10.2pt;height:16.2pt" o:ole="">
+          <v:shape id="_x0000_i1035" type="#_x0000_t75" style="width:10.35pt;height:16.35pt" o:ole="">
             <v:imagedata r:id="rId27" o:title=""/>
           </v:shape>
-          <o:OLEObject Type="Embed" ProgID="Equation.DSMT4" ShapeID="_x0000_i1035" DrawAspect="Content" ObjectID="_1815758353" r:id="rId28"/>
+          <o:OLEObject Type="Embed" ProgID="Equation.DSMT4" ShapeID="_x0000_i1035" DrawAspect="Content" ObjectID="_1815811660" r:id="rId28"/>
         </w:object>
       </w:r>
       <w:r>
         <w:rPr>
           <w:rFonts w:hint="eastAsia"/>
         </w:rPr>
-        <w:t>为掩码</w:t>
-      </w:r>
-      <w:proofErr w:type="gramStart"/>
-      <w:r>
-        <w:rPr>
-          <w:rFonts w:hint="eastAsia"/>
-        </w:rPr>
-        <w:t>平均池化得到</w:t>
-      </w:r>
-      <w:proofErr w:type="gramEnd"/>
-      <w:r>
-        <w:rPr>
-          <w:rFonts w:hint="eastAsia"/>
-        </w:rPr>
-        <w:t>的句子嵌入</w:t>
+        <w:t>为掩码平均池化得到的句子嵌入</w:t>
       </w:r>
       <w:r>
         <w:rPr>
@@ -2142,10 +1935,10 @@
           <w:position w:val="-16"/>
         </w:rPr>
         <w:object w:dxaOrig="3440" w:dyaOrig="420" w14:anchorId="2B077927">
-          <v:shape id="_x0000_i1036" type="#_x0000_t75" style="width:172.2pt;height:21pt" o:ole="">
+          <v:shape id="_x0000_i1036" type="#_x0000_t75" style="width:172.35pt;height:21.25pt" o:ole="">
             <v:imagedata r:id="rId29" o:title=""/>
           </v:shape>
-          <o:OLEObject Type="Embed" ProgID="Equation.DSMT4" ShapeID="_x0000_i1036" DrawAspect="Content" ObjectID="_1815758354" r:id="rId30"/>
+          <o:OLEObject Type="Embed" ProgID="Equation.DSMT4" ShapeID="_x0000_i1036" DrawAspect="Content" ObjectID="_1815811661" r:id="rId30"/>
         </w:object>
       </w:r>
     </w:p>
@@ -2161,10 +1954,10 @@
           <w:position w:val="-14"/>
         </w:rPr>
         <w:object w:dxaOrig="3120" w:dyaOrig="380" w14:anchorId="566E51BC">
-          <v:shape id="_x0000_i1037" type="#_x0000_t75" style="width:156pt;height:19.2pt" o:ole="">
+          <v:shape id="_x0000_i1037" type="#_x0000_t75" style="width:156pt;height:19.1pt" o:ole="">
             <v:imagedata r:id="rId31" o:title=""/>
           </v:shape>
-          <o:OLEObject Type="Embed" ProgID="Equation.DSMT4" ShapeID="_x0000_i1037" DrawAspect="Content" ObjectID="_1815758355" r:id="rId32"/>
+          <o:OLEObject Type="Embed" ProgID="Equation.DSMT4" ShapeID="_x0000_i1037" DrawAspect="Content" ObjectID="_1815811662" r:id="rId32"/>
         </w:object>
       </w:r>
       <w:r>
@@ -2236,10 +2029,10 @@
           <w:position w:val="-10"/>
         </w:rPr>
         <w:object w:dxaOrig="1180" w:dyaOrig="340" w14:anchorId="4E442CF3">
-          <v:shape id="_x0000_i1038" type="#_x0000_t75" style="width:58.8pt;height:16.8pt" o:ole="">
+          <v:shape id="_x0000_i1038" type="#_x0000_t75" style="width:58.9pt;height:16.9pt" o:ole="">
             <v:imagedata r:id="rId33" o:title=""/>
           </v:shape>
-          <o:OLEObject Type="Embed" ProgID="Equation.DSMT4" ShapeID="_x0000_i1038" DrawAspect="Content" ObjectID="_1815758356" r:id="rId34"/>
+          <o:OLEObject Type="Embed" ProgID="Equation.DSMT4" ShapeID="_x0000_i1038" DrawAspect="Content" ObjectID="_1815811663" r:id="rId34"/>
         </w:object>
       </w:r>
       <w:r>
@@ -2273,10 +2066,10 @@
           <w:position w:val="-54"/>
         </w:rPr>
         <w:object w:dxaOrig="1740" w:dyaOrig="1180" w14:anchorId="6B3E4E0E">
-          <v:shape id="_x0000_i1039" type="#_x0000_t75" style="width:87pt;height:58.8pt" o:ole="">
+          <v:shape id="_x0000_i1039" type="#_x0000_t75" style="width:87.25pt;height:58.9pt" o:ole="">
             <v:imagedata r:id="rId35" o:title=""/>
           </v:shape>
-          <o:OLEObject Type="Embed" ProgID="Equation.DSMT4" ShapeID="_x0000_i1039" DrawAspect="Content" ObjectID="_1815758357" r:id="rId36"/>
+          <o:OLEObject Type="Embed" ProgID="Equation.DSMT4" ShapeID="_x0000_i1039" DrawAspect="Content" ObjectID="_1815811664" r:id="rId36"/>
         </w:object>
       </w:r>
     </w:p>
@@ -2288,11 +2081,11 @@
         <w:rPr>
           <w:position w:val="-6"/>
         </w:rPr>
-        <w:object w:dxaOrig="200" w:dyaOrig="260" w14:anchorId="0BEA0F90">
-          <v:shape id="_x0000_i1040" type="#_x0000_t75" style="width:10.2pt;height:13.2pt" o:ole="">
+        <w:object w:dxaOrig="160" w:dyaOrig="200" w14:anchorId="0BEA0F90">
+          <v:shape id="_x0000_i1069" type="#_x0000_t75" style="width:8.2pt;height:10.35pt" o:ole="">
             <v:imagedata r:id="rId37" o:title=""/>
           </v:shape>
-          <o:OLEObject Type="Embed" ProgID="Equation.DSMT4" ShapeID="_x0000_i1040" DrawAspect="Content" ObjectID="_1815758358" r:id="rId38"/>
+          <o:OLEObject Type="Embed" ProgID="Equation.DSMT4" ShapeID="_x0000_i1069" DrawAspect="Content" ObjectID="_1815811665" r:id="rId38"/>
         </w:object>
       </w:r>
       <w:r>
@@ -2358,10 +2151,10 @@
           <w:position w:val="-10"/>
         </w:rPr>
         <w:object w:dxaOrig="180" w:dyaOrig="279" w14:anchorId="40B3C760">
-          <v:shape id="_x0000_i1041" type="#_x0000_t75" style="width:9pt;height:13.8pt" o:ole="">
+          <v:shape id="_x0000_i1041" type="#_x0000_t75" style="width:9.25pt;height:13.65pt" o:ole="">
             <v:imagedata r:id="rId39" o:title=""/>
           </v:shape>
-          <o:OLEObject Type="Embed" ProgID="Equation.DSMT4" ShapeID="_x0000_i1041" DrawAspect="Content" ObjectID="_1815758359" r:id="rId40"/>
+          <o:OLEObject Type="Embed" ProgID="Equation.DSMT4" ShapeID="_x0000_i1041" DrawAspect="Content" ObjectID="_1815811666" r:id="rId40"/>
         </w:object>
       </w:r>
       <w:r>
@@ -2395,10 +2188,10 @@
           <w:position w:val="-34"/>
         </w:rPr>
         <w:object w:dxaOrig="2560" w:dyaOrig="780" w14:anchorId="00917856">
-          <v:shape id="_x0000_i1042" type="#_x0000_t75" style="width:127.8pt;height:39pt" o:ole="">
+          <v:shape id="_x0000_i1042" type="#_x0000_t75" style="width:127.65pt;height:39.25pt" o:ole="">
             <v:imagedata r:id="rId41" o:title=""/>
           </v:shape>
-          <o:OLEObject Type="Embed" ProgID="Equation.DSMT4" ShapeID="_x0000_i1042" DrawAspect="Content" ObjectID="_1815758360" r:id="rId42"/>
+          <o:OLEObject Type="Embed" ProgID="Equation.DSMT4" ShapeID="_x0000_i1042" DrawAspect="Content" ObjectID="_1815811667" r:id="rId42"/>
         </w:object>
       </w:r>
     </w:p>
@@ -2414,10 +2207,10 @@
           <w:position w:val="-14"/>
         </w:rPr>
         <w:object w:dxaOrig="279" w:dyaOrig="360" w14:anchorId="33A2CFAA">
-          <v:shape id="_x0000_i1043" type="#_x0000_t75" style="width:13.8pt;height:18pt" o:ole="">
+          <v:shape id="_x0000_i1043" type="#_x0000_t75" style="width:13.65pt;height:18pt" o:ole="">
             <v:imagedata r:id="rId43" o:title=""/>
           </v:shape>
-          <o:OLEObject Type="Embed" ProgID="Equation.DSMT4" ShapeID="_x0000_i1043" DrawAspect="Content" ObjectID="_1815758361" r:id="rId44"/>
+          <o:OLEObject Type="Embed" ProgID="Equation.DSMT4" ShapeID="_x0000_i1043" DrawAspect="Content" ObjectID="_1815811668" r:id="rId44"/>
         </w:object>
       </w:r>
       <w:r>
@@ -2431,10 +2224,10 @@
           <w:position w:val="-10"/>
         </w:rPr>
         <w:object w:dxaOrig="180" w:dyaOrig="279" w14:anchorId="14A6DCE2">
-          <v:shape id="_x0000_i1044" type="#_x0000_t75" style="width:9pt;height:13.8pt" o:ole="">
+          <v:shape id="_x0000_i1044" type="#_x0000_t75" style="width:9.25pt;height:13.65pt" o:ole="">
             <v:imagedata r:id="rId45" o:title=""/>
           </v:shape>
-          <o:OLEObject Type="Embed" ProgID="Equation.DSMT4" ShapeID="_x0000_i1044" DrawAspect="Content" ObjectID="_1815758362" r:id="rId46"/>
+          <o:OLEObject Type="Embed" ProgID="Equation.DSMT4" ShapeID="_x0000_i1044" DrawAspect="Content" ObjectID="_1815811669" r:id="rId46"/>
         </w:object>
       </w:r>
       <w:r>
@@ -2454,10 +2247,10 @@
           <w:position w:val="-14"/>
         </w:rPr>
         <w:object w:dxaOrig="260" w:dyaOrig="360" w14:anchorId="24870738">
-          <v:shape id="_x0000_i1045" type="#_x0000_t75" style="width:13.2pt;height:18pt" o:ole="">
+          <v:shape id="_x0000_i1045" type="#_x0000_t75" style="width:13.1pt;height:18pt" o:ole="">
             <v:imagedata r:id="rId47" o:title=""/>
           </v:shape>
-          <o:OLEObject Type="Embed" ProgID="Equation.DSMT4" ShapeID="_x0000_i1045" DrawAspect="Content" ObjectID="_1815758363" r:id="rId48"/>
+          <o:OLEObject Type="Embed" ProgID="Equation.DSMT4" ShapeID="_x0000_i1045" DrawAspect="Content" ObjectID="_1815811670" r:id="rId48"/>
         </w:object>
       </w:r>
       <w:r>
@@ -2470,6 +2263,12 @@
         <w:rPr>
           <w:rFonts w:hint="eastAsia"/>
         </w:rPr>
+        <w:t xml:space="preserve"> logits</w:t>
+      </w:r>
+      <w:r>
+        <w:rPr>
+          <w:rFonts w:hint="eastAsia"/>
+        </w:rPr>
         <w:t>。</w:t>
       </w:r>
     </w:p>
@@ -2540,13 +2339,13 @@
       </w:r>
       <w:r>
         <w:rPr>
-          <w:position w:val="-20"/>
-        </w:rPr>
-        <w:object w:dxaOrig="1980" w:dyaOrig="600" w14:anchorId="44216B7C">
-          <v:shape id="_x0000_i1046" type="#_x0000_t75" style="width:99pt;height:30pt" o:ole="">
+          <w:position w:val="-12"/>
+        </w:rPr>
+        <w:object w:dxaOrig="2460" w:dyaOrig="520" w14:anchorId="44216B7C">
+          <v:shape id="_x0000_i1074" type="#_x0000_t75" style="width:123.25pt;height:26.2pt" o:ole="">
             <v:imagedata r:id="rId49" o:title=""/>
           </v:shape>
-          <o:OLEObject Type="Embed" ProgID="Equation.DSMT4" ShapeID="_x0000_i1046" DrawAspect="Content" ObjectID="_1815758364" r:id="rId50"/>
+          <o:OLEObject Type="Embed" ProgID="Equation.DSMT4" ShapeID="_x0000_i1074" DrawAspect="Content" ObjectID="_1815811671" r:id="rId50"/>
         </w:object>
       </w:r>
     </w:p>
@@ -2556,153 +2355,128 @@
           <w:rFonts w:hint="eastAsia"/>
         </w:rPr>
         <w:lastRenderedPageBreak/>
-        <w:t>其中</w:t>
-      </w:r>
-      <w:r>
-        <w:rPr>
-          <w:position w:val="-6"/>
-        </w:rPr>
-        <w:object w:dxaOrig="240" w:dyaOrig="260" w14:anchorId="1EB3590C">
-          <v:shape id="_x0000_i1047" type="#_x0000_t75" style="width:12pt;height:13.2pt" o:ole="">
+        <w:t>拼接结果经</w:t>
+      </w:r>
+      <w:r>
+        <w:rPr>
+          <w:rFonts w:hint="eastAsia"/>
+        </w:rPr>
+        <w:t xml:space="preserve"> </w:t>
+      </w:r>
+      <w:r>
+        <w:rPr>
+          <w:rFonts w:hint="eastAsia"/>
+        </w:rPr>
+        <w:t>sigmoid</w:t>
+      </w:r>
+      <w:r>
+        <w:rPr>
+          <w:rFonts w:hint="eastAsia"/>
+        </w:rPr>
+        <w:t xml:space="preserve"> </w:t>
+      </w:r>
+      <w:r>
+        <w:rPr>
+          <w:rFonts w:hint="eastAsia"/>
+        </w:rPr>
+        <w:t>映射到</w:t>
+      </w:r>
+      <w:r>
+        <w:rPr>
+          <w:rFonts w:hint="eastAsia"/>
+        </w:rPr>
+        <w:t>[0, 1]</w:t>
+      </w:r>
+      <w:r>
+        <w:rPr>
+          <w:rFonts w:hint="eastAsia"/>
+        </w:rPr>
+        <w:t>，得到顺位评估</w:t>
+      </w:r>
+      <w:r>
+        <w:rPr>
+          <w:rFonts w:hint="eastAsia"/>
+        </w:rPr>
+        <w:t>。</w:t>
+      </w:r>
+    </w:p>
+    <w:p>
+      <w:pPr>
+        <w:ind w:firstLineChars="200" w:firstLine="480"/>
+      </w:pPr>
+      <w:r>
+        <w:rPr>
+          <w:rFonts w:hint="eastAsia"/>
+        </w:rPr>
+        <w:t xml:space="preserve">(6) </w:t>
+      </w:r>
+      <w:r>
+        <w:rPr>
+          <w:rFonts w:hint="eastAsia"/>
+        </w:rPr>
+        <w:t>数学表达式总结</w:t>
+      </w:r>
+    </w:p>
+    <w:p>
+      <w:pPr>
+        <w:ind w:firstLineChars="200" w:firstLine="480"/>
+      </w:pPr>
+      <w:r>
+        <w:rPr>
+          <w:rFonts w:hint="eastAsia"/>
+        </w:rPr>
+        <w:t>模型的前向传播可表示为</w:t>
+      </w:r>
+      <w:r>
+        <w:rPr>
+          <w:rFonts w:hint="eastAsia"/>
+        </w:rPr>
+        <w:t>复合</w:t>
+      </w:r>
+      <w:r>
+        <w:rPr>
+          <w:rFonts w:hint="eastAsia"/>
+        </w:rPr>
+        <w:t>函数：</w:t>
+      </w:r>
+    </w:p>
+    <w:p>
+      <w:pPr>
+        <w:pStyle w:val="MTDisplayEquation"/>
+      </w:pPr>
+      <w:r>
+        <w:tab/>
+      </w:r>
+      <w:r>
+        <w:rPr>
+          <w:position w:val="-118"/>
+        </w:rPr>
+        <w:object w:dxaOrig="9400" w:dyaOrig="2480" w14:anchorId="24AC2531">
+          <v:shape id="_x0000_i1077" type="#_x0000_t75" style="width:470.2pt;height:124.35pt" o:ole="">
             <v:imagedata r:id="rId51" o:title=""/>
           </v:shape>
-          <o:OLEObject Type="Embed" ProgID="Equation.DSMT4" ShapeID="_x0000_i1047" DrawAspect="Content" ObjectID="_1815758365" r:id="rId52"/>
+          <o:OLEObject Type="Embed" ProgID="Equation.DSMT4" ShapeID="_x0000_i1077" DrawAspect="Content" ObjectID="_1815811672" r:id="rId52"/>
         </w:object>
       </w:r>
-      <w:r>
-        <w:rPr>
-          <w:rFonts w:hint="eastAsia"/>
-        </w:rPr>
-        <w:t>表示向量拼接</w:t>
-      </w:r>
-      <w:r>
-        <w:rPr>
-          <w:rFonts w:hint="eastAsia"/>
-        </w:rPr>
-        <w:t>，拼接结果经</w:t>
-      </w:r>
-      <w:r>
-        <w:rPr>
-          <w:rFonts w:hint="eastAsia"/>
-        </w:rPr>
-        <w:t>sigmoid</w:t>
-      </w:r>
-      <w:r>
-        <w:rPr>
-          <w:rFonts w:hint="eastAsia"/>
-        </w:rPr>
-        <w:t>映射到</w:t>
-      </w:r>
-      <w:r>
-        <w:rPr>
-          <w:rFonts w:hint="eastAsia"/>
-        </w:rPr>
-        <w:t>[0, 1]</w:t>
-      </w:r>
-      <w:r>
-        <w:rPr>
-          <w:rFonts w:hint="eastAsia"/>
-        </w:rPr>
-        <w:t>，</w:t>
-      </w:r>
-      <w:proofErr w:type="gramStart"/>
-      <w:r>
-        <w:rPr>
-          <w:rFonts w:hint="eastAsia"/>
-        </w:rPr>
-        <w:t>得到该顺位分</w:t>
-      </w:r>
-      <w:proofErr w:type="gramEnd"/>
-      <w:r>
-        <w:rPr>
-          <w:rFonts w:hint="eastAsia"/>
-        </w:rPr>
-        <w:t>类上的评估</w:t>
-      </w:r>
-      <w:r>
-        <w:rPr>
-          <w:rFonts w:hint="eastAsia"/>
-        </w:rPr>
-        <w:t>。</w:t>
-      </w:r>
-    </w:p>
-    <w:p>
-      <w:pPr>
-        <w:ind w:firstLineChars="200" w:firstLine="480"/>
-      </w:pPr>
-      <w:r>
-        <w:rPr>
-          <w:rFonts w:hint="eastAsia"/>
-        </w:rPr>
-        <w:t xml:space="preserve">(6) </w:t>
-      </w:r>
-      <w:r>
-        <w:rPr>
-          <w:rFonts w:hint="eastAsia"/>
-        </w:rPr>
-        <w:t>数学表达式总结</w:t>
-      </w:r>
-    </w:p>
-    <w:p>
-      <w:pPr>
-        <w:ind w:firstLineChars="200" w:firstLine="480"/>
-      </w:pPr>
-      <w:r>
-        <w:rPr>
-          <w:rFonts w:hint="eastAsia"/>
-        </w:rPr>
-        <w:t>模型的前向传播可表示为</w:t>
-      </w:r>
-      <w:r>
-        <w:rPr>
-          <w:rFonts w:hint="eastAsia"/>
-        </w:rPr>
-        <w:t>复合</w:t>
-      </w:r>
-      <w:r>
-        <w:rPr>
-          <w:rFonts w:hint="eastAsia"/>
-        </w:rPr>
-        <w:t>函数：</w:t>
-      </w:r>
-    </w:p>
-    <w:p>
-      <w:pPr>
-        <w:pStyle w:val="MTDisplayEquation"/>
-      </w:pPr>
-      <w:r>
-        <w:tab/>
-      </w:r>
-      <w:r>
-        <w:rPr>
-          <w:position w:val="-118"/>
-        </w:rPr>
-        <w:object w:dxaOrig="9340" w:dyaOrig="2480" w14:anchorId="24AC2531">
-          <v:shape id="_x0000_i1048" type="#_x0000_t75" style="width:466.8pt;height:124.2pt" o:ole="">
+    </w:p>
+    <w:p>
+      <w:r>
+        <w:rPr>
+          <w:rFonts w:hint="eastAsia"/>
+        </w:rPr>
+        <w:t>其中</w:t>
+      </w:r>
+      <w:r>
+        <w:rPr>
+          <w:position w:val="-6"/>
+        </w:rPr>
+        <w:object w:dxaOrig="240" w:dyaOrig="240" w14:anchorId="30BD3A68">
+          <v:shape id="_x0000_i1049" type="#_x0000_t75" style="width:12pt;height:12pt" o:ole="">
             <v:imagedata r:id="rId53" o:title=""/>
           </v:shape>
-          <o:OLEObject Type="Embed" ProgID="Equation.DSMT4" ShapeID="_x0000_i1048" DrawAspect="Content" ObjectID="_1815758366" r:id="rId54"/>
+          <o:OLEObject Type="Embed" ProgID="Equation.DSMT4" ShapeID="_x0000_i1049" DrawAspect="Content" ObjectID="_1815811673" r:id="rId54"/>
         </w:object>
       </w:r>
-    </w:p>
-    <w:p>
-      <w:r>
-        <w:rPr>
-          <w:rFonts w:hint="eastAsia"/>
-        </w:rPr>
-        <w:t>其中</w:t>
-      </w:r>
-      <w:r>
-        <w:rPr>
-          <w:position w:val="-6"/>
-        </w:rPr>
-        <w:object w:dxaOrig="240" w:dyaOrig="240" w14:anchorId="30BD3A68">
-          <v:shape id="_x0000_i1049" type="#_x0000_t75" style="width:12pt;height:12pt" o:ole="">
-            <v:imagedata r:id="rId55" o:title=""/>
-          </v:shape>
-          <o:OLEObject Type="Embed" ProgID="Equation.DSMT4" ShapeID="_x0000_i1049" DrawAspect="Content" ObjectID="_1815758367" r:id="rId56"/>
-        </w:object>
-      </w:r>
       <w:r>
         <w:rPr>
           <w:rFonts w:hint="eastAsia"/>
@@ -2714,10 +2488,10 @@
           <w:position w:val="-14"/>
         </w:rPr>
         <w:object w:dxaOrig="3120" w:dyaOrig="380" w14:anchorId="3B72F205">
-          <v:shape id="_x0000_i1050" type="#_x0000_t75" style="width:156pt;height:19.2pt" o:ole="">
+          <v:shape id="_x0000_i1050" type="#_x0000_t75" style="width:156pt;height:19.1pt" o:ole="">
             <v:imagedata r:id="rId31" o:title=""/>
           </v:shape>
-          <o:OLEObject Type="Embed" ProgID="Equation.DSMT4" ShapeID="_x0000_i1050" DrawAspect="Content" ObjectID="_1815758368" r:id="rId57"/>
+          <o:OLEObject Type="Embed" ProgID="Equation.DSMT4" ShapeID="_x0000_i1050" DrawAspect="Content" ObjectID="_1815811674" r:id="rId55"/>
         </w:object>
       </w:r>
       <w:r>
@@ -2730,121 +2504,161 @@
         <w:rPr>
           <w:position w:val="-6"/>
         </w:rPr>
-        <w:object w:dxaOrig="240" w:dyaOrig="260" w14:anchorId="2AB26D88">
-          <v:shape id="_x0000_i1051" type="#_x0000_t75" style="width:12pt;height:13.2pt" o:ole="">
+        <w:object w:dxaOrig="320" w:dyaOrig="320" w14:anchorId="2AB26D88">
+          <v:shape id="_x0000_i1079" type="#_x0000_t75" style="width:15.8pt;height:16.35pt" o:ole="">
+            <v:imagedata r:id="rId56" o:title=""/>
+          </v:shape>
+          <o:OLEObject Type="Embed" ProgID="Equation.DSMT4" ShapeID="_x0000_i1079" DrawAspect="Content" ObjectID="_1815811675" r:id="rId57"/>
+        </w:object>
+      </w:r>
+      <w:r>
+        <w:rPr>
+          <w:rFonts w:hint="eastAsia"/>
+        </w:rPr>
+        <w:t>表示向量拼接。</w:t>
+      </w:r>
+    </w:p>
+    <w:p>
+      <w:pPr>
+        <w:pStyle w:val="3"/>
+      </w:pPr>
+      <w:r>
+        <w:rPr>
+          <w:rFonts w:hint="eastAsia"/>
+        </w:rPr>
+        <w:t>BERT</w:t>
+      </w:r>
+      <w:r>
+        <w:rPr>
+          <w:rFonts w:hint="eastAsia"/>
+        </w:rPr>
+        <w:t>编码器</w:t>
+      </w:r>
+      <w:r>
+        <w:rPr>
+          <w:rFonts w:hint="eastAsia"/>
+        </w:rPr>
+        <w:t>数学表达</w:t>
+      </w:r>
+    </w:p>
+    <w:p>
+      <w:pPr>
+        <w:ind w:firstLineChars="200" w:firstLine="480"/>
+      </w:pPr>
+      <w:r>
+        <w:rPr>
+          <w:rFonts w:hint="eastAsia"/>
+        </w:rPr>
+        <w:t>设输入序列为</w:t>
+      </w:r>
+      <w:r>
+        <w:rPr>
+          <w:rFonts w:hint="eastAsia"/>
+        </w:rPr>
+        <w:t xml:space="preserve"> </w:t>
+      </w:r>
+      <w:r>
+        <w:rPr>
+          <w:position w:val="-10"/>
+        </w:rPr>
+        <w:object w:dxaOrig="1300" w:dyaOrig="320" w14:anchorId="7509E1C1">
+          <v:shape id="_x0000_i1052" type="#_x0000_t75" style="width:64.9pt;height:16.35pt" o:ole="">
             <v:imagedata r:id="rId58" o:title=""/>
           </v:shape>
-          <o:OLEObject Type="Embed" ProgID="Equation.DSMT4" ShapeID="_x0000_i1051" DrawAspect="Content" ObjectID="_1815758369" r:id="rId59"/>
+          <o:OLEObject Type="Embed" ProgID="Equation.DSMT4" ShapeID="_x0000_i1052" DrawAspect="Content" ObjectID="_1815811676" r:id="rId59"/>
         </w:object>
       </w:r>
       <w:r>
         <w:rPr>
           <w:rFonts w:hint="eastAsia"/>
         </w:rPr>
-        <w:t>表示向量拼接。</w:t>
-      </w:r>
-    </w:p>
-    <w:p>
-      <w:pPr>
-        <w:pStyle w:val="3"/>
-      </w:pPr>
-      <w:r>
-        <w:rPr>
-          <w:rFonts w:hint="eastAsia"/>
-        </w:rPr>
-        <w:t>BERT</w:t>
-      </w:r>
-      <w:r>
-        <w:rPr>
-          <w:rFonts w:hint="eastAsia"/>
-        </w:rPr>
-        <w:t>编码器</w:t>
-      </w:r>
-      <w:r>
-        <w:rPr>
-          <w:rFonts w:hint="eastAsia"/>
-        </w:rPr>
-        <w:t>数学表达</w:t>
-      </w:r>
-    </w:p>
-    <w:p>
-      <w:pPr>
-        <w:ind w:firstLineChars="200" w:firstLine="480"/>
-      </w:pPr>
-      <w:r>
-        <w:rPr>
-          <w:rFonts w:hint="eastAsia"/>
-        </w:rPr>
-        <w:t>设输入序列为</w:t>
-      </w:r>
-      <w:r>
-        <w:rPr>
-          <w:rFonts w:hint="eastAsia"/>
-        </w:rPr>
-        <w:t xml:space="preserve"> </w:t>
-      </w:r>
-      <w:r>
-        <w:rPr>
-          <w:position w:val="-10"/>
-        </w:rPr>
-        <w:object w:dxaOrig="1300" w:dyaOrig="320" w14:anchorId="7509E1C1">
-          <v:shape id="_x0000_i1052" type="#_x0000_t75" style="width:64.8pt;height:16.2pt" o:ole="">
+        <w:t>，</w:t>
+      </w:r>
+      <w:r>
+        <w:rPr>
+          <w:position w:val="-14"/>
+        </w:rPr>
+        <w:object w:dxaOrig="2340" w:dyaOrig="380" w14:anchorId="33242A9F">
+          <v:shape id="_x0000_i1053" type="#_x0000_t75" style="width:117.25pt;height:19.1pt" o:ole="">
             <v:imagedata r:id="rId60" o:title=""/>
           </v:shape>
-          <o:OLEObject Type="Embed" ProgID="Equation.DSMT4" ShapeID="_x0000_i1052" DrawAspect="Content" ObjectID="_1815758370" r:id="rId61"/>
+          <o:OLEObject Type="Embed" ProgID="Equation.DSMT4" ShapeID="_x0000_i1053" DrawAspect="Content" ObjectID="_1815811677" r:id="rId61"/>
         </w:object>
       </w:r>
       <w:r>
         <w:rPr>
           <w:rFonts w:hint="eastAsia"/>
         </w:rPr>
-        <w:t>，</w:t>
-      </w:r>
-      <w:r>
-        <w:rPr>
-          <w:position w:val="-14"/>
-        </w:rPr>
-        <w:object w:dxaOrig="2340" w:dyaOrig="380" w14:anchorId="33242A9F">
-          <v:shape id="_x0000_i1053" type="#_x0000_t75" style="width:117pt;height:19.2pt" o:ole="">
+        <w:t>。第</w:t>
+      </w:r>
+      <w:r>
+        <w:rPr>
+          <w:position w:val="-4"/>
+        </w:rPr>
+        <w:object w:dxaOrig="160" w:dyaOrig="240" w14:anchorId="11ED8A26">
+          <v:shape id="_x0000_i1054" type="#_x0000_t75" style="width:7.65pt;height:12pt" o:ole="">
             <v:imagedata r:id="rId62" o:title=""/>
           </v:shape>
-          <o:OLEObject Type="Embed" ProgID="Equation.DSMT4" ShapeID="_x0000_i1053" DrawAspect="Content" ObjectID="_1815758371" r:id="rId63"/>
+          <o:OLEObject Type="Embed" ProgID="Equation.DSMT4" ShapeID="_x0000_i1054" DrawAspect="Content" ObjectID="_1815811678" r:id="rId63"/>
         </w:object>
       </w:r>
       <w:r>
         <w:rPr>
           <w:rFonts w:hint="eastAsia"/>
         </w:rPr>
-        <w:t>。第</w:t>
-      </w:r>
-      <w:r>
-        <w:rPr>
-          <w:position w:val="-4"/>
-        </w:rPr>
-        <w:object w:dxaOrig="160" w:dyaOrig="240" w14:anchorId="11ED8A26">
-          <v:shape id="_x0000_i1054" type="#_x0000_t75" style="width:7.8pt;height:12pt" o:ole="">
+        <w:t>层</w:t>
+      </w:r>
+      <w:r>
+        <w:rPr>
+          <w:rFonts w:hint="eastAsia"/>
+        </w:rPr>
+        <w:t>Transformer</w:t>
+      </w:r>
+      <w:r>
+        <w:rPr>
+          <w:rFonts w:hint="eastAsia"/>
+        </w:rPr>
+        <w:t>块：</w:t>
+      </w:r>
+    </w:p>
+    <w:p>
+      <w:pPr>
+        <w:ind w:firstLineChars="200" w:firstLine="480"/>
+      </w:pPr>
+      <w:r>
+        <w:rPr>
+          <w:rFonts w:hint="eastAsia"/>
+        </w:rPr>
+        <w:t xml:space="preserve">(1) </w:t>
+      </w:r>
+      <w:r>
+        <w:rPr>
+          <w:rFonts w:hint="eastAsia"/>
+        </w:rPr>
+        <w:t>多头自注意力</w:t>
+      </w:r>
+      <w:r>
+        <w:rPr>
+          <w:rFonts w:hint="eastAsia"/>
+        </w:rPr>
+        <w:t>（</w:t>
+      </w:r>
+      <w:r>
+        <w:rPr>
+          <w:position w:val="-10"/>
+        </w:rPr>
+        <w:object w:dxaOrig="499" w:dyaOrig="320" w14:anchorId="6679B716">
+          <v:shape id="_x0000_i1084" type="#_x0000_t75" style="width:25.1pt;height:15.8pt" o:ole="">
             <v:imagedata r:id="rId64" o:title=""/>
           </v:shape>
-          <o:OLEObject Type="Embed" ProgID="Equation.DSMT4" ShapeID="_x0000_i1054" DrawAspect="Content" ObjectID="_1815758372" r:id="rId65"/>
+          <o:OLEObject Type="Embed" ProgID="Equation.DSMT4" ShapeID="_x0000_i1084" DrawAspect="Content" ObjectID="_1815811679" r:id="rId65"/>
         </w:object>
       </w:r>
       <w:r>
         <w:rPr>
           <w:rFonts w:hint="eastAsia"/>
         </w:rPr>
-        <w:t>层</w:t>
-      </w:r>
-      <w:r>
-        <w:rPr>
-          <w:rFonts w:hint="eastAsia"/>
-        </w:rPr>
-        <w:t>Transformer</w:t>
-      </w:r>
-      <w:r>
-        <w:rPr>
-          <w:rFonts w:hint="eastAsia"/>
-        </w:rPr>
-        <w:t>块：</w:t>
+        <w:t>个头）</w:t>
       </w:r>
     </w:p>
     <w:p>
@@ -2855,64 +2669,54 @@
         <w:rPr>
           <w:rFonts w:hint="eastAsia"/>
         </w:rPr>
-        <w:t xml:space="preserve">(1) </w:t>
-      </w:r>
-      <w:r>
-        <w:rPr>
-          <w:rFonts w:hint="eastAsia"/>
-        </w:rPr>
-        <w:t>多头自注意力</w:t>
-      </w:r>
-      <w:r>
-        <w:rPr>
-          <w:rFonts w:hint="eastAsia"/>
-        </w:rPr>
-        <w:t>（</w:t>
-      </w:r>
-      <w:r>
-        <w:rPr>
-          <w:position w:val="-4"/>
-        </w:rPr>
-        <w:object w:dxaOrig="260" w:dyaOrig="240" w14:anchorId="6679B716">
-          <v:shape id="_x0000_i1055" type="#_x0000_t75" style="width:13.2pt;height:12pt" o:ole="">
+        <w:t>对于头部</w:t>
+      </w:r>
+      <w:r>
+        <w:rPr>
+          <w:position w:val="-10"/>
+        </w:rPr>
+        <w:object w:dxaOrig="1240" w:dyaOrig="320" w14:anchorId="116E6DAA">
+          <v:shape id="_x0000_i1082" type="#_x0000_t75" style="width:61.65pt;height:15.8pt" o:ole="">
             <v:imagedata r:id="rId66" o:title=""/>
           </v:shape>
-          <o:OLEObject Type="Embed" ProgID="Equation.DSMT4" ShapeID="_x0000_i1055" DrawAspect="Content" ObjectID="_1815758373" r:id="rId67"/>
+          <o:OLEObject Type="Embed" ProgID="Equation.DSMT4" ShapeID="_x0000_i1082" DrawAspect="Content" ObjectID="_1815811680" r:id="rId67"/>
         </w:object>
       </w:r>
       <w:r>
         <w:rPr>
           <w:rFonts w:hint="eastAsia"/>
         </w:rPr>
-        <w:t>个头）</w:t>
-      </w:r>
-    </w:p>
-    <w:p>
-      <w:pPr>
-        <w:ind w:firstLineChars="200" w:firstLine="480"/>
-      </w:pPr>
-      <w:r>
-        <w:rPr>
-          <w:rFonts w:hint="eastAsia"/>
-        </w:rPr>
-        <w:t>对于头部</w:t>
-      </w:r>
-      <w:r>
-        <w:rPr>
-          <w:position w:val="-8"/>
-        </w:rPr>
-        <w:object w:dxaOrig="999" w:dyaOrig="279" w14:anchorId="116E6DAA">
-          <v:shape id="_x0000_i1056" type="#_x0000_t75" style="width:49.8pt;height:13.8pt" o:ole="">
+        <w:t>：</w:t>
+      </w:r>
+    </w:p>
+    <w:p>
+      <w:pPr>
+        <w:pStyle w:val="MTDisplayEquation"/>
+      </w:pPr>
+      <w:r>
+        <w:tab/>
+      </w:r>
+      <w:r>
+        <w:rPr>
+          <w:position w:val="-38"/>
+        </w:rPr>
+        <w:object w:dxaOrig="4459" w:dyaOrig="859" w14:anchorId="77B60625">
+          <v:shape id="_x0000_i1086" type="#_x0000_t75" style="width:223.1pt;height:43.1pt" o:ole="">
             <v:imagedata r:id="rId68" o:title=""/>
           </v:shape>
-          <o:OLEObject Type="Embed" ProgID="Equation.DSMT4" ShapeID="_x0000_i1056" DrawAspect="Content" ObjectID="_1815758374" r:id="rId69"/>
+          <o:OLEObject Type="Embed" ProgID="Equation.DSMT4" ShapeID="_x0000_i1086" DrawAspect="Content" ObjectID="_1815811681" r:id="rId69"/>
         </w:object>
       </w:r>
-      <w:r>
-        <w:rPr>
-          <w:rFonts w:hint="eastAsia"/>
-        </w:rPr>
-        <w:t>：</w:t>
+    </w:p>
+    <w:p>
+      <w:pPr>
+        <w:ind w:firstLineChars="200" w:firstLine="480"/>
+      </w:pPr>
+      <w:r>
+        <w:rPr>
+          <w:rFonts w:hint="eastAsia"/>
+        </w:rPr>
+        <w:t>然后将头部拼接：</w:t>
       </w:r>
     </w:p>
     <w:p>
@@ -2924,13 +2728,13 @@
       </w:r>
       <w:r>
         <w:rPr>
-          <w:position w:val="-38"/>
-        </w:rPr>
-        <w:object w:dxaOrig="4459" w:dyaOrig="859" w14:anchorId="77B60625">
-          <v:shape id="_x0000_i1057" type="#_x0000_t75" style="width:223.2pt;height:43.2pt" o:ole="">
+          <w:position w:val="-14"/>
+        </w:rPr>
+        <w:object w:dxaOrig="3600" w:dyaOrig="380" w14:anchorId="323F7D83">
+          <v:shape id="_x0000_i1058" type="#_x0000_t75" style="width:180pt;height:19.1pt" o:ole="">
             <v:imagedata r:id="rId70" o:title=""/>
           </v:shape>
-          <o:OLEObject Type="Embed" ProgID="Equation.DSMT4" ShapeID="_x0000_i1057" DrawAspect="Content" ObjectID="_1815758375" r:id="rId71"/>
+          <o:OLEObject Type="Embed" ProgID="Equation.DSMT4" ShapeID="_x0000_i1058" DrawAspect="Content" ObjectID="_1815811682" r:id="rId71"/>
         </w:object>
       </w:r>
     </w:p>
@@ -2942,7 +2746,25 @@
         <w:rPr>
           <w:rFonts w:hint="eastAsia"/>
         </w:rPr>
-        <w:t>然后将头部拼接：</w:t>
+        <w:t xml:space="preserve">(2) </w:t>
+      </w:r>
+      <w:r>
+        <w:rPr>
+          <w:rFonts w:hint="eastAsia"/>
+        </w:rPr>
+        <w:t>残差</w:t>
+      </w:r>
+      <w:r>
+        <w:rPr>
+          <w:rFonts w:hint="eastAsia"/>
+        </w:rPr>
+        <w:t>+</w:t>
+      </w:r>
+      <w:r>
+        <w:rPr>
+          <w:rFonts w:hint="eastAsia"/>
+        </w:rPr>
+        <w:t>归一化</w:t>
       </w:r>
     </w:p>
     <w:p>
@@ -2954,13 +2776,13 @@
       </w:r>
       <w:r>
         <w:rPr>
-          <w:position w:val="-14"/>
-        </w:rPr>
-        <w:object w:dxaOrig="3600" w:dyaOrig="380" w14:anchorId="323F7D83">
-          <v:shape id="_x0000_i1058" type="#_x0000_t75" style="width:180pt;height:19.2pt" o:ole="">
+          <w:position w:val="-10"/>
+        </w:rPr>
+        <w:object w:dxaOrig="2900" w:dyaOrig="340" w14:anchorId="64EA2713">
+          <v:shape id="_x0000_i1059" type="#_x0000_t75" style="width:145.1pt;height:16.9pt" o:ole="">
             <v:imagedata r:id="rId72" o:title=""/>
           </v:shape>
-          <o:OLEObject Type="Embed" ProgID="Equation.DSMT4" ShapeID="_x0000_i1058" DrawAspect="Content" ObjectID="_1815758376" r:id="rId73"/>
+          <o:OLEObject Type="Embed" ProgID="Equation.DSMT4" ShapeID="_x0000_i1059" DrawAspect="Content" ObjectID="_1815811683" r:id="rId73"/>
         </w:object>
       </w:r>
     </w:p>
@@ -2972,25 +2794,13 @@
         <w:rPr>
           <w:rFonts w:hint="eastAsia"/>
         </w:rPr>
-        <w:t xml:space="preserve">(2) </w:t>
-      </w:r>
-      <w:r>
-        <w:rPr>
-          <w:rFonts w:hint="eastAsia"/>
-        </w:rPr>
-        <w:t>残差</w:t>
-      </w:r>
-      <w:r>
-        <w:rPr>
-          <w:rFonts w:hint="eastAsia"/>
-        </w:rPr>
-        <w:t>+</w:t>
-      </w:r>
-      <w:r>
-        <w:rPr>
-          <w:rFonts w:hint="eastAsia"/>
-        </w:rPr>
-        <w:t>归一化</w:t>
+        <w:t xml:space="preserve">(3) </w:t>
+      </w:r>
+      <w:r>
+        <w:rPr>
+          <w:rFonts w:hint="eastAsia"/>
+        </w:rPr>
+        <w:t>前馈网络</w:t>
       </w:r>
     </w:p>
     <w:p>
@@ -3004,11 +2814,11 @@
         <w:rPr>
           <w:position w:val="-10"/>
         </w:rPr>
-        <w:object w:dxaOrig="2900" w:dyaOrig="340" w14:anchorId="64EA2713">
-          <v:shape id="_x0000_i1059" type="#_x0000_t75" style="width:145.2pt;height:16.8pt" o:ole="">
+        <w:object w:dxaOrig="2980" w:dyaOrig="340" w14:anchorId="2384F179">
+          <v:shape id="_x0000_i1060" type="#_x0000_t75" style="width:148.9pt;height:16.9pt" o:ole="">
             <v:imagedata r:id="rId74" o:title=""/>
           </v:shape>
-          <o:OLEObject Type="Embed" ProgID="Equation.DSMT4" ShapeID="_x0000_i1059" DrawAspect="Content" ObjectID="_1815758377" r:id="rId75"/>
+          <o:OLEObject Type="Embed" ProgID="Equation.DSMT4" ShapeID="_x0000_i1060" DrawAspect="Content" ObjectID="_1815811684" r:id="rId75"/>
         </w:object>
       </w:r>
     </w:p>
@@ -3020,13 +2830,25 @@
         <w:rPr>
           <w:rFonts w:hint="eastAsia"/>
         </w:rPr>
-        <w:t xml:space="preserve">(3) </w:t>
-      </w:r>
-      <w:r>
-        <w:rPr>
-          <w:rFonts w:hint="eastAsia"/>
-        </w:rPr>
-        <w:t>前馈网络</w:t>
+        <w:t xml:space="preserve">(4) </w:t>
+      </w:r>
+      <w:r>
+        <w:rPr>
+          <w:rFonts w:hint="eastAsia"/>
+        </w:rPr>
+        <w:t>残差</w:t>
+      </w:r>
+      <w:r>
+        <w:rPr>
+          <w:rFonts w:hint="eastAsia"/>
+        </w:rPr>
+        <w:t>+</w:t>
+      </w:r>
+      <w:r>
+        <w:rPr>
+          <w:rFonts w:hint="eastAsia"/>
+        </w:rPr>
+        <w:t>归一化</w:t>
       </w:r>
     </w:p>
     <w:p>
@@ -3040,11 +2862,11 @@
         <w:rPr>
           <w:position w:val="-10"/>
         </w:rPr>
-        <w:object w:dxaOrig="2980" w:dyaOrig="340" w14:anchorId="2384F179">
-          <v:shape id="_x0000_i1060" type="#_x0000_t75" style="width:148.8pt;height:16.8pt" o:ole="">
+        <w:object w:dxaOrig="2980" w:dyaOrig="340" w14:anchorId="710B6DC4">
+          <v:shape id="_x0000_i1061" type="#_x0000_t75" style="width:148.9pt;height:16.9pt" o:ole="">
             <v:imagedata r:id="rId76" o:title=""/>
           </v:shape>
-          <o:OLEObject Type="Embed" ProgID="Equation.DSMT4" ShapeID="_x0000_i1060" DrawAspect="Content" ObjectID="_1815758378" r:id="rId77"/>
+          <o:OLEObject Type="Embed" ProgID="Equation.DSMT4" ShapeID="_x0000_i1061" DrawAspect="Content" ObjectID="_1815811685" r:id="rId77"/>
         </w:object>
       </w:r>
     </w:p>
@@ -3056,237 +2878,198 @@
         <w:rPr>
           <w:rFonts w:hint="eastAsia"/>
         </w:rPr>
-        <w:t xml:space="preserve">(4) </w:t>
-      </w:r>
-      <w:r>
-        <w:rPr>
-          <w:rFonts w:hint="eastAsia"/>
-        </w:rPr>
-        <w:t>残差</w:t>
-      </w:r>
-      <w:r>
-        <w:rPr>
-          <w:rFonts w:hint="eastAsia"/>
-        </w:rPr>
-        <w:t>+</w:t>
-      </w:r>
-      <w:r>
-        <w:rPr>
-          <w:rFonts w:hint="eastAsia"/>
-        </w:rPr>
-        <w:t>归一化</w:t>
-      </w:r>
-    </w:p>
-    <w:p>
-      <w:pPr>
-        <w:pStyle w:val="MTDisplayEquation"/>
-      </w:pPr>
-      <w:r>
-        <w:tab/>
+        <w:t>经过</w:t>
       </w:r>
       <w:r>
         <w:rPr>
           <w:position w:val="-10"/>
         </w:rPr>
-        <w:object w:dxaOrig="2980" w:dyaOrig="340" w14:anchorId="710B6DC4">
-          <v:shape id="_x0000_i1061" type="#_x0000_t75" style="width:148.8pt;height:16.8pt" o:ole="">
+        <w:object w:dxaOrig="360" w:dyaOrig="320" w14:anchorId="76876097">
+          <v:shape id="_x0000_i1062" type="#_x0000_t75" style="width:18pt;height:16.35pt" o:ole="">
             <v:imagedata r:id="rId78" o:title=""/>
           </v:shape>
-          <o:OLEObject Type="Embed" ProgID="Equation.DSMT4" ShapeID="_x0000_i1061" DrawAspect="Content" ObjectID="_1815758379" r:id="rId79"/>
+          <o:OLEObject Type="Embed" ProgID="Equation.DSMT4" ShapeID="_x0000_i1062" DrawAspect="Content" ObjectID="_1815811686" r:id="rId79"/>
         </w:object>
       </w:r>
-    </w:p>
-    <w:p>
-      <w:pPr>
-        <w:ind w:firstLineChars="200" w:firstLine="480"/>
-      </w:pPr>
-      <w:r>
-        <w:rPr>
-          <w:rFonts w:hint="eastAsia"/>
-        </w:rPr>
-        <w:t>经过</w:t>
-      </w:r>
-      <w:r>
-        <w:rPr>
-          <w:position w:val="-10"/>
-        </w:rPr>
-        <w:object w:dxaOrig="360" w:dyaOrig="320" w14:anchorId="76876097">
-          <v:shape id="_x0000_i1062" type="#_x0000_t75" style="width:18pt;height:16.2pt" o:ole="">
+      <w:r>
+        <w:rPr>
+          <w:rFonts w:hint="eastAsia"/>
+        </w:rPr>
+        <w:t>个这样的块后，</w:t>
+      </w:r>
+      <w:r>
+        <w:rPr>
+          <w:rFonts w:hint="eastAsia"/>
+        </w:rPr>
+        <w:t>BERT</w:t>
+      </w:r>
+      <w:r>
+        <w:rPr>
+          <w:rFonts w:hint="eastAsia"/>
+        </w:rPr>
+        <w:t>编码器</w:t>
+      </w:r>
+      <w:r>
+        <w:rPr>
+          <w:rFonts w:hint="eastAsia"/>
+        </w:rPr>
+        <w:t>返回</w:t>
+      </w:r>
+      <w:r>
+        <w:rPr>
+          <w:rFonts w:hint="eastAsia"/>
+        </w:rPr>
+        <w:t xml:space="preserve"> token </w:t>
+      </w:r>
+      <w:r>
+        <w:rPr>
+          <w:rFonts w:hint="eastAsia"/>
+        </w:rPr>
+        <w:t>输出</w:t>
+      </w:r>
+      <w:r>
+        <w:rPr>
+          <w:rFonts w:hint="eastAsia"/>
+        </w:rPr>
+        <w:t>（</w:t>
+      </w:r>
+      <w:r>
+        <w:rPr>
+          <w:rFonts w:hint="eastAsia"/>
+        </w:rPr>
+        <w:t>last_hidden_state</w:t>
+      </w:r>
+      <w:r>
+        <w:rPr>
+          <w:rFonts w:hint="eastAsia"/>
+        </w:rPr>
+        <w:t>）</w:t>
+      </w:r>
+      <w:r>
+        <w:rPr>
+          <w:rFonts w:hint="eastAsia"/>
+        </w:rPr>
+        <w:t>和一个池化表示（</w:t>
+      </w:r>
+      <w:r>
+        <w:rPr>
+          <w:rFonts w:hint="eastAsia"/>
+        </w:rPr>
+        <w:t>pooler_output</w:t>
+      </w:r>
+      <w:r>
+        <w:rPr>
+          <w:rFonts w:hint="eastAsia"/>
+        </w:rPr>
+        <w:t>），其计算方式为：</w:t>
+      </w:r>
+    </w:p>
+    <w:p>
+      <w:pPr>
+        <w:pStyle w:val="MTDisplayEquation"/>
+      </w:pPr>
+      <w:r>
+        <w:tab/>
+      </w:r>
+      <w:r>
+        <w:rPr>
+          <w:position w:val="-14"/>
+        </w:rPr>
+        <w:object w:dxaOrig="2900" w:dyaOrig="380" w14:anchorId="77B56AB1">
+          <v:shape id="_x0000_i1088" type="#_x0000_t75" style="width:145.1pt;height:19.1pt" o:ole="">
             <v:imagedata r:id="rId80" o:title=""/>
           </v:shape>
-          <o:OLEObject Type="Embed" ProgID="Equation.DSMT4" ShapeID="_x0000_i1062" DrawAspect="Content" ObjectID="_1815758380" r:id="rId81"/>
+          <o:OLEObject Type="Embed" ProgID="Equation.DSMT4" ShapeID="_x0000_i1088" DrawAspect="Content" ObjectID="_1815811687" r:id="rId81"/>
         </w:object>
       </w:r>
-      <w:proofErr w:type="gramStart"/>
-      <w:r>
-        <w:rPr>
-          <w:rFonts w:hint="eastAsia"/>
-        </w:rPr>
-        <w:t>个</w:t>
-      </w:r>
-      <w:proofErr w:type="gramEnd"/>
-      <w:r>
-        <w:rPr>
-          <w:rFonts w:hint="eastAsia"/>
-        </w:rPr>
-        <w:t>这样的块后，</w:t>
-      </w:r>
-      <w:r>
-        <w:rPr>
-          <w:rFonts w:hint="eastAsia"/>
-        </w:rPr>
-        <w:t>BERT</w:t>
-      </w:r>
-      <w:r>
-        <w:rPr>
-          <w:rFonts w:hint="eastAsia"/>
-        </w:rPr>
-        <w:t>编码器</w:t>
-      </w:r>
-      <w:r>
-        <w:rPr>
-          <w:rFonts w:hint="eastAsia"/>
-        </w:rPr>
-        <w:t>返回</w:t>
-      </w:r>
-      <w:r>
-        <w:rPr>
-          <w:rFonts w:hint="eastAsia"/>
-        </w:rPr>
-        <w:t xml:space="preserve"> token </w:t>
-      </w:r>
-      <w:r>
-        <w:rPr>
-          <w:rFonts w:hint="eastAsia"/>
-        </w:rPr>
-        <w:t>输出</w:t>
-      </w:r>
-      <w:r>
-        <w:rPr>
-          <w:rFonts w:hint="eastAsia"/>
-        </w:rPr>
-        <w:t>（</w:t>
-      </w:r>
-      <w:proofErr w:type="spellStart"/>
-      <w:r>
-        <w:rPr>
-          <w:rFonts w:hint="eastAsia"/>
-        </w:rPr>
-        <w:t>last_hidden_state</w:t>
-      </w:r>
-      <w:proofErr w:type="spellEnd"/>
-      <w:r>
-        <w:rPr>
-          <w:rFonts w:hint="eastAsia"/>
-        </w:rPr>
-        <w:t>）</w:t>
-      </w:r>
-      <w:r>
-        <w:rPr>
-          <w:rFonts w:hint="eastAsia"/>
-        </w:rPr>
-        <w:t>和</w:t>
-      </w:r>
-      <w:proofErr w:type="gramStart"/>
-      <w:r>
-        <w:rPr>
-          <w:rFonts w:hint="eastAsia"/>
-        </w:rPr>
-        <w:t>一个池化表示</w:t>
-      </w:r>
-      <w:proofErr w:type="gramEnd"/>
-      <w:r>
-        <w:rPr>
-          <w:rFonts w:hint="eastAsia"/>
-        </w:rPr>
-        <w:t>（</w:t>
-      </w:r>
-      <w:proofErr w:type="spellStart"/>
-      <w:r>
-        <w:rPr>
-          <w:rFonts w:hint="eastAsia"/>
-        </w:rPr>
-        <w:t>pooler_output</w:t>
-      </w:r>
-      <w:proofErr w:type="spellEnd"/>
-      <w:r>
-        <w:rPr>
-          <w:rFonts w:hint="eastAsia"/>
-        </w:rPr>
-        <w:t>），其计算方式为：</w:t>
-      </w:r>
-    </w:p>
-    <w:p>
-      <w:pPr>
-        <w:pStyle w:val="MTDisplayEquation"/>
-      </w:pPr>
-      <w:r>
-        <w:tab/>
-      </w:r>
-      <w:r>
-        <w:rPr>
-          <w:position w:val="-14"/>
-        </w:rPr>
-        <w:object w:dxaOrig="2900" w:dyaOrig="380" w14:anchorId="77B56AB1">
-          <v:shape id="_x0000_i1063" type="#_x0000_t75" style="width:145.2pt;height:19.2pt" o:ole="">
+    </w:p>
+    <w:p>
+      <w:r>
+        <w:rPr>
+          <w:rFonts w:hint="eastAsia"/>
+        </w:rPr>
+        <w:t>其中</w:t>
+      </w:r>
+      <w:r>
+        <w:rPr>
+          <w:position w:val="-10"/>
+        </w:rPr>
+        <w:object w:dxaOrig="1100" w:dyaOrig="340" w14:anchorId="1A6172D7">
+          <v:shape id="_x0000_i1064" type="#_x0000_t75" style="width:55.1pt;height:16.9pt" o:ole="">
             <v:imagedata r:id="rId82" o:title=""/>
           </v:shape>
-          <o:OLEObject Type="Embed" ProgID="Equation.DSMT4" ShapeID="_x0000_i1063" DrawAspect="Content" ObjectID="_1815758381" r:id="rId83"/>
+          <o:OLEObject Type="Embed" ProgID="Equation.DSMT4" ShapeID="_x0000_i1064" DrawAspect="Content" ObjectID="_1815811688" r:id="rId83"/>
         </w:object>
       </w:r>
-    </w:p>
-    <w:p>
-      <w:r>
-        <w:rPr>
-          <w:rFonts w:hint="eastAsia"/>
-        </w:rPr>
-        <w:lastRenderedPageBreak/>
-        <w:t>其中</w:t>
-      </w:r>
-      <w:r>
-        <w:rPr>
-          <w:position w:val="-10"/>
-        </w:rPr>
-        <w:object w:dxaOrig="1100" w:dyaOrig="340" w14:anchorId="1A6172D7">
-          <v:shape id="_x0000_i1064" type="#_x0000_t75" style="width:55.2pt;height:16.8pt" o:ole="">
+      <w:r>
+        <w:rPr>
+          <w:rFonts w:hint="eastAsia"/>
+        </w:rPr>
+        <w:t>是</w:t>
+      </w:r>
+      <w:r>
+        <w:rPr>
+          <w:rFonts w:hint="eastAsia"/>
+        </w:rPr>
+        <w:t>[CLS]</w:t>
+      </w:r>
+      <w:r>
+        <w:rPr>
+          <w:rFonts w:hint="eastAsia"/>
+        </w:rPr>
+        <w:t>在最终层的隐藏状态</w:t>
+      </w:r>
+      <w:r>
+        <w:rPr>
+          <w:rFonts w:hint="eastAsia"/>
+        </w:rPr>
+        <w:t>，记</w:t>
+      </w:r>
+      <w:r>
+        <w:rPr>
+          <w:position w:val="-6"/>
+        </w:rPr>
+        <w:object w:dxaOrig="180" w:dyaOrig="200" w14:anchorId="546537AF">
+          <v:shape id="_x0000_i1065" type="#_x0000_t75" style="width:9.25pt;height:10.35pt" o:ole="">
             <v:imagedata r:id="rId84" o:title=""/>
           </v:shape>
-          <o:OLEObject Type="Embed" ProgID="Equation.DSMT4" ShapeID="_x0000_i1064" DrawAspect="Content" ObjectID="_1815758382" r:id="rId85"/>
+          <o:OLEObject Type="Embed" ProgID="Equation.DSMT4" ShapeID="_x0000_i1065" DrawAspect="Content" ObjectID="_1815811689" r:id="rId85"/>
         </w:object>
       </w:r>
       <w:r>
         <w:rPr>
           <w:rFonts w:hint="eastAsia"/>
         </w:rPr>
-        <w:t>是</w:t>
-      </w:r>
-      <w:r>
-        <w:rPr>
-          <w:rFonts w:hint="eastAsia"/>
-        </w:rPr>
-        <w:t>[CLS]</w:t>
-      </w:r>
-      <w:r>
-        <w:rPr>
-          <w:rFonts w:hint="eastAsia"/>
-        </w:rPr>
-        <w:t>在最终层的隐藏状态</w:t>
-      </w:r>
-      <w:r>
-        <w:rPr>
-          <w:rFonts w:hint="eastAsia"/>
-        </w:rPr>
-        <w:t>，记</w:t>
-      </w:r>
-      <w:r>
-        <w:rPr>
-          <w:position w:val="-6"/>
-        </w:rPr>
-        <w:object w:dxaOrig="180" w:dyaOrig="200" w14:anchorId="546537AF">
-          <v:shape id="_x0000_i1065" type="#_x0000_t75" style="width:9pt;height:10.2pt" o:ole="">
+        <w:t>为</w:t>
+      </w:r>
+      <w:r>
+        <w:rPr>
+          <w:rFonts w:hint="eastAsia"/>
+        </w:rPr>
+        <w:t xml:space="preserve"> </w:t>
+      </w:r>
+      <w:r>
+        <w:rPr>
+          <w:rFonts w:hint="eastAsia"/>
+        </w:rPr>
+        <w:t>pooler_output</w:t>
+      </w:r>
+      <w:r>
+        <w:rPr>
+          <w:rFonts w:hint="eastAsia"/>
+        </w:rPr>
+        <w:t>，</w:t>
+      </w:r>
+      <w:r>
+        <w:rPr>
+          <w:rFonts w:hint="eastAsia"/>
+          <w:position w:val="-10"/>
+        </w:rPr>
+        <w:object w:dxaOrig="580" w:dyaOrig="340" w14:anchorId="4A1604F9">
+          <v:shape id="_x0000_i1066" type="#_x0000_t75" style="width:28.9pt;height:16.9pt" o:ole="">
             <v:imagedata r:id="rId86" o:title=""/>
           </v:shape>
-          <o:OLEObject Type="Embed" ProgID="Equation.DSMT4" ShapeID="_x0000_i1065" DrawAspect="Content" ObjectID="_1815758383" r:id="rId87"/>
+          <o:OLEObject Type="Embed" ProgID="Equation.DSMT4" ShapeID="_x0000_i1066" DrawAspect="Content" ObjectID="_1815811690" r:id="rId87"/>
         </w:object>
       </w:r>
       <w:r>
@@ -3301,14 +3084,13 @@
         </w:rPr>
         <w:t xml:space="preserve"> </w:t>
       </w:r>
-      <w:proofErr w:type="spellStart"/>
-      <w:r>
-        <w:rPr>
-          <w:rFonts w:hint="eastAsia"/>
-        </w:rPr>
-        <w:t>pooler_output</w:t>
-      </w:r>
-      <w:proofErr w:type="spellEnd"/>
+      <w:r>
+        <w:rPr>
+          <w:rFonts w:hint="eastAsia"/>
+        </w:rPr>
+        <w:lastRenderedPageBreak/>
+        <w:t>last_hidden_state</w:t>
+      </w:r>
       <w:r>
         <w:rPr>
           <w:rFonts w:hint="eastAsia"/>
@@ -3318,60 +3100,101 @@
       <w:r>
         <w:rPr>
           <w:rFonts w:hint="eastAsia"/>
-          <w:position w:val="-10"/>
-        </w:rPr>
-        <w:object w:dxaOrig="580" w:dyaOrig="340" w14:anchorId="4A1604F9">
-          <v:shape id="_x0000_i1066" type="#_x0000_t75" style="width:28.8pt;height:16.8pt" o:ole="">
+        </w:rPr>
+        <w:t xml:space="preserve">last_hidden_state </w:t>
+      </w:r>
+      <w:r>
+        <w:rPr>
+          <w:rFonts w:hint="eastAsia"/>
+        </w:rPr>
+        <w:t>作为下游任务输入。</w:t>
+      </w:r>
+    </w:p>
+    <w:p>
+      <w:pPr>
+        <w:pStyle w:val="2"/>
+      </w:pPr>
+      <w:r>
+        <w:rPr>
+          <w:rFonts w:hint="eastAsia"/>
+        </w:rPr>
+        <w:t>损失与不平衡处理</w:t>
+      </w:r>
+    </w:p>
+    <w:p>
+      <w:pPr>
+        <w:ind w:firstLineChars="200" w:firstLine="480"/>
+      </w:pPr>
+      <w:r>
+        <w:rPr>
+          <w:rFonts w:hint="eastAsia"/>
+        </w:rPr>
+        <w:t>对于每个输出类别</w:t>
+      </w:r>
+      <w:r>
+        <w:rPr>
+          <w:rFonts w:hint="eastAsia"/>
+        </w:rPr>
+        <w:t>使用</w:t>
+      </w:r>
+      <w:r>
+        <w:rPr>
+          <w:rFonts w:hint="eastAsia"/>
+        </w:rPr>
+        <w:t xml:space="preserve"> logits </w:t>
+      </w:r>
+      <w:r>
+        <w:rPr>
+          <w:rFonts w:hint="eastAsia"/>
+        </w:rPr>
+        <w:t>的</w:t>
+      </w:r>
+      <w:r>
+        <w:rPr>
+          <w:rFonts w:hint="eastAsia"/>
+        </w:rPr>
+        <w:t>二元交叉熵</w:t>
+      </w:r>
+      <w:r>
+        <w:rPr>
+          <w:rFonts w:hint="eastAsia"/>
+        </w:rPr>
+        <w:t>，并进行正样本加权</w:t>
+      </w:r>
+      <w:r>
+        <w:rPr>
+          <w:rFonts w:hint="eastAsia"/>
+        </w:rPr>
+        <w:t>pos_weight</w:t>
+      </w:r>
+      <w:r>
+        <w:rPr>
+          <w:rFonts w:hint="eastAsia"/>
+        </w:rPr>
+        <w:t>：</w:t>
+      </w:r>
+      <w:r>
+        <w:rPr>
+          <w:rFonts w:hint="eastAsia"/>
+        </w:rPr>
+        <w:t xml:space="preserve"> </w:t>
+      </w:r>
+      <w:r>
+        <w:rPr>
+          <w:position w:val="-14"/>
+        </w:rPr>
+        <w:object w:dxaOrig="1260" w:dyaOrig="400" w14:anchorId="388E3703">
+          <v:shape id="_x0000_i1067" type="#_x0000_t75" style="width:63.25pt;height:19.65pt" o:ole="">
             <v:imagedata r:id="rId88" o:title=""/>
           </v:shape>
-          <o:OLEObject Type="Embed" ProgID="Equation.DSMT4" ShapeID="_x0000_i1066" DrawAspect="Content" ObjectID="_1815758384" r:id="rId89"/>
+          <o:OLEObject Type="Embed" ProgID="Equation.DSMT4" ShapeID="_x0000_i1067" DrawAspect="Content" ObjectID="_1815811691" r:id="rId89"/>
         </w:object>
       </w:r>
       <w:r>
         <w:rPr>
           <w:rFonts w:hint="eastAsia"/>
         </w:rPr>
-        <w:t>为</w:t>
-      </w:r>
-      <w:r>
-        <w:rPr>
-          <w:rFonts w:hint="eastAsia"/>
-        </w:rPr>
-        <w:t xml:space="preserve"> </w:t>
-      </w:r>
-      <w:proofErr w:type="spellStart"/>
-      <w:r>
-        <w:rPr>
-          <w:rFonts w:hint="eastAsia"/>
-        </w:rPr>
-        <w:t>last_hidden_state</w:t>
-      </w:r>
-      <w:proofErr w:type="spellEnd"/>
-      <w:r>
-        <w:rPr>
-          <w:rFonts w:hint="eastAsia"/>
-        </w:rPr>
-        <w:t>，</w:t>
-      </w:r>
-      <w:proofErr w:type="spellStart"/>
-      <w:r>
-        <w:rPr>
-          <w:rFonts w:hint="eastAsia"/>
-        </w:rPr>
-        <w:t>last_hidden_state</w:t>
-      </w:r>
-      <w:proofErr w:type="spellEnd"/>
-      <w:r>
-        <w:rPr>
-          <w:rFonts w:hint="eastAsia"/>
-        </w:rPr>
-        <w:t xml:space="preserve"> </w:t>
-      </w:r>
-      <w:r>
-        <w:rPr>
-          <w:rFonts w:hint="eastAsia"/>
-        </w:rPr>
-        <w:t>作为下游任务输入。</w:t>
+        <w:t>。</w:t>
       </w:r>
     </w:p>
     <w:p>
@@ -3382,7 +3205,7 @@
         <w:rPr>
           <w:rFonts w:hint="eastAsia"/>
         </w:rPr>
-        <w:t>损失与不平衡处理</w:t>
+        <w:t>渐进微调</w:t>
       </w:r>
     </w:p>
     <w:p>
@@ -3393,110 +3216,13 @@
         <w:rPr>
           <w:rFonts w:hint="eastAsia"/>
         </w:rPr>
-        <w:t>对于每个输出类别</w:t>
-      </w:r>
-      <w:r>
-        <w:rPr>
-          <w:rFonts w:hint="eastAsia"/>
-        </w:rPr>
-        <w:t>使用</w:t>
-      </w:r>
-      <w:r>
-        <w:rPr>
-          <w:rFonts w:hint="eastAsia"/>
-        </w:rPr>
-        <w:t xml:space="preserve"> logits </w:t>
-      </w:r>
-      <w:r>
-        <w:rPr>
-          <w:rFonts w:hint="eastAsia"/>
-        </w:rPr>
-        <w:t>的</w:t>
-      </w:r>
-      <w:r>
-        <w:rPr>
-          <w:rFonts w:hint="eastAsia"/>
-        </w:rPr>
-        <w:t>二元交叉熵</w:t>
-      </w:r>
-      <w:r>
-        <w:rPr>
-          <w:rFonts w:hint="eastAsia"/>
-        </w:rPr>
-        <w:t>，并进行正样本加权</w:t>
-      </w:r>
-      <w:proofErr w:type="spellStart"/>
-      <w:r>
-        <w:rPr>
-          <w:rFonts w:hint="eastAsia"/>
-        </w:rPr>
-        <w:t>pos_weight</w:t>
-      </w:r>
-      <w:proofErr w:type="spellEnd"/>
-      <w:r>
-        <w:rPr>
-          <w:rFonts w:hint="eastAsia"/>
-        </w:rPr>
-        <w:t>：</w:t>
-      </w:r>
-      <w:r>
-        <w:rPr>
-          <w:rFonts w:hint="eastAsia"/>
-        </w:rPr>
-        <w:t xml:space="preserve"> </w:t>
-      </w:r>
-      <w:r>
-        <w:rPr>
-          <w:position w:val="-14"/>
-        </w:rPr>
-        <w:object w:dxaOrig="1260" w:dyaOrig="400" w14:anchorId="388E3703">
-          <v:shape id="_x0000_i1067" type="#_x0000_t75" style="width:63pt;height:19.8pt" o:ole="">
-            <v:imagedata r:id="rId90" o:title=""/>
-          </v:shape>
-          <o:OLEObject Type="Embed" ProgID="Equation.DSMT4" ShapeID="_x0000_i1067" DrawAspect="Content" ObjectID="_1815758385" r:id="rId91"/>
-        </w:object>
-      </w:r>
-      <w:r>
-        <w:rPr>
-          <w:rFonts w:hint="eastAsia"/>
-        </w:rPr>
-        <w:t>。</w:t>
-      </w:r>
-    </w:p>
-    <w:p>
-      <w:pPr>
-        <w:pStyle w:val="2"/>
-      </w:pPr>
-      <w:r>
-        <w:rPr>
-          <w:rFonts w:hint="eastAsia"/>
-        </w:rPr>
-        <w:t>渐进微调</w:t>
-      </w:r>
-    </w:p>
-    <w:p>
-      <w:pPr>
-        <w:ind w:firstLineChars="200" w:firstLine="480"/>
-      </w:pPr>
-      <w:r>
-        <w:rPr>
-          <w:rFonts w:hint="eastAsia"/>
-        </w:rPr>
         <w:t>分</w:t>
       </w:r>
-      <w:proofErr w:type="gramStart"/>
-      <w:r>
-        <w:rPr>
-          <w:rFonts w:hint="eastAsia"/>
-        </w:rPr>
-        <w:t>六阶段</w:t>
-      </w:r>
-      <w:proofErr w:type="gramEnd"/>
-      <w:r>
-        <w:rPr>
-          <w:rFonts w:hint="eastAsia"/>
-        </w:rPr>
-        <w:t>逐步解冻：</w:t>
+      <w:r>
+        <w:rPr>
+          <w:rFonts w:hint="eastAsia"/>
+        </w:rPr>
+        <w:t>六阶段逐步解冻：</w:t>
       </w:r>
     </w:p>
     <w:tbl>
@@ -3844,19 +3570,11 @@
             <w:pPr>
               <w:pStyle w:val="af2"/>
             </w:pPr>
-            <w:proofErr w:type="gramStart"/>
-            <w:r>
-              <w:rPr>
-                <w:rFonts w:hint="eastAsia"/>
-              </w:rPr>
-              <w:t>encoder[</w:t>
-            </w:r>
-            <w:proofErr w:type="gramEnd"/>
-            <w:r>
-              <w:rPr>
-                <w:rFonts w:hint="eastAsia"/>
-              </w:rPr>
-              <w:t>-1:]</w:t>
+            <w:r>
+              <w:rPr>
+                <w:rFonts w:hint="eastAsia"/>
+              </w:rPr>
+              <w:t>encoder[-1:]</w:t>
             </w:r>
           </w:p>
         </w:tc>
@@ -3937,33 +3655,11 @@
             <w:pPr>
               <w:pStyle w:val="af2"/>
             </w:pPr>
-            <w:proofErr w:type="gramStart"/>
-            <w:r>
-              <w:rPr>
-                <w:rFonts w:hint="eastAsia"/>
-              </w:rPr>
-              <w:t>encoder[</w:t>
-            </w:r>
-            <w:proofErr w:type="gramEnd"/>
-            <w:r>
-              <w:rPr>
-                <w:rFonts w:hint="eastAsia"/>
-              </w:rPr>
-              <w:t>-</w:t>
-            </w:r>
-            <w:proofErr w:type="gramStart"/>
-            <w:r>
-              <w:rPr>
-                <w:rFonts w:hint="eastAsia"/>
-              </w:rPr>
-              <w:t>3:-</w:t>
-            </w:r>
-            <w:proofErr w:type="gramEnd"/>
-            <w:r>
-              <w:rPr>
-                <w:rFonts w:hint="eastAsia"/>
-              </w:rPr>
-              <w:t>1]</w:t>
+            <w:r>
+              <w:rPr>
+                <w:rFonts w:hint="eastAsia"/>
+              </w:rPr>
+              <w:t>encoder[-3:-1]</w:t>
             </w:r>
           </w:p>
         </w:tc>
@@ -4044,33 +3740,11 @@
             <w:pPr>
               <w:pStyle w:val="af2"/>
             </w:pPr>
-            <w:proofErr w:type="gramStart"/>
-            <w:r>
-              <w:rPr>
-                <w:rFonts w:hint="eastAsia"/>
-              </w:rPr>
-              <w:t>encoder[</w:t>
-            </w:r>
-            <w:proofErr w:type="gramEnd"/>
-            <w:r>
-              <w:rPr>
-                <w:rFonts w:hint="eastAsia"/>
-              </w:rPr>
-              <w:t>-</w:t>
-            </w:r>
-            <w:proofErr w:type="gramStart"/>
-            <w:r>
-              <w:rPr>
-                <w:rFonts w:hint="eastAsia"/>
-              </w:rPr>
-              <w:t>7:-</w:t>
-            </w:r>
-            <w:proofErr w:type="gramEnd"/>
-            <w:r>
-              <w:rPr>
-                <w:rFonts w:hint="eastAsia"/>
-              </w:rPr>
-              <w:t>3]</w:t>
+            <w:r>
+              <w:rPr>
+                <w:rFonts w:hint="eastAsia"/>
+              </w:rPr>
+              <w:t>encoder[-7:-3]</w:t>
             </w:r>
           </w:p>
         </w:tc>
@@ -4369,7 +4043,13 @@
               <w:rPr>
                 <w:rFonts w:hint="eastAsia"/>
               </w:rPr>
-              <w:t>，权重衰减</w:t>
+              <w:t>，</w:t>
+            </w:r>
+            <w:r>
+              <w:rPr>
+                <w:rFonts w:hint="eastAsia"/>
+              </w:rPr>
+              <w:t>正样本加权</w:t>
             </w:r>
             <w:r>
               <w:rPr>
@@ -4426,11 +4106,9 @@
               </w:rPr>
               <w:t>解冻模型中的</w:t>
             </w:r>
-            <w:proofErr w:type="spellStart"/>
             <w:r>
               <w:t>phase.layers_to_unfreeze</w:t>
             </w:r>
-            <w:proofErr w:type="spellEnd"/>
           </w:p>
           <w:p>
             <w:pPr>
@@ -4449,57 +4127,19 @@
               <w:rPr>
                 <w:rFonts w:hint="eastAsia"/>
               </w:rPr>
+              <w:t xml:space="preserve"> AdamW </w:t>
+            </w:r>
+            <w:r>
+              <w:rPr>
+                <w:rFonts w:hint="eastAsia"/>
+              </w:rPr>
+              <w:t>优化器</w:t>
+            </w:r>
+            <w:r>
               <w:t xml:space="preserve"> </w:t>
             </w:r>
-            <w:proofErr w:type="spellStart"/>
-            <w:r>
-              <w:rPr>
-                <w:rFonts w:hint="eastAsia"/>
-              </w:rPr>
-              <w:t>AdamW</w:t>
-            </w:r>
-            <w:proofErr w:type="spellEnd"/>
-            <w:r>
-              <w:rPr>
-                <w:rFonts w:hint="eastAsia"/>
-              </w:rPr>
-              <w:t xml:space="preserve"> </w:t>
-            </w:r>
-            <w:r>
-              <w:rPr>
-                <w:rFonts w:hint="eastAsia"/>
-              </w:rPr>
-              <w:t>优化器</w:t>
-            </w:r>
-            <w:r>
-              <w:t xml:space="preserve"> </w:t>
-            </w:r>
-            <w:r>
-              <w:t>(</w:t>
-            </w:r>
-            <w:proofErr w:type="spellStart"/>
-            <w:r>
-              <w:t>phase.param_groups</w:t>
-            </w:r>
-            <w:proofErr w:type="spellEnd"/>
-            <w:r>
-              <w:t xml:space="preserve">, </w:t>
-            </w:r>
-            <w:proofErr w:type="spellStart"/>
-            <w:r>
-              <w:t>weight_decay</w:t>
-            </w:r>
-            <w:proofErr w:type="spellEnd"/>
-            <w:r>
-              <w:t>=</w:t>
-            </w:r>
-            <w:proofErr w:type="spellStart"/>
-            <w:r>
-              <w:t>phase.wd</w:t>
-            </w:r>
-            <w:proofErr w:type="spellEnd"/>
-            <w:r>
-              <w:t>)</w:t>
+            <w:r>
+              <w:t>(phase.param_groups, weight_decay=phase.wd)</w:t>
             </w:r>
           </w:p>
           <w:p>
@@ -4531,15 +4171,7 @@
               <w:t>=</w:t>
             </w:r>
             <w:r>
-              <w:t xml:space="preserve"> 1.</w:t>
-            </w:r>
-            <w:proofErr w:type="gramStart"/>
-            <w:r>
-              <w:t>.phase</w:t>
-            </w:r>
-            <w:proofErr w:type="gramEnd"/>
-            <w:r>
-              <w:t>.epochs:</w:t>
+              <w:t xml:space="preserve"> 1..phase.epochs:</w:t>
             </w:r>
           </w:p>
           <w:p>
@@ -4562,15 +4194,7 @@
               <w:t xml:space="preserve"> </w:t>
             </w:r>
             <w:r>
-              <w:t xml:space="preserve">batch in </w:t>
-            </w:r>
-            <w:proofErr w:type="spellStart"/>
-            <w:r>
-              <w:t>DataLoader</w:t>
-            </w:r>
-            <w:proofErr w:type="spellEnd"/>
-            <w:r>
-              <w:t>(</w:t>
+              <w:t>batch in DataLoader(</w:t>
             </w:r>
             <w:r>
               <w:rPr>
@@ -4634,41 +4258,22 @@
               <w:rPr>
                 <w:rFonts w:hint="eastAsia"/>
               </w:rPr>
-              <w:t xml:space="preserve"> </w:t>
-            </w:r>
-            <w:r>
+              <w:t>损失</w:t>
+            </w:r>
+            <w:r>
+              <w:rPr>
+                <w:rFonts w:hint="eastAsia"/>
+              </w:rPr>
+              <w:t>：</w:t>
+            </w:r>
+            <w:r>
+              <w:rPr>
+                <w:rFonts w:hint="eastAsia"/>
+              </w:rPr>
               <w:t>loss</w:t>
             </w:r>
             <w:r>
-              <w:rPr>
-                <w:rFonts w:hint="eastAsia"/>
-              </w:rPr>
-              <w:t>：</w:t>
-            </w:r>
-            <w:r>
-              <w:rPr>
-                <w:rFonts w:hint="eastAsia"/>
-              </w:rPr>
-              <w:t>loss</w:t>
-            </w:r>
-            <w:r>
-              <w:t xml:space="preserve"> = </w:t>
-            </w:r>
-            <w:proofErr w:type="spellStart"/>
-            <w:r>
-              <w:t>compute_</w:t>
-            </w:r>
-            <w:proofErr w:type="gramStart"/>
-            <w:r>
-              <w:t>loss</w:t>
-            </w:r>
-            <w:proofErr w:type="spellEnd"/>
-            <w:r>
-              <w:t>(</w:t>
-            </w:r>
-            <w:proofErr w:type="gramEnd"/>
-            <w:r>
-              <w:t>outputs, targets, W)</w:t>
+              <w:t xml:space="preserve"> = compute_loss(outputs, targets, W)</w:t>
             </w:r>
           </w:p>
           <w:p>
@@ -4684,15 +4289,8 @@
               </w:rPr>
               <w:t>反向：</w:t>
             </w:r>
-            <w:proofErr w:type="spellStart"/>
-            <w:proofErr w:type="gramStart"/>
-            <w:r>
-              <w:t>loss.backward</w:t>
-            </w:r>
-            <w:proofErr w:type="spellEnd"/>
-            <w:proofErr w:type="gramEnd"/>
-            <w:r>
-              <w:t>()</w:t>
+            <w:r>
+              <w:t>loss.backward()</w:t>
             </w:r>
           </w:p>
           <w:p>
@@ -4708,15 +4306,8 @@
               </w:rPr>
               <w:t>更新：</w:t>
             </w:r>
-            <w:proofErr w:type="spellStart"/>
-            <w:proofErr w:type="gramStart"/>
-            <w:r>
-              <w:t>optimizer.step</w:t>
-            </w:r>
-            <w:proofErr w:type="spellEnd"/>
-            <w:proofErr w:type="gramEnd"/>
-            <w:r>
-              <w:t>()</w:t>
+            <w:r>
+              <w:t>optimizer.step()</w:t>
             </w:r>
           </w:p>
         </w:tc>
@@ -4780,7 +4371,6 @@
               </w:rPr>
               <w:t>数据</w:t>
             </w:r>
-            <w:proofErr w:type="gramStart"/>
             <w:r>
               <w:rPr>
                 <w:rFonts w:hint="eastAsia"/>
@@ -4793,7 +4383,6 @@
               </w:rPr>
               <w:t>处理</w:t>
             </w:r>
-            <w:proofErr w:type="gramEnd"/>
           </w:p>
         </w:tc>
       </w:tr>
@@ -4816,14 +4405,12 @@
               </w:rPr>
               <w:t>输入：原始文件对应的</w:t>
             </w:r>
-            <w:proofErr w:type="spellStart"/>
             <w:r>
               <w:rPr>
                 <w:rFonts w:hint="eastAsia"/>
               </w:rPr>
               <w:t>Dataframe</w:t>
             </w:r>
-            <w:proofErr w:type="spellEnd"/>
             <w:r>
               <w:rPr>
                 <w:rFonts w:hint="eastAsia"/>
@@ -4834,16 +4421,8 @@
               <w:rPr>
                 <w:rFonts w:hint="eastAsia"/>
               </w:rPr>
-              <w:t xml:space="preserve"> </w:t>
-            </w:r>
-            <w:proofErr w:type="spellStart"/>
-            <w:r>
-              <w:rPr>
-                <w:rFonts w:hint="eastAsia"/>
-              </w:rPr>
-              <w:t>df</w:t>
-            </w:r>
-            <w:proofErr w:type="spellEnd"/>
+              <w:t xml:space="preserve"> df</w:t>
+            </w:r>
             <w:r>
               <w:rPr>
                 <w:rFonts w:hint="eastAsia"/>
@@ -5008,20 +4587,66 @@
         <w:rPr>
           <w:rFonts w:hint="eastAsia"/>
         </w:rPr>
+        <w:t>摘要</w:t>
+      </w:r>
+      <w:r>
+        <w:rPr>
+          <w:rFonts w:hint="eastAsia"/>
+        </w:rPr>
+        <w:t>切分</w:t>
+      </w:r>
+      <w:r>
+        <w:rPr>
+          <w:rFonts w:hint="eastAsia"/>
+        </w:rPr>
+        <w:t>：对摘要进行分句处理。</w:t>
+      </w:r>
+    </w:p>
+    <w:p>
+      <w:pPr>
+        <w:ind w:firstLineChars="200" w:firstLine="480"/>
+      </w:pPr>
+      <w:r>
+        <w:rPr>
+          <w:rFonts w:hint="eastAsia"/>
+        </w:rPr>
         <w:lastRenderedPageBreak/>
-        <w:t>摘要</w:t>
-      </w:r>
-      <w:r>
-        <w:rPr>
-          <w:rFonts w:hint="eastAsia"/>
-        </w:rPr>
-        <w:t>切分</w:t>
-      </w:r>
-      <w:r>
-        <w:rPr>
-          <w:rFonts w:hint="eastAsia"/>
-        </w:rPr>
-        <w:t>：对摘要进行分句处理。</w:t>
+        <w:t>分词：使用</w:t>
+      </w:r>
+      <w:r>
+        <w:rPr>
+          <w:rFonts w:hint="eastAsia"/>
+        </w:rPr>
+        <w:t>BertTokenizer</w:t>
+      </w:r>
+      <w:r>
+        <w:rPr>
+          <w:rFonts w:hint="eastAsia"/>
+        </w:rPr>
+        <w:t>并设置</w:t>
+      </w:r>
+      <w:r>
+        <w:rPr>
+          <w:rFonts w:hint="eastAsia"/>
+        </w:rPr>
+        <w:t>max_len=256</w:t>
+      </w:r>
+      <w:r>
+        <w:rPr>
+          <w:rFonts w:hint="eastAsia"/>
+        </w:rPr>
+        <w:t>。</w:t>
+      </w:r>
+    </w:p>
+    <w:p>
+      <w:pPr>
+        <w:pStyle w:val="1"/>
+      </w:pPr>
+      <w:r>
+        <w:rPr>
+          <w:rFonts w:hint="eastAsia"/>
+        </w:rPr>
+        <w:t>实验与结果</w:t>
       </w:r>
     </w:p>
     <w:p>
@@ -5032,35 +4657,55 @@
         <w:rPr>
           <w:rFonts w:hint="eastAsia"/>
         </w:rPr>
-        <w:t>分词：使用</w:t>
-      </w:r>
-      <w:proofErr w:type="spellStart"/>
-      <w:r>
-        <w:rPr>
-          <w:rFonts w:hint="eastAsia"/>
-        </w:rPr>
-        <w:t>BertTokenizer</w:t>
-      </w:r>
-      <w:proofErr w:type="spellEnd"/>
-      <w:r>
-        <w:rPr>
-          <w:rFonts w:hint="eastAsia"/>
-        </w:rPr>
-        <w:t>并设置</w:t>
-      </w:r>
-      <w:proofErr w:type="spellStart"/>
-      <w:r>
-        <w:rPr>
-          <w:rFonts w:hint="eastAsia"/>
-        </w:rPr>
-        <w:t>max_len</w:t>
-      </w:r>
-      <w:proofErr w:type="spellEnd"/>
-      <w:r>
-        <w:rPr>
-          <w:rFonts w:hint="eastAsia"/>
-        </w:rPr>
-        <w:t>=256</w:t>
+        <w:t>数据集的</w:t>
+      </w:r>
+      <w:r>
+        <w:rPr>
+          <w:rFonts w:hint="eastAsia"/>
+        </w:rPr>
+        <w:t>2/3</w:t>
+      </w:r>
+      <w:r>
+        <w:rPr>
+          <w:rFonts w:hint="eastAsia"/>
+        </w:rPr>
+        <w:t>用于</w:t>
+      </w:r>
+      <w:r>
+        <w:rPr>
+          <w:rFonts w:hint="eastAsia"/>
+        </w:rPr>
+        <w:t>训练，</w:t>
+      </w:r>
+      <w:r>
+        <w:rPr>
+          <w:rFonts w:hint="eastAsia"/>
+        </w:rPr>
+        <w:t>1/3</w:t>
+      </w:r>
+      <w:r>
+        <w:rPr>
+          <w:rFonts w:hint="eastAsia"/>
+        </w:rPr>
+        <w:t>用于</w:t>
+      </w:r>
+      <w:r>
+        <w:rPr>
+          <w:rFonts w:hint="eastAsia"/>
+        </w:rPr>
+        <w:t>测试</w:t>
+      </w:r>
+      <w:r>
+        <w:rPr>
+          <w:rFonts w:hint="eastAsia"/>
+        </w:rPr>
+        <w:t>，随机种子为</w:t>
+      </w:r>
+      <w:r>
+        <w:rPr>
+          <w:rFonts w:hint="eastAsia"/>
+        </w:rPr>
+        <w:t>20040508</w:t>
       </w:r>
       <w:r>
         <w:rPr>
@@ -5068,85 +4713,6 @@
         </w:rPr>
         <w:t>。</w:t>
       </w:r>
-    </w:p>
-    <w:p>
-      <w:pPr>
-        <w:pStyle w:val="1"/>
-        <w:rPr>
-          <w:rFonts w:hint="eastAsia"/>
-        </w:rPr>
-      </w:pPr>
-      <w:r>
-        <w:rPr>
-          <w:rFonts w:hint="eastAsia"/>
-        </w:rPr>
-        <w:t>实验与结果</w:t>
-      </w:r>
-    </w:p>
-    <w:p>
-      <w:pPr>
-        <w:ind w:firstLineChars="200" w:firstLine="480"/>
-      </w:pPr>
-      <w:r>
-        <w:rPr>
-          <w:rFonts w:hint="eastAsia"/>
-        </w:rPr>
-        <w:t>数据集的</w:t>
-      </w:r>
-      <w:r>
-        <w:rPr>
-          <w:rFonts w:hint="eastAsia"/>
-        </w:rPr>
-        <w:t>2/3</w:t>
-      </w:r>
-      <w:r>
-        <w:rPr>
-          <w:rFonts w:hint="eastAsia"/>
-        </w:rPr>
-        <w:t>用于</w:t>
-      </w:r>
-      <w:r>
-        <w:rPr>
-          <w:rFonts w:hint="eastAsia"/>
-        </w:rPr>
-        <w:t>训练，</w:t>
-      </w:r>
-      <w:r>
-        <w:rPr>
-          <w:rFonts w:hint="eastAsia"/>
-        </w:rPr>
-        <w:t>1/3</w:t>
-      </w:r>
-      <w:r>
-        <w:rPr>
-          <w:rFonts w:hint="eastAsia"/>
-        </w:rPr>
-        <w:t>用于</w:t>
-      </w:r>
-      <w:r>
-        <w:rPr>
-          <w:rFonts w:hint="eastAsia"/>
-        </w:rPr>
-        <w:t>测试</w:t>
-      </w:r>
-      <w:r>
-        <w:rPr>
-          <w:rFonts w:hint="eastAsia"/>
-        </w:rPr>
-        <w:t>，随机种子为</w:t>
-      </w:r>
-      <w:r>
-        <w:rPr>
-          <w:rFonts w:hint="eastAsia"/>
-        </w:rPr>
-        <w:t>20040508</w:t>
-      </w:r>
-      <w:r>
-        <w:rPr>
-          <w:rFonts w:hint="eastAsia"/>
-        </w:rPr>
-        <w:t>。</w:t>
-      </w:r>
       <w:r>
         <w:rPr>
           <w:rFonts w:hint="eastAsia"/>
@@ -5163,18 +4729,18 @@
         <w:rPr>
           <w:rFonts w:hint="eastAsia"/>
         </w:rPr>
-        <w:t>共</w:t>
-      </w:r>
-      <w:r>
-        <w:rPr>
-          <w:rFonts w:hint="eastAsia"/>
-        </w:rPr>
         <w:t>5</w:t>
       </w:r>
       <w:r>
         <w:rPr>
           <w:rFonts w:hint="eastAsia"/>
         </w:rPr>
+        <w:t>个</w:t>
+      </w:r>
+      <w:r>
+        <w:rPr>
+          <w:rFonts w:hint="eastAsia"/>
+        </w:rPr>
         <w:t>阶段共</w:t>
       </w:r>
       <w:r>
@@ -5249,14 +4815,12 @@
         </w:rPr>
         <w:t>119</w:t>
       </w:r>
-      <w:proofErr w:type="gramStart"/>
       <w:r>
         <w:rPr>
           <w:rFonts w:hint="eastAsia"/>
         </w:rPr>
         <w:t>两个</w:t>
       </w:r>
-      <w:proofErr w:type="gramEnd"/>
       <w:r>
         <w:rPr>
           <w:rFonts w:hint="eastAsia"/>
@@ -5367,10 +4931,10 @@
                     <pic:cNvPicPr/>
                   </pic:nvPicPr>
                   <pic:blipFill rotWithShape="1">
-                    <a:blip r:embed="rId92">
+                    <a:blip r:embed="rId90">
                       <a:extLst>
                         <a:ext uri="{96DAC541-7B7A-43D3-8B79-37D633B846F1}">
-                          <asvg:svgBlip xmlns:asvg="http://schemas.microsoft.com/office/drawing/2016/SVG/main" r:embed="rId93"/>
+                          <asvg:svgBlip xmlns:asvg="http://schemas.microsoft.com/office/drawing/2016/SVG/main" r:embed="rId91"/>
                         </a:ext>
                       </a:extLst>
                     </a:blip>
@@ -5407,9 +4971,6 @@
       <w:pPr>
         <w:ind w:firstLineChars="200" w:firstLine="480"/>
         <w:jc w:val="left"/>
-        <w:rPr>
-          <w:rFonts w:hint="eastAsia"/>
-        </w:rPr>
       </w:pPr>
       <w:r>
         <w:rPr>
@@ -5489,14 +5050,12 @@
         </w:rPr>
         <w:t>经过</w:t>
       </w:r>
-      <w:proofErr w:type="gramStart"/>
       <w:r>
         <w:rPr>
           <w:rFonts w:hint="eastAsia"/>
         </w:rPr>
         <w:t>六阶段</w:t>
       </w:r>
-      <w:proofErr w:type="gramEnd"/>
       <w:r>
         <w:rPr>
           <w:rFonts w:hint="eastAsia"/>
@@ -5557,10 +5116,10 @@
                     <pic:cNvPicPr/>
                   </pic:nvPicPr>
                   <pic:blipFill rotWithShape="1">
-                    <a:blip r:embed="rId94">
+                    <a:blip r:embed="rId92">
                       <a:extLst>
                         <a:ext uri="{96DAC541-7B7A-43D3-8B79-37D633B846F1}">
-                          <asvg:svgBlip xmlns:asvg="http://schemas.microsoft.com/office/drawing/2016/SVG/main" r:embed="rId95"/>
+                          <asvg:svgBlip xmlns:asvg="http://schemas.microsoft.com/office/drawing/2016/SVG/main" r:embed="rId93"/>
                         </a:ext>
                       </a:extLst>
                     </a:blip>
@@ -5597,10 +5156,13 @@
       <w:pPr>
         <w:ind w:firstLineChars="200" w:firstLine="480"/>
         <w:jc w:val="left"/>
-        <w:rPr>
-          <w:rFonts w:hint="eastAsia"/>
-        </w:rPr>
-      </w:pPr>
+      </w:pPr>
+      <w:r>
+        <w:rPr>
+          <w:rFonts w:hint="eastAsia"/>
+        </w:rPr>
+        <w:t>由上</w:t>
+      </w:r>
       <w:r>
         <w:rPr>
           <w:rFonts w:hint="eastAsia"/>
@@ -5617,19 +5179,7 @@
         <w:rPr>
           <w:rFonts w:hint="eastAsia"/>
         </w:rPr>
-        <w:t>次迭代训练后，达到</w:t>
-      </w:r>
-      <w:r>
-        <w:rPr>
-          <w:rFonts w:hint="eastAsia"/>
-        </w:rPr>
-        <w:t>最佳</w:t>
-      </w:r>
-      <w:r>
-        <w:rPr>
-          <w:rFonts w:hint="eastAsia"/>
-        </w:rPr>
-        <w:t>性能。</w:t>
+        <w:t>次迭代训练后，达到最佳性能。</w:t>
       </w:r>
     </w:p>
     <w:p>
@@ -6457,6 +6007,7 @@
   <w:style w:type="character" w:default="1" w:styleId="a0">
     <w:name w:val="Default Paragraph Font"/>
     <w:uiPriority w:val="1"/>
+    <w:semiHidden/>
     <w:unhideWhenUsed/>
   </w:style>
   <w:style w:type="table" w:default="1" w:styleId="a1">
